--- a/src/Tests/Inputs/business-plans/09/input.docx
+++ b/src/Tests/Inputs/business-plans/09/input.docx
@@ -1,17 +1,17 @@
 
 <file path=word/document.xml><?xml version="1.0" encoding="utf-8"?>
-<w:document xmlns:wpc="http://schemas.microsoft.com/office/word/2010/wordprocessingCanvas" xmlns:cx="http://schemas.microsoft.com/office/drawing/2014/chartex" xmlns:cx1="http://schemas.microsoft.com/office/drawing/2015/9/8/chartex" xmlns:cx2="http://schemas.microsoft.com/office/drawing/2015/10/21/chartex" xmlns:cx3="http://schemas.microsoft.com/office/drawing/2016/5/9/chartex" xmlns:cx4="http://schemas.microsoft.com/office/drawing/2016/5/10/chartex" xmlns:cx5="http://schemas.microsoft.com/office/drawing/2016/5/11/chartex" xmlns:cx6="http://schemas.microsoft.com/office/drawing/2016/5/12/chartex" xmlns:cx7="http://schemas.microsoft.com/office/drawing/2016/5/13/chartex" xmlns:cx8="http://schemas.microsoft.com/office/drawing/2016/5/14/chartex" xmlns:mc="http://schemas.openxmlformats.org/markup-compatibility/2006" xmlns:aink="http://schemas.microsoft.com/office/drawing/2016/ink" xmlns:am3d="http://schemas.microsoft.com/office/drawing/2017/model3d" xmlns:o="urn:schemas-microsoft-com:office:office" xmlns:oel="http://schemas.microsoft.com/office/2019/extlst" xmlns:r="http://schemas.openxmlformats.org/officeDocument/2006/relationships" xmlns:m="http://schemas.openxmlformats.org/officeDocument/2006/math" xmlns:v="urn:schemas-microsoft-com:vml" xmlns:wp14="http://schemas.microsoft.com/office/word/2010/wordprocessingDrawing" xmlns:wp="http://schemas.openxmlformats.org/drawingml/2006/wordprocessingDrawing" xmlns:w10="urn:schemas-microsoft-com:office:word" xmlns:w="http://schemas.openxmlformats.org/wordprocessingml/2006/main" xmlns:w14="http://schemas.microsoft.com/office/word/2010/wordml" xmlns:w15="http://schemas.microsoft.com/office/word/2012/wordml" xmlns:w16cex="http://schemas.microsoft.com/office/word/2018/wordml/cex" xmlns:w16cid="http://schemas.microsoft.com/office/word/2016/wordml/cid" xmlns:w16="http://schemas.microsoft.com/office/word/2018/wordml" xmlns:w16sdtdh="http://schemas.microsoft.com/office/word/2020/wordml/sdtdatahash" xmlns:w16se="http://schemas.microsoft.com/office/word/2015/wordml/symex" xmlns:wpg="http://schemas.microsoft.com/office/word/2010/wordprocessingGroup" xmlns:wpi="http://schemas.microsoft.com/office/word/2010/wordprocessingInk" xmlns:wne="http://schemas.microsoft.com/office/word/2006/wordml" xmlns:wps="http://schemas.microsoft.com/office/word/2010/wordprocessingShape" mc:Ignorable="w14 w15 w16se w16cid w16 w16cex w16sdtdh wp14">
+<w:document xmlns:a="http://schemas.openxmlformats.org/drawingml/2006/main" xmlns:adec="http://schemas.microsoft.com/office/drawing/2017/decorative" xmlns:wpc="http://schemas.microsoft.com/office/word/2010/wordprocessingCanvas" xmlns:cx="http://schemas.microsoft.com/office/drawing/2014/chartex" xmlns:cx1="http://schemas.microsoft.com/office/drawing/2015/9/8/chartex" xmlns:cx2="http://schemas.microsoft.com/office/drawing/2015/10/21/chartex" xmlns:cx3="http://schemas.microsoft.com/office/drawing/2016/5/9/chartex" xmlns:cx4="http://schemas.microsoft.com/office/drawing/2016/5/10/chartex" xmlns:cx5="http://schemas.microsoft.com/office/drawing/2016/5/11/chartex" xmlns:cx6="http://schemas.microsoft.com/office/drawing/2016/5/12/chartex" xmlns:cx7="http://schemas.microsoft.com/office/drawing/2016/5/13/chartex" xmlns:cx8="http://schemas.microsoft.com/office/drawing/2016/5/14/chartex" xmlns:mc="http://schemas.openxmlformats.org/markup-compatibility/2006" xmlns:aink="http://schemas.microsoft.com/office/drawing/2016/ink" xmlns:am3d="http://schemas.microsoft.com/office/drawing/2017/model3d" xmlns:o="urn:schemas-microsoft-com:office:office" xmlns:oel="http://schemas.microsoft.com/office/2019/extlst" xmlns:r="http://schemas.openxmlformats.org/officeDocument/2006/relationships" xmlns:m="http://schemas.openxmlformats.org/officeDocument/2006/math" xmlns:v="urn:schemas-microsoft-com:vml" xmlns:wp14="http://schemas.microsoft.com/office/word/2010/wordprocessingDrawing" xmlns:wp="http://schemas.openxmlformats.org/drawingml/2006/wordprocessingDrawing" xmlns:w10="urn:schemas-microsoft-com:office:word" xmlns:w="http://schemas.openxmlformats.org/wordprocessingml/2006/main" xmlns:w14="http://schemas.microsoft.com/office/word/2010/wordml" xmlns:w15="http://schemas.microsoft.com/office/word/2012/wordml" xmlns:w16cex="http://schemas.microsoft.com/office/word/2018/wordml/cex" xmlns:w16cid="http://schemas.microsoft.com/office/word/2016/wordml/cid" xmlns:w16="http://schemas.microsoft.com/office/word/2018/wordml" xmlns:w16sdtdh="http://schemas.microsoft.com/office/word/2020/wordml/sdtdatahash" xmlns:w16se="http://schemas.microsoft.com/office/word/2015/wordml/symex" xmlns:wpg="http://schemas.microsoft.com/office/word/2010/wordprocessingGroup" xmlns:wpi="http://schemas.microsoft.com/office/word/2010/wordprocessingInk" xmlns:wne="http://schemas.microsoft.com/office/word/2006/wordml" xmlns:wps="http://schemas.microsoft.com/office/word/2010/wordprocessingShape" mc:Ignorable="w14 w15 w16se w16cid w16 w16cex w16sdtdh wp14">
   <w:body>
     <w:p>
       <w:pPr>
         <w:pStyle w:val="Imageplaceholder"/>
       </w:pPr>
-      <w:bookmarkStart w:id="0" w:name="OLE_LINK5"/>
+      <w:bookmarkStart w:name="OLE_LINK5" w:id="0"/>
       <w:r>
         <mc:AlternateContent>
           <mc:Choice Requires="wpg">
             <w:drawing>
-              <wp:anchor distT="0" distB="0" distL="114300" distR="114300" simplePos="0" relativeHeight="251669504" behindDoc="1" locked="1" layoutInCell="1" allowOverlap="0" wp14:anchorId="391DB352" wp14:editId="64FE9758">
+              <wp:anchor distT="0" distB="0" distL="114300" distR="114300" simplePos="0" relativeHeight="251669504" behindDoc="1" locked="1" layoutInCell="1" allowOverlap="0" wp14:editId="64FE9758" wp14:anchorId="391DB352">
                 <wp:simplePos x="0" y="0"/>
                 <wp:positionH relativeFrom="column">
                   <wp:posOffset>-922020</wp:posOffset>
@@ -195,9 +195,9 @@
           </mc:Choice>
           <mc:Fallback>
             <w:pict>
-              <v:group w14:anchorId="391DB352" id="Group 4" o:spid="_x0000_s1026" alt="&quot;&quot;" style="position:absolute;margin-left:-72.6pt;margin-top:-396pt;width:612.7pt;height:11in;z-index:-251646976;mso-width-relative:margin" coordsize="77800,100584" o:gfxdata="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" o:allowoverlap="f">
-                <v:rect id="Rectangle 7" o:spid="_x0000_s1027" style="position:absolute;left:76;width:77724;height:100584;visibility:visible;mso-wrap-style:square;v-text-anchor:middle" o:gfxdata="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" fillcolor="#e2eff0 [662]" stroked="f" strokeweight="1pt"/>
-                <v:rect id="Rectangle 39" o:spid="_x0000_s1028" style="position:absolute;top:51739;width:7040;height:34839;flip:x;visibility:visible;mso-wrap-style:square;v-text-anchor:middle" o:gfxdata="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" fillcolor="#c6e0e2 [1302]" stroked="f" strokeweight="1pt">
+              <v:group id="Group 4" style="position:absolute;margin-left:-72.6pt;margin-top:-396pt;width:612.7pt;height:11in;z-index:-251646976;mso-width-relative:margin" alt="&quot;&quot;" coordsize="77800,100584" o:spid="_x0000_s1026" o:allowoverlap="f" o:gfxdata="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" w14:anchorId="391DB352">
+                <v:rect id="Rectangle 7" style="position:absolute;left:76;width:77724;height:100584;visibility:visible;mso-wrap-style:square;v-text-anchor:middle" o:spid="_x0000_s1027" fillcolor="#e2eff0 [662]" stroked="f" strokeweight="1pt" o:gfxdata="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"/>
+                <v:rect id="Rectangle 39" style="position:absolute;top:51739;width:7040;height:34839;flip:x;visibility:visible;mso-wrap-style:square;v-text-anchor:middle" o:spid="_x0000_s1028" fillcolor="#c6e0e2 [1302]" stroked="f" strokeweight="1pt" o:gfxdata="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">
                   <v:textbox>
                     <w:txbxContent>
                       <w:p>
@@ -208,7 +208,7 @@
                     </w:txbxContent>
                   </v:textbox>
                 </v:rect>
-                <v:rect id="Rectangle 40" o:spid="_x0000_s1029" style="position:absolute;top:64998;width:63002;height:549;flip:y;visibility:visible;mso-wrap-style:square;v-text-anchor:middle" o:gfxdata="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" fillcolor="#325e62 [1606]" stroked="f" strokeweight="1pt">
+                <v:rect id="Rectangle 40" style="position:absolute;top:64998;width:63002;height:549;flip:y;visibility:visible;mso-wrap-style:square;v-text-anchor:middle" o:spid="_x0000_s1029" fillcolor="#325e62 [1606]" stroked="f" strokeweight="1pt" o:gfxdata="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">
                   <o:lock v:ext="edit" aspectratio="t"/>
                 </v:rect>
                 <w10:anchorlock/>
@@ -419,7 +419,7 @@
           <w:tcPr>
             <w:tcW w:w="9350" w:type="dxa"/>
             <w:tcBorders>
-              <w:top w:val="single" w:sz="12" w:space="0" w:color="4B8E94" w:themeColor="accent3" w:themeShade="BF"/>
+              <w:top w:val="single" w:color="4B8E94" w:themeColor="accent3" w:themeShade="BF" w:sz="12" w:space="0"/>
               <w:left w:val="nil"/>
               <w:bottom w:val="nil"/>
               <w:right w:val="nil"/>
@@ -1516,7 +1516,7 @@
       <w:tblPr>
         <w:tblW w:w="0" w:type="auto"/>
         <w:tblBorders>
-          <w:top w:val="single" w:sz="12" w:space="0" w:color="4B8E94" w:themeColor="accent3" w:themeShade="BF"/>
+          <w:top w:val="single" w:color="4B8E94" w:themeColor="accent3" w:themeShade="BF" w:sz="12" w:space="0"/>
         </w:tblBorders>
         <w:tblLook w:val="0600" w:firstRow="0" w:lastRow="0" w:firstColumn="0" w:lastColumn="0" w:noHBand="1" w:noVBand="1"/>
       </w:tblPr>
@@ -2248,7 +2248,7 @@
       <w:tblPr>
         <w:tblW w:w="0" w:type="auto"/>
         <w:tblBorders>
-          <w:top w:val="single" w:sz="12" w:space="0" w:color="4B8E94" w:themeColor="accent3" w:themeShade="BF"/>
+          <w:top w:val="single" w:color="4B8E94" w:themeColor="accent3" w:themeShade="BF" w:sz="12" w:space="0"/>
         </w:tblBorders>
         <w:tblLook w:val="0600" w:firstRow="0" w:lastRow="0" w:firstColumn="0" w:lastColumn="0" w:noHBand="1" w:noVBand="1"/>
       </w:tblPr>
@@ -2611,7 +2611,7 @@
       <w:tblPr>
         <w:tblW w:w="0" w:type="auto"/>
         <w:tblBorders>
-          <w:top w:val="single" w:sz="12" w:space="0" w:color="4B8E94" w:themeColor="accent3" w:themeShade="BF"/>
+          <w:top w:val="single" w:color="4B8E94" w:themeColor="accent3" w:themeShade="BF" w:sz="12" w:space="0"/>
         </w:tblBorders>
         <w:tblLook w:val="0600" w:firstRow="0" w:lastRow="0" w:firstColumn="0" w:lastColumn="0" w:noHBand="1" w:noVBand="1"/>
       </w:tblPr>

--- a/src/Tests/Inputs/business-plans/09/input.docx
+++ b/src/Tests/Inputs/business-plans/09/input.docx
@@ -5779,3922 +5779,6 @@
 </w:webSettings>
 </file>
 
-<file path=word/glossary/document.xml><?xml version="1.0" encoding="utf-8"?>
-<w:glossaryDocument xmlns:wpc="http://schemas.microsoft.com/office/word/2010/wordprocessingCanvas" xmlns:cx="http://schemas.microsoft.com/office/drawing/2014/chartex" xmlns:cx1="http://schemas.microsoft.com/office/drawing/2015/9/8/chartex" xmlns:cx2="http://schemas.microsoft.com/office/drawing/2015/10/21/chartex" xmlns:cx3="http://schemas.microsoft.com/office/drawing/2016/5/9/chartex" xmlns:cx4="http://schemas.microsoft.com/office/drawing/2016/5/10/chartex" xmlns:cx5="http://schemas.microsoft.com/office/drawing/2016/5/11/chartex" xmlns:cx6="http://schemas.microsoft.com/office/drawing/2016/5/12/chartex" xmlns:cx7="http://schemas.microsoft.com/office/drawing/2016/5/13/chartex" xmlns:cx8="http://schemas.microsoft.com/office/drawing/2016/5/14/chartex" xmlns:mc="http://schemas.openxmlformats.org/markup-compatibility/2006" xmlns:aink="http://schemas.microsoft.com/office/drawing/2016/ink" xmlns:am3d="http://schemas.microsoft.com/office/drawing/2017/model3d" xmlns:o="urn:schemas-microsoft-com:office:office" xmlns:oel="http://schemas.microsoft.com/office/2019/extlst" xmlns:r="http://schemas.openxmlformats.org/officeDocument/2006/relationships" xmlns:m="http://schemas.openxmlformats.org/officeDocument/2006/math" xmlns:v="urn:schemas-microsoft-com:vml" xmlns:wp14="http://schemas.microsoft.com/office/word/2010/wordprocessingDrawing" xmlns:wp="http://schemas.openxmlformats.org/drawingml/2006/wordprocessingDrawing" xmlns:w10="urn:schemas-microsoft-com:office:word" xmlns:w="http://schemas.openxmlformats.org/wordprocessingml/2006/main" xmlns:w14="http://schemas.microsoft.com/office/word/2010/wordml" xmlns:w15="http://schemas.microsoft.com/office/word/2012/wordml" xmlns:w16cex="http://schemas.microsoft.com/office/word/2018/wordml/cex" xmlns:w16cid="http://schemas.microsoft.com/office/word/2016/wordml/cid" xmlns:w16="http://schemas.microsoft.com/office/word/2018/wordml" xmlns:w16sdtdh="http://schemas.microsoft.com/office/word/2020/wordml/sdtdatahash" xmlns:w16se="http://schemas.microsoft.com/office/word/2015/wordml/symex" xmlns:wpg="http://schemas.microsoft.com/office/word/2010/wordprocessingGroup" xmlns:wpi="http://schemas.microsoft.com/office/word/2010/wordprocessingInk" xmlns:wne="http://schemas.microsoft.com/office/word/2006/wordml" xmlns:wps="http://schemas.microsoft.com/office/word/2010/wordprocessingShape" mc:Ignorable="w14 w15 w16se w16cid w16 w16cex w16sdtdh wp14">
-  <w:docParts>
-    <w:docPart>
-      <w:docPartPr>
-        <w:name w:val="6ED384B886DCEB4C814A72912E15699B"/>
-        <w:category>
-          <w:name w:val="General"/>
-          <w:gallery w:val="placeholder"/>
-        </w:category>
-        <w:types>
-          <w:type w:val="bbPlcHdr"/>
-        </w:types>
-        <w:behaviors>
-          <w:behavior w:val="content"/>
-        </w:behaviors>
-        <w:guid w:val="{7871A663-F6A8-E24B-8C56-731A4070086E}"/>
-      </w:docPartPr>
-      <w:docPartBody>
-        <w:p>
-          <w:pPr>
-            <w:pStyle w:val="6ED384B886DCEB4C814A72912E15699B"/>
-          </w:pPr>
-          <w:r>
-            <w:t>Describe your company's mission and goals.</w:t>
-          </w:r>
-        </w:p>
-      </w:docPartBody>
-    </w:docPart>
-    <w:docPart>
-      <w:docPartPr>
-        <w:name w:val="262A4EB50891844793D2E14754ED3863"/>
-        <w:category>
-          <w:name w:val="General"/>
-          <w:gallery w:val="placeholder"/>
-        </w:category>
-        <w:types>
-          <w:type w:val="bbPlcHdr"/>
-        </w:types>
-        <w:behaviors>
-          <w:behavior w:val="content"/>
-        </w:behaviors>
-        <w:guid w:val="{69C1D10E-F2D9-3A47-98A3-63749976ED1F}"/>
-      </w:docPartPr>
-      <w:docPartBody>
-        <w:p>
-          <w:pPr>
-            <w:pStyle w:val="262A4EB50891844793D2E14754ED3863"/>
-          </w:pPr>
-          <w:r>
-            <w:t>Questions for consumers</w:t>
-          </w:r>
-        </w:p>
-      </w:docPartBody>
-    </w:docPart>
-    <w:docPart>
-      <w:docPartPr>
-        <w:name w:val="26F3EB529A1CDD4393805B191A367AD5"/>
-        <w:category>
-          <w:name w:val="General"/>
-          <w:gallery w:val="placeholder"/>
-        </w:category>
-        <w:types>
-          <w:type w:val="bbPlcHdr"/>
-        </w:types>
-        <w:behaviors>
-          <w:behavior w:val="content"/>
-        </w:behaviors>
-        <w:guid w:val="{089C21BD-9454-0E4F-9EB8-B399DA2E28C8}"/>
-      </w:docPartPr>
-      <w:docPartBody>
-        <w:p>
-          <w:pPr>
-            <w:pStyle w:val="26F3EB529A1CDD4393805B191A367AD5"/>
-          </w:pPr>
-          <w:r>
-            <w:t>No.</w:t>
-          </w:r>
-        </w:p>
-      </w:docPartBody>
-    </w:docPart>
-    <w:docPart>
-      <w:docPartPr>
-        <w:name w:val="7403FEB9BA58AF4EAF005217FF70B29E"/>
-        <w:category>
-          <w:name w:val="General"/>
-          <w:gallery w:val="placeholder"/>
-        </w:category>
-        <w:types>
-          <w:type w:val="bbPlcHdr"/>
-        </w:types>
-        <w:behaviors>
-          <w:behavior w:val="content"/>
-        </w:behaviors>
-        <w:guid w:val="{1A614C5E-B4AC-CB46-AEAF-960708629511}"/>
-      </w:docPartPr>
-      <w:docPartBody>
-        <w:p>
-          <w:pPr>
-            <w:pStyle w:val="7403FEB9BA58AF4EAF005217FF70B29E"/>
-          </w:pPr>
-          <w:r>
-            <w:t>Questions</w:t>
-          </w:r>
-        </w:p>
-      </w:docPartBody>
-    </w:docPart>
-    <w:docPart>
-      <w:docPartPr>
-        <w:name w:val="E2DDBB1FF8F0314CA2EA360687E80528"/>
-        <w:category>
-          <w:name w:val="General"/>
-          <w:gallery w:val="placeholder"/>
-        </w:category>
-        <w:types>
-          <w:type w:val="bbPlcHdr"/>
-        </w:types>
-        <w:behaviors>
-          <w:behavior w:val="content"/>
-        </w:behaviors>
-        <w:guid w:val="{9D378C54-0C64-5F46-AD18-EEB90A6925C2}"/>
-      </w:docPartPr>
-      <w:docPartBody>
-        <w:p>
-          <w:pPr>
-            <w:pStyle w:val="E2DDBB1FF8F0314CA2EA360687E80528"/>
-          </w:pPr>
-          <w:r>
-            <w:t>Q</w:t>
-          </w:r>
-          <w:r>
-            <w:t>uestion</w:t>
-          </w:r>
-          <w:r>
-            <w:t xml:space="preserve"> for consumers</w:t>
-          </w:r>
-          <w:r>
-            <w:t xml:space="preserve"> </w:t>
-          </w:r>
-          <w:r>
-            <w:t>#1</w:t>
-          </w:r>
-        </w:p>
-      </w:docPartBody>
-    </w:docPart>
-    <w:docPart>
-      <w:docPartPr>
-        <w:name w:val="5FB1615017FF2146A3AD80D40CE35C4B"/>
-        <w:category>
-          <w:name w:val="General"/>
-          <w:gallery w:val="placeholder"/>
-        </w:category>
-        <w:types>
-          <w:type w:val="bbPlcHdr"/>
-        </w:types>
-        <w:behaviors>
-          <w:behavior w:val="content"/>
-        </w:behaviors>
-        <w:guid w:val="{5F09E365-C62D-4043-B867-F136D969F280}"/>
-      </w:docPartPr>
-      <w:docPartBody>
-        <w:p>
-          <w:pPr>
-            <w:pStyle w:val="5FB1615017FF2146A3AD80D40CE35C4B1"/>
-          </w:pPr>
-          <w:r>
-            <w:rPr>
-              <w:rStyle w:val="Emphasis"/>
-            </w:rPr>
-            <w:t>List questions that you can use in your target audience profile.</w:t>
-          </w:r>
-        </w:p>
-      </w:docPartBody>
-    </w:docPart>
-    <w:docPart>
-      <w:docPartPr>
-        <w:name w:val="FFD79D98D12BC6428F3C87FCC760460E"/>
-        <w:category>
-          <w:name w:val="General"/>
-          <w:gallery w:val="placeholder"/>
-        </w:category>
-        <w:types>
-          <w:type w:val="bbPlcHdr"/>
-        </w:types>
-        <w:behaviors>
-          <w:behavior w:val="content"/>
-        </w:behaviors>
-        <w:guid w:val="{67CA97EE-FC0B-6246-A8C8-A3DF3291F132}"/>
-      </w:docPartPr>
-      <w:docPartBody>
-        <w:p>
-          <w:pPr>
-            <w:pStyle w:val="FFD79D98D12BC6428F3C87FCC760460E"/>
-          </w:pPr>
-          <w:r>
-            <w:t>Question for consumers #2</w:t>
-          </w:r>
-        </w:p>
-      </w:docPartBody>
-    </w:docPart>
-    <w:docPart>
-      <w:docPartPr>
-        <w:name w:val="0F242A95DCFA1A40A3EA818EEE18D598"/>
-        <w:category>
-          <w:name w:val="General"/>
-          <w:gallery w:val="placeholder"/>
-        </w:category>
-        <w:types>
-          <w:type w:val="bbPlcHdr"/>
-        </w:types>
-        <w:behaviors>
-          <w:behavior w:val="content"/>
-        </w:behaviors>
-        <w:guid w:val="{71A776E7-EB2C-3440-BAD3-82F3E30DEA5C}"/>
-      </w:docPartPr>
-      <w:docPartBody>
-        <w:p>
-          <w:pPr>
-            <w:pStyle w:val="0F242A95DCFA1A40A3EA818EEE18D598"/>
-          </w:pPr>
-          <w:r>
-            <w:t>Q</w:t>
-          </w:r>
-          <w:r>
-            <w:t>uestion</w:t>
-          </w:r>
-          <w:r>
-            <w:t xml:space="preserve"> for consumers</w:t>
-          </w:r>
-          <w:r>
-            <w:t xml:space="preserve"> </w:t>
-          </w:r>
-          <w:r>
-            <w:t>#3</w:t>
-          </w:r>
-        </w:p>
-      </w:docPartBody>
-    </w:docPart>
-    <w:docPart>
-      <w:docPartPr>
-        <w:name w:val="149654184913144C824B1D6887023E9E"/>
-        <w:category>
-          <w:name w:val="General"/>
-          <w:gallery w:val="placeholder"/>
-        </w:category>
-        <w:types>
-          <w:type w:val="bbPlcHdr"/>
-        </w:types>
-        <w:behaviors>
-          <w:behavior w:val="content"/>
-        </w:behaviors>
-        <w:guid w:val="{4FED51BE-4F2C-1E4A-AA08-C10C0361165A}"/>
-      </w:docPartPr>
-      <w:docPartBody>
-        <w:p>
-          <w:pPr>
-            <w:pStyle w:val="149654184913144C824B1D6887023E9E"/>
-          </w:pPr>
-          <w:r>
-            <w:t>Q</w:t>
-          </w:r>
-          <w:r>
-            <w:t>uestion</w:t>
-          </w:r>
-          <w:r>
-            <w:t xml:space="preserve"> for consumers</w:t>
-          </w:r>
-          <w:r>
-            <w:t xml:space="preserve"> </w:t>
-          </w:r>
-          <w:r>
-            <w:t>#4</w:t>
-          </w:r>
-        </w:p>
-      </w:docPartBody>
-    </w:docPart>
-    <w:docPart>
-      <w:docPartPr>
-        <w:name w:val="D9B685063676B6489D938C69BCA55C63"/>
-        <w:category>
-          <w:name w:val="General"/>
-          <w:gallery w:val="placeholder"/>
-        </w:category>
-        <w:types>
-          <w:type w:val="bbPlcHdr"/>
-        </w:types>
-        <w:behaviors>
-          <w:behavior w:val="content"/>
-        </w:behaviors>
-        <w:guid w:val="{55396536-5DC0-404F-88AE-EA34FE187005}"/>
-      </w:docPartPr>
-      <w:docPartBody>
-        <w:p>
-          <w:pPr>
-            <w:pStyle w:val="D9B685063676B6489D938C69BCA55C63"/>
-          </w:pPr>
-          <w:r>
-            <w:t>Q</w:t>
-          </w:r>
-          <w:r>
-            <w:t>uestion</w:t>
-          </w:r>
-          <w:r>
-            <w:t xml:space="preserve"> for consumers</w:t>
-          </w:r>
-          <w:r>
-            <w:t xml:space="preserve"> </w:t>
-          </w:r>
-          <w:r>
-            <w:t>#5</w:t>
-          </w:r>
-        </w:p>
-      </w:docPartBody>
-    </w:docPart>
-    <w:docPart>
-      <w:docPartPr>
-        <w:name w:val="572F200B10FF76458334EEC146273C8E"/>
-        <w:category>
-          <w:name w:val="General"/>
-          <w:gallery w:val="placeholder"/>
-        </w:category>
-        <w:types>
-          <w:type w:val="bbPlcHdr"/>
-        </w:types>
-        <w:behaviors>
-          <w:behavior w:val="content"/>
-        </w:behaviors>
-        <w:guid w:val="{5138F89B-CB29-8140-A50D-C24B92254636}"/>
-      </w:docPartPr>
-      <w:docPartBody>
-        <w:p>
-          <w:pPr>
-            <w:pStyle w:val="572F200B10FF76458334EEC146273C8E"/>
-          </w:pPr>
-          <w:r>
-            <w:t>Audience and market</w:t>
-          </w:r>
-        </w:p>
-      </w:docPartBody>
-    </w:docPart>
-    <w:docPart>
-      <w:docPartPr>
-        <w:name w:val="66A9F004640844409ACA6DB0C6302C06"/>
-        <w:category>
-          <w:name w:val="General"/>
-          <w:gallery w:val="placeholder"/>
-        </w:category>
-        <w:types>
-          <w:type w:val="bbPlcHdr"/>
-        </w:types>
-        <w:behaviors>
-          <w:behavior w:val="content"/>
-        </w:behaviors>
-        <w:guid w:val="{11A57D4C-73A8-294B-B4E0-884F1CCA3287}"/>
-      </w:docPartPr>
-      <w:docPartBody>
-        <w:p>
-          <w:pPr>
-            <w:pStyle w:val="66A9F004640844409ACA6DB0C6302C06"/>
-          </w:pPr>
-          <w:r>
-            <w:t>No.</w:t>
-          </w:r>
-        </w:p>
-      </w:docPartBody>
-    </w:docPart>
-    <w:docPart>
-      <w:docPartPr>
-        <w:name w:val="2B38FFBBD020AC4FA6B6C97405F3F622"/>
-        <w:category>
-          <w:name w:val="General"/>
-          <w:gallery w:val="placeholder"/>
-        </w:category>
-        <w:types>
-          <w:type w:val="bbPlcHdr"/>
-        </w:types>
-        <w:behaviors>
-          <w:behavior w:val="content"/>
-        </w:behaviors>
-        <w:guid w:val="{B07794F8-BC77-0449-ABA5-8239C15A8EC2}"/>
-      </w:docPartPr>
-      <w:docPartBody>
-        <w:p>
-          <w:pPr>
-            <w:pStyle w:val="2B38FFBBD020AC4FA6B6C97405F3F622"/>
-          </w:pPr>
-          <w:r>
-            <w:t>Audience and Market</w:t>
-          </w:r>
-        </w:p>
-      </w:docPartBody>
-    </w:docPart>
-    <w:docPart>
-      <w:docPartPr>
-        <w:name w:val="24353A35BCDE204C81BCF60E538AC2F9"/>
-        <w:category>
-          <w:name w:val="General"/>
-          <w:gallery w:val="placeholder"/>
-        </w:category>
-        <w:types>
-          <w:type w:val="bbPlcHdr"/>
-        </w:types>
-        <w:behaviors>
-          <w:behavior w:val="content"/>
-        </w:behaviors>
-        <w:guid w:val="{B572F744-6BE7-F545-9701-4004114876E4}"/>
-      </w:docPartPr>
-      <w:docPartBody>
-        <w:p>
-          <w:pPr>
-            <w:pStyle w:val="24353A35BCDE204C81BCF60E538AC2F9"/>
-          </w:pPr>
-          <w:r>
-            <w:t>Audience and market</w:t>
-          </w:r>
-          <w:r>
-            <w:t xml:space="preserve"> #1</w:t>
-          </w:r>
-        </w:p>
-      </w:docPartBody>
-    </w:docPart>
-    <w:docPart>
-      <w:docPartPr>
-        <w:name w:val="C355F3137632C945AF55FF40D94A3281"/>
-        <w:category>
-          <w:name w:val="General"/>
-          <w:gallery w:val="placeholder"/>
-        </w:category>
-        <w:types>
-          <w:type w:val="bbPlcHdr"/>
-        </w:types>
-        <w:behaviors>
-          <w:behavior w:val="content"/>
-        </w:behaviors>
-        <w:guid w:val="{78AC804F-F2E3-844D-8875-CD0294742226}"/>
-      </w:docPartPr>
-      <w:docPartBody>
-        <w:p>
-          <w:pPr>
-            <w:pStyle w:val="C355F3137632C945AF55FF40D94A32811"/>
-          </w:pPr>
-          <w:r>
-            <w:rPr>
-              <w:i/>
-              <w:iCs/>
-              <w:color w:val="595959" w:themeColor="text1" w:themeTint="A6"/>
-            </w:rPr>
-            <w:t>Identify who makes up your target audience and your market.</w:t>
-          </w:r>
-        </w:p>
-      </w:docPartBody>
-    </w:docPart>
-    <w:docPart>
-      <w:docPartPr>
-        <w:name w:val="975F837F7D5C9C48963FE6DBC07339DC"/>
-        <w:category>
-          <w:name w:val="General"/>
-          <w:gallery w:val="placeholder"/>
-        </w:category>
-        <w:types>
-          <w:type w:val="bbPlcHdr"/>
-        </w:types>
-        <w:behaviors>
-          <w:behavior w:val="content"/>
-        </w:behaviors>
-        <w:guid w:val="{5AAF2F05-5710-CE46-BD34-6130CD4D43CD}"/>
-      </w:docPartPr>
-      <w:docPartBody>
-        <w:p>
-          <w:pPr>
-            <w:pStyle w:val="975F837F7D5C9C48963FE6DBC07339DC"/>
-          </w:pPr>
-          <w:r>
-            <w:t>Audience and market</w:t>
-          </w:r>
-          <w:r>
-            <w:t xml:space="preserve"> </w:t>
-          </w:r>
-          <w:r>
-            <w:t>#2</w:t>
-          </w:r>
-        </w:p>
-      </w:docPartBody>
-    </w:docPart>
-    <w:docPart>
-      <w:docPartPr>
-        <w:name w:val="DE967878CD49DD4E9C6D4606FCD60C61"/>
-        <w:category>
-          <w:name w:val="General"/>
-          <w:gallery w:val="placeholder"/>
-        </w:category>
-        <w:types>
-          <w:type w:val="bbPlcHdr"/>
-        </w:types>
-        <w:behaviors>
-          <w:behavior w:val="content"/>
-        </w:behaviors>
-        <w:guid w:val="{29FEFAF1-CBC4-5F42-8A4F-4107E7F6ACBF}"/>
-      </w:docPartPr>
-      <w:docPartBody>
-        <w:p>
-          <w:pPr>
-            <w:pStyle w:val="DE967878CD49DD4E9C6D4606FCD60C61"/>
-          </w:pPr>
-          <w:r>
-            <w:t>Audience and market</w:t>
-          </w:r>
-          <w:r>
-            <w:t xml:space="preserve"> </w:t>
-          </w:r>
-          <w:r>
-            <w:t>#3</w:t>
-          </w:r>
-        </w:p>
-      </w:docPartBody>
-    </w:docPart>
-    <w:docPart>
-      <w:docPartPr>
-        <w:name w:val="A2FD17E59530E946AEE106D93E1CACB8"/>
-        <w:category>
-          <w:name w:val="General"/>
-          <w:gallery w:val="placeholder"/>
-        </w:category>
-        <w:types>
-          <w:type w:val="bbPlcHdr"/>
-        </w:types>
-        <w:behaviors>
-          <w:behavior w:val="content"/>
-        </w:behaviors>
-        <w:guid w:val="{CB8FA65E-4C59-7741-A26A-B6E980D670A2}"/>
-      </w:docPartPr>
-      <w:docPartBody>
-        <w:p>
-          <w:pPr>
-            <w:pStyle w:val="A2FD17E59530E946AEE106D93E1CACB8"/>
-          </w:pPr>
-          <w:r>
-            <w:t>Audience and market</w:t>
-          </w:r>
-          <w:r>
-            <w:t xml:space="preserve"> </w:t>
-          </w:r>
-          <w:r>
-            <w:t>#4</w:t>
-          </w:r>
-        </w:p>
-      </w:docPartBody>
-    </w:docPart>
-    <w:docPart>
-      <w:docPartPr>
-        <w:name w:val="BA02D0FC16D10C48B621A038718D68C9"/>
-        <w:category>
-          <w:name w:val="General"/>
-          <w:gallery w:val="placeholder"/>
-        </w:category>
-        <w:types>
-          <w:type w:val="bbPlcHdr"/>
-        </w:types>
-        <w:behaviors>
-          <w:behavior w:val="content"/>
-        </w:behaviors>
-        <w:guid w:val="{10C992EE-2BA8-D74D-88FA-F5EB068E63E3}"/>
-      </w:docPartPr>
-      <w:docPartBody>
-        <w:p>
-          <w:pPr>
-            <w:pStyle w:val="BA02D0FC16D10C48B621A038718D68C9"/>
-          </w:pPr>
-          <w:r>
-            <w:t>Audience and market</w:t>
-          </w:r>
-          <w:r>
-            <w:t xml:space="preserve"> </w:t>
-          </w:r>
-          <w:r>
-            <w:t>#5</w:t>
-          </w:r>
-        </w:p>
-      </w:docPartBody>
-    </w:docPart>
-    <w:docPart>
-      <w:docPartPr>
-        <w:name w:val="153E00E0E635AB499011CA5736CBA952"/>
-        <w:category>
-          <w:name w:val="General"/>
-          <w:gallery w:val="placeholder"/>
-        </w:category>
-        <w:types>
-          <w:type w:val="bbPlcHdr"/>
-        </w:types>
-        <w:behaviors>
-          <w:behavior w:val="content"/>
-        </w:behaviors>
-        <w:guid w:val="{7CDAC688-9B04-BE4D-B04D-61B9CA454A13}"/>
-      </w:docPartPr>
-      <w:docPartBody>
-        <w:p>
-          <w:pPr>
-            <w:pStyle w:val="153E00E0E635AB499011CA5736CBA952"/>
-          </w:pPr>
-          <w:r>
-            <w:t>QUESTIONS TO NARROW DOWN YOUR TARGET AUDIENCE</w:t>
-          </w:r>
-        </w:p>
-      </w:docPartBody>
-    </w:docPart>
-    <w:docPart>
-      <w:docPartPr>
-        <w:name w:val="C3B5FE7E8CBD3A47B8002ACB82DEBEF5"/>
-        <w:category>
-          <w:name w:val="General"/>
-          <w:gallery w:val="placeholder"/>
-        </w:category>
-        <w:types>
-          <w:type w:val="bbPlcHdr"/>
-        </w:types>
-        <w:behaviors>
-          <w:behavior w:val="content"/>
-        </w:behaviors>
-        <w:guid w:val="{E3C026AD-DAAE-E641-9ADF-726B7D8ED929}"/>
-      </w:docPartPr>
-      <w:docPartBody>
-        <w:p>
-          <w:pPr>
-            <w:pStyle w:val="C3B5FE7E8CBD3A47B8002ACB82DEBEF5"/>
-          </w:pPr>
-          <w:r>
-            <w:t>No.</w:t>
-          </w:r>
-        </w:p>
-      </w:docPartBody>
-    </w:docPart>
-    <w:docPart>
-      <w:docPartPr>
-        <w:name w:val="DE20B395ECAA5045859147C45266BD95"/>
-        <w:category>
-          <w:name w:val="General"/>
-          <w:gallery w:val="placeholder"/>
-        </w:category>
-        <w:types>
-          <w:type w:val="bbPlcHdr"/>
-        </w:types>
-        <w:behaviors>
-          <w:behavior w:val="content"/>
-        </w:behaviors>
-        <w:guid w:val="{14B18423-C45B-1B45-8FF8-448194A65C93}"/>
-      </w:docPartPr>
-      <w:docPartBody>
-        <w:p>
-          <w:pPr>
-            <w:pStyle w:val="DE20B395ECAA5045859147C45266BD95"/>
-          </w:pPr>
-          <w:r>
-            <w:t>Audience and Market</w:t>
-          </w:r>
-        </w:p>
-      </w:docPartBody>
-    </w:docPart>
-    <w:docPart>
-      <w:docPartPr>
-        <w:name w:val="4F30EB473245B84BBF0A7ACAF99FB05C"/>
-        <w:category>
-          <w:name w:val="General"/>
-          <w:gallery w:val="placeholder"/>
-        </w:category>
-        <w:types>
-          <w:type w:val="bbPlcHdr"/>
-        </w:types>
-        <w:behaviors>
-          <w:behavior w:val="content"/>
-        </w:behaviors>
-        <w:guid w:val="{EBC8E665-5D97-C741-96EA-79FFC4B2B1CD}"/>
-      </w:docPartPr>
-      <w:docPartBody>
-        <w:p>
-          <w:pPr>
-            <w:pStyle w:val="4F30EB473245B84BBF0A7ACAF99FB05C"/>
-          </w:pPr>
-          <w:r>
-            <w:t>Questions to narrow down target audience</w:t>
-          </w:r>
-          <w:r>
-            <w:t xml:space="preserve"> #1</w:t>
-          </w:r>
-        </w:p>
-      </w:docPartBody>
-    </w:docPart>
-    <w:docPart>
-      <w:docPartPr>
-        <w:name w:val="93A785FDD3F5C745A85CC56927EC80C5"/>
-        <w:category>
-          <w:name w:val="General"/>
-          <w:gallery w:val="placeholder"/>
-        </w:category>
-        <w:types>
-          <w:type w:val="bbPlcHdr"/>
-        </w:types>
-        <w:behaviors>
-          <w:behavior w:val="content"/>
-        </w:behaviors>
-        <w:guid w:val="{193FBF8C-7606-1F48-B757-EC78F547997C}"/>
-      </w:docPartPr>
-      <w:docPartBody>
-        <w:p>
-          <w:pPr>
-            <w:pStyle w:val="93A785FDD3F5C745A85CC56927EC80C51"/>
-          </w:pPr>
-          <w:r>
-            <w:rPr>
-              <w:i/>
-              <w:iCs/>
-              <w:color w:val="595959" w:themeColor="text1" w:themeTint="A6"/>
-            </w:rPr>
-            <w:t>List questions that you can use to help you narrow down who your target audience is.</w:t>
-          </w:r>
-        </w:p>
-      </w:docPartBody>
-    </w:docPart>
-    <w:docPart>
-      <w:docPartPr>
-        <w:name w:val="2B0F235C9B24DC4BB8952B493FF2CA7F"/>
-        <w:category>
-          <w:name w:val="General"/>
-          <w:gallery w:val="placeholder"/>
-        </w:category>
-        <w:types>
-          <w:type w:val="bbPlcHdr"/>
-        </w:types>
-        <w:behaviors>
-          <w:behavior w:val="content"/>
-        </w:behaviors>
-        <w:guid w:val="{6CE90883-7271-4441-B091-CDEC05627EEE}"/>
-      </w:docPartPr>
-      <w:docPartBody>
-        <w:p>
-          <w:pPr>
-            <w:pStyle w:val="2B0F235C9B24DC4BB8952B493FF2CA7F"/>
-          </w:pPr>
-          <w:r>
-            <w:t>Questions to narrow down target audience</w:t>
-          </w:r>
-          <w:r>
-            <w:t xml:space="preserve"> </w:t>
-          </w:r>
-          <w:r>
-            <w:t>#2</w:t>
-          </w:r>
-        </w:p>
-      </w:docPartBody>
-    </w:docPart>
-    <w:docPart>
-      <w:docPartPr>
-        <w:name w:val="E35564349CF8734FB661CF922B3C7141"/>
-        <w:category>
-          <w:name w:val="General"/>
-          <w:gallery w:val="placeholder"/>
-        </w:category>
-        <w:types>
-          <w:type w:val="bbPlcHdr"/>
-        </w:types>
-        <w:behaviors>
-          <w:behavior w:val="content"/>
-        </w:behaviors>
-        <w:guid w:val="{6CD5B1B1-30C3-D146-A1E7-8122F1FC38C8}"/>
-      </w:docPartPr>
-      <w:docPartBody>
-        <w:p>
-          <w:pPr>
-            <w:pStyle w:val="E35564349CF8734FB661CF922B3C7141"/>
-          </w:pPr>
-          <w:r>
-            <w:t>Questions to narrow down target audience</w:t>
-          </w:r>
-          <w:r>
-            <w:t xml:space="preserve"> </w:t>
-          </w:r>
-          <w:r>
-            <w:t>#3</w:t>
-          </w:r>
-        </w:p>
-      </w:docPartBody>
-    </w:docPart>
-    <w:docPart>
-      <w:docPartPr>
-        <w:name w:val="89610163E1AA5F4DB0C3A3088623F015"/>
-        <w:category>
-          <w:name w:val="General"/>
-          <w:gallery w:val="placeholder"/>
-        </w:category>
-        <w:types>
-          <w:type w:val="bbPlcHdr"/>
-        </w:types>
-        <w:behaviors>
-          <w:behavior w:val="content"/>
-        </w:behaviors>
-        <w:guid w:val="{F4A866E3-2E72-7D45-AFDC-1A7FB6328162}"/>
-      </w:docPartPr>
-      <w:docPartBody>
-        <w:p>
-          <w:pPr>
-            <w:pStyle w:val="89610163E1AA5F4DB0C3A3088623F015"/>
-          </w:pPr>
-          <w:r>
-            <w:t>Questions to narrow down target audience</w:t>
-          </w:r>
-          <w:r>
-            <w:t xml:space="preserve"> </w:t>
-          </w:r>
-          <w:r>
-            <w:t>#4</w:t>
-          </w:r>
-        </w:p>
-      </w:docPartBody>
-    </w:docPart>
-    <w:docPart>
-      <w:docPartPr>
-        <w:name w:val="2142C4FA44079740A8D32126F046760B"/>
-        <w:category>
-          <w:name w:val="General"/>
-          <w:gallery w:val="placeholder"/>
-        </w:category>
-        <w:types>
-          <w:type w:val="bbPlcHdr"/>
-        </w:types>
-        <w:behaviors>
-          <w:behavior w:val="content"/>
-        </w:behaviors>
-        <w:guid w:val="{F87A20D0-4A17-AD44-8E2F-1A6764AF7AC4}"/>
-      </w:docPartPr>
-      <w:docPartBody>
-        <w:p>
-          <w:pPr>
-            <w:pStyle w:val="2142C4FA44079740A8D32126F046760B"/>
-          </w:pPr>
-          <w:r>
-            <w:t>Questions to narrow down target audience</w:t>
-          </w:r>
-          <w:r>
-            <w:t xml:space="preserve"> </w:t>
-          </w:r>
-          <w:r>
-            <w:t>#5</w:t>
-          </w:r>
-        </w:p>
-      </w:docPartBody>
-    </w:docPart>
-    <w:docPart>
-      <w:docPartPr>
-        <w:name w:val="C13918EB2D56AF49990D89F5023932C9"/>
-        <w:category>
-          <w:name w:val="General"/>
-          <w:gallery w:val="placeholder"/>
-        </w:category>
-        <w:types>
-          <w:type w:val="bbPlcHdr"/>
-        </w:types>
-        <w:behaviors>
-          <w:behavior w:val="content"/>
-        </w:behaviors>
-        <w:guid w:val="{63DE45BE-2D77-1B4C-9AAF-3F93B8EF116F}"/>
-      </w:docPartPr>
-      <w:docPartBody>
-        <w:p>
-          <w:pPr>
-            <w:pStyle w:val="C13918EB2D56AF49990D89F5023932C9"/>
-          </w:pPr>
-          <w:r>
-            <w:t>Consumer perceptions</w:t>
-          </w:r>
-        </w:p>
-      </w:docPartBody>
-    </w:docPart>
-    <w:docPart>
-      <w:docPartPr>
-        <w:name w:val="44E92B022E769849AE8C0EF8C232EEE8"/>
-        <w:category>
-          <w:name w:val="General"/>
-          <w:gallery w:val="placeholder"/>
-        </w:category>
-        <w:types>
-          <w:type w:val="bbPlcHdr"/>
-        </w:types>
-        <w:behaviors>
-          <w:behavior w:val="content"/>
-        </w:behaviors>
-        <w:guid w:val="{5D6EA785-2F66-9545-97CF-E9690698364D}"/>
-      </w:docPartPr>
-      <w:docPartBody>
-        <w:p>
-          <w:pPr>
-            <w:pStyle w:val="44E92B022E769849AE8C0EF8C232EEE8"/>
-          </w:pPr>
-          <w:r>
-            <w:t>No.</w:t>
-          </w:r>
-        </w:p>
-      </w:docPartBody>
-    </w:docPart>
-    <w:docPart>
-      <w:docPartPr>
-        <w:name w:val="7E55243F51DF8A47B649F4A2642C4F16"/>
-        <w:category>
-          <w:name w:val="General"/>
-          <w:gallery w:val="placeholder"/>
-        </w:category>
-        <w:types>
-          <w:type w:val="bbPlcHdr"/>
-        </w:types>
-        <w:behaviors>
-          <w:behavior w:val="content"/>
-        </w:behaviors>
-        <w:guid w:val="{2579236D-9DEA-B946-9BEE-8CA5F7A107E1}"/>
-      </w:docPartPr>
-      <w:docPartBody>
-        <w:p>
-          <w:pPr>
-            <w:pStyle w:val="7E55243F51DF8A47B649F4A2642C4F16"/>
-          </w:pPr>
-          <w:r>
-            <w:t>Questions</w:t>
-          </w:r>
-        </w:p>
-      </w:docPartBody>
-    </w:docPart>
-    <w:docPart>
-      <w:docPartPr>
-        <w:name w:val="B3585793FE01C3488EB9470679013884"/>
-        <w:category>
-          <w:name w:val="General"/>
-          <w:gallery w:val="placeholder"/>
-        </w:category>
-        <w:types>
-          <w:type w:val="bbPlcHdr"/>
-        </w:types>
-        <w:behaviors>
-          <w:behavior w:val="content"/>
-        </w:behaviors>
-        <w:guid w:val="{2C335398-5A34-1245-8635-0C3A0B196F5B}"/>
-      </w:docPartPr>
-      <w:docPartBody>
-        <w:p>
-          <w:pPr>
-            <w:pStyle w:val="B3585793FE01C3488EB9470679013884"/>
-          </w:pPr>
-          <w:r>
-            <w:t>Consumer perceptions</w:t>
-          </w:r>
-          <w:r>
-            <w:t xml:space="preserve"> </w:t>
-          </w:r>
-          <w:r>
-            <w:t>#1</w:t>
-          </w:r>
-        </w:p>
-      </w:docPartBody>
-    </w:docPart>
-    <w:docPart>
-      <w:docPartPr>
-        <w:name w:val="A69B10968362B247843B94D0EF07C8AC"/>
-        <w:category>
-          <w:name w:val="General"/>
-          <w:gallery w:val="placeholder"/>
-        </w:category>
-        <w:types>
-          <w:type w:val="bbPlcHdr"/>
-        </w:types>
-        <w:behaviors>
-          <w:behavior w:val="content"/>
-        </w:behaviors>
-        <w:guid w:val="{64BC5698-B297-B14A-A673-29F36A42BC2C}"/>
-      </w:docPartPr>
-      <w:docPartBody>
-        <w:p>
-          <w:pPr>
-            <w:pStyle w:val="A69B10968362B247843B94D0EF07C8AC1"/>
-          </w:pPr>
-          <w:r>
-            <w:rPr>
-              <w:rStyle w:val="Emphasis"/>
-            </w:rPr>
-            <w:t>List consumer perceptions about your product or service.</w:t>
-          </w:r>
-        </w:p>
-      </w:docPartBody>
-    </w:docPart>
-    <w:docPart>
-      <w:docPartPr>
-        <w:name w:val="55E10E215FFD104AB85B4A07AEB4D54A"/>
-        <w:category>
-          <w:name w:val="General"/>
-          <w:gallery w:val="placeholder"/>
-        </w:category>
-        <w:types>
-          <w:type w:val="bbPlcHdr"/>
-        </w:types>
-        <w:behaviors>
-          <w:behavior w:val="content"/>
-        </w:behaviors>
-        <w:guid w:val="{530C9540-2B81-5C4A-838E-B28B4AFE223F}"/>
-      </w:docPartPr>
-      <w:docPartBody>
-        <w:p>
-          <w:pPr>
-            <w:pStyle w:val="55E10E215FFD104AB85B4A07AEB4D54A"/>
-          </w:pPr>
-          <w:r>
-            <w:t>Consumer perceptions</w:t>
-          </w:r>
-          <w:r>
-            <w:t xml:space="preserve"> </w:t>
-          </w:r>
-          <w:r>
-            <w:t>#2</w:t>
-          </w:r>
-        </w:p>
-      </w:docPartBody>
-    </w:docPart>
-    <w:docPart>
-      <w:docPartPr>
-        <w:name w:val="A9B40E5EE887DA4EAD1FE48C06331DEA"/>
-        <w:category>
-          <w:name w:val="General"/>
-          <w:gallery w:val="placeholder"/>
-        </w:category>
-        <w:types>
-          <w:type w:val="bbPlcHdr"/>
-        </w:types>
-        <w:behaviors>
-          <w:behavior w:val="content"/>
-        </w:behaviors>
-        <w:guid w:val="{433A0E5E-0732-C541-B24A-3DC9871DFDA9}"/>
-      </w:docPartPr>
-      <w:docPartBody>
-        <w:p>
-          <w:pPr>
-            <w:pStyle w:val="A9B40E5EE887DA4EAD1FE48C06331DEA"/>
-          </w:pPr>
-          <w:r>
-            <w:t>Consumer perceptions</w:t>
-          </w:r>
-          <w:r>
-            <w:t xml:space="preserve"> </w:t>
-          </w:r>
-          <w:r>
-            <w:t>#3</w:t>
-          </w:r>
-        </w:p>
-      </w:docPartBody>
-    </w:docPart>
-    <w:docPart>
-      <w:docPartPr>
-        <w:name w:val="9B087C1E557DA741851942479E1FEFB8"/>
-        <w:category>
-          <w:name w:val="General"/>
-          <w:gallery w:val="placeholder"/>
-        </w:category>
-        <w:types>
-          <w:type w:val="bbPlcHdr"/>
-        </w:types>
-        <w:behaviors>
-          <w:behavior w:val="content"/>
-        </w:behaviors>
-        <w:guid w:val="{A64FAF1A-CC8A-1C4D-BEB1-65CCE0927E05}"/>
-      </w:docPartPr>
-      <w:docPartBody>
-        <w:p>
-          <w:pPr>
-            <w:pStyle w:val="9B087C1E557DA741851942479E1FEFB8"/>
-          </w:pPr>
-          <w:r>
-            <w:t>Consumer perceptions</w:t>
-          </w:r>
-          <w:r>
-            <w:t xml:space="preserve"> </w:t>
-          </w:r>
-          <w:r>
-            <w:t>#4</w:t>
-          </w:r>
-        </w:p>
-      </w:docPartBody>
-    </w:docPart>
-    <w:docPart>
-      <w:docPartPr>
-        <w:name w:val="CACDC61EEC0B5B488B74933B54B1C77B"/>
-        <w:category>
-          <w:name w:val="General"/>
-          <w:gallery w:val="placeholder"/>
-        </w:category>
-        <w:types>
-          <w:type w:val="bbPlcHdr"/>
-        </w:types>
-        <w:behaviors>
-          <w:behavior w:val="content"/>
-        </w:behaviors>
-        <w:guid w:val="{C95835C5-9CC5-864B-A8DF-3FC3BBB2D364}"/>
-      </w:docPartPr>
-      <w:docPartBody>
-        <w:p>
-          <w:pPr>
-            <w:pStyle w:val="CACDC61EEC0B5B488B74933B54B1C77B"/>
-          </w:pPr>
-          <w:r>
-            <w:t>Consumer perceptions</w:t>
-          </w:r>
-          <w:r>
-            <w:t xml:space="preserve"> </w:t>
-          </w:r>
-          <w:r>
-            <w:t>#5</w:t>
-          </w:r>
-        </w:p>
-      </w:docPartBody>
-    </w:docPart>
-    <w:docPart>
-      <w:docPartPr>
-        <w:name w:val="4B0A794CD3B2B54EAF5DB51F2DC05CCC"/>
-        <w:category>
-          <w:name w:val="General"/>
-          <w:gallery w:val="placeholder"/>
-        </w:category>
-        <w:types>
-          <w:type w:val="bbPlcHdr"/>
-        </w:types>
-        <w:behaviors>
-          <w:behavior w:val="content"/>
-        </w:behaviors>
-        <w:guid w:val="{B2437D8A-CDBE-3042-9D86-4A8C341F9629}"/>
-      </w:docPartPr>
-      <w:docPartBody>
-        <w:p>
-          <w:pPr>
-            <w:pStyle w:val="4B0A794CD3B2B54EAF5DB51F2DC05CCC"/>
-          </w:pPr>
-          <w:r>
-            <w:t>Quantitative metrics</w:t>
-          </w:r>
-        </w:p>
-      </w:docPartBody>
-    </w:docPart>
-    <w:docPart>
-      <w:docPartPr>
-        <w:name w:val="541E157A33C74F418FBEA36E01F10B87"/>
-        <w:category>
-          <w:name w:val="General"/>
-          <w:gallery w:val="placeholder"/>
-        </w:category>
-        <w:types>
-          <w:type w:val="bbPlcHdr"/>
-        </w:types>
-        <w:behaviors>
-          <w:behavior w:val="content"/>
-        </w:behaviors>
-        <w:guid w:val="{A0035965-3840-6C45-8CF5-8C22D89CA6D5}"/>
-      </w:docPartPr>
-      <w:docPartBody>
-        <w:p>
-          <w:pPr>
-            <w:pStyle w:val="541E157A33C74F418FBEA36E01F10B87"/>
-          </w:pPr>
-          <w:r>
-            <w:t>No.</w:t>
-          </w:r>
-        </w:p>
-      </w:docPartBody>
-    </w:docPart>
-    <w:docPart>
-      <w:docPartPr>
-        <w:name w:val="A8AE3097DD63AE44BD6E9A868F719985"/>
-        <w:category>
-          <w:name w:val="General"/>
-          <w:gallery w:val="placeholder"/>
-        </w:category>
-        <w:types>
-          <w:type w:val="bbPlcHdr"/>
-        </w:types>
-        <w:behaviors>
-          <w:behavior w:val="content"/>
-        </w:behaviors>
-        <w:guid w:val="{F1ACB7D5-5CF3-9449-AFB8-77D8445BF63F}"/>
-      </w:docPartPr>
-      <w:docPartBody>
-        <w:p>
-          <w:pPr>
-            <w:pStyle w:val="A8AE3097DD63AE44BD6E9A868F719985"/>
-          </w:pPr>
-          <w:r>
-            <w:t>Questions</w:t>
-          </w:r>
-        </w:p>
-      </w:docPartBody>
-    </w:docPart>
-    <w:docPart>
-      <w:docPartPr>
-        <w:name w:val="8F5EC572183FF446B6643AC32B96D089"/>
-        <w:category>
-          <w:name w:val="General"/>
-          <w:gallery w:val="placeholder"/>
-        </w:category>
-        <w:types>
-          <w:type w:val="bbPlcHdr"/>
-        </w:types>
-        <w:behaviors>
-          <w:behavior w:val="content"/>
-        </w:behaviors>
-        <w:guid w:val="{ED1795C4-76C4-024E-9804-C49EEEAB21DC}"/>
-      </w:docPartPr>
-      <w:docPartBody>
-        <w:p>
-          <w:pPr>
-            <w:pStyle w:val="8F5EC572183FF446B6643AC32B96D089"/>
-          </w:pPr>
-          <w:r>
-            <w:t>Quantitative metrics</w:t>
-          </w:r>
-          <w:r>
-            <w:t xml:space="preserve"> </w:t>
-          </w:r>
-          <w:r>
-            <w:t>#1</w:t>
-          </w:r>
-        </w:p>
-      </w:docPartBody>
-    </w:docPart>
-    <w:docPart>
-      <w:docPartPr>
-        <w:name w:val="E516D0D77594E045BEA458F6ABB7E36B"/>
-        <w:category>
-          <w:name w:val="General"/>
-          <w:gallery w:val="placeholder"/>
-        </w:category>
-        <w:types>
-          <w:type w:val="bbPlcHdr"/>
-        </w:types>
-        <w:behaviors>
-          <w:behavior w:val="content"/>
-        </w:behaviors>
-        <w:guid w:val="{5403EA23-D74E-7D44-AF21-A5D93459E777}"/>
-      </w:docPartPr>
-      <w:docPartBody>
-        <w:p>
-          <w:pPr>
-            <w:pStyle w:val="E516D0D77594E045BEA458F6ABB7E36B1"/>
-          </w:pPr>
-          <w:r>
-            <w:rPr>
-              <w:rStyle w:val="Emphasis"/>
-            </w:rPr>
-            <w:t>List quantitative metrics that you will use to evaluate the effectiveness of the plan.</w:t>
-          </w:r>
-        </w:p>
-      </w:docPartBody>
-    </w:docPart>
-    <w:docPart>
-      <w:docPartPr>
-        <w:name w:val="3F0EFFD5C5B0B045BF0263131248F1D2"/>
-        <w:category>
-          <w:name w:val="General"/>
-          <w:gallery w:val="placeholder"/>
-        </w:category>
-        <w:types>
-          <w:type w:val="bbPlcHdr"/>
-        </w:types>
-        <w:behaviors>
-          <w:behavior w:val="content"/>
-        </w:behaviors>
-        <w:guid w:val="{47CA2B0C-420E-044B-BC74-60DFD1F6538D}"/>
-      </w:docPartPr>
-      <w:docPartBody>
-        <w:p>
-          <w:pPr>
-            <w:pStyle w:val="3F0EFFD5C5B0B045BF0263131248F1D2"/>
-          </w:pPr>
-          <w:r>
-            <w:t>Quantitative metrics</w:t>
-          </w:r>
-          <w:r>
-            <w:t xml:space="preserve"> </w:t>
-          </w:r>
-          <w:r>
-            <w:t>#2</w:t>
-          </w:r>
-        </w:p>
-      </w:docPartBody>
-    </w:docPart>
-    <w:docPart>
-      <w:docPartPr>
-        <w:name w:val="B16B3FFF0C229741BB5D778DB28FE78D"/>
-        <w:category>
-          <w:name w:val="General"/>
-          <w:gallery w:val="placeholder"/>
-        </w:category>
-        <w:types>
-          <w:type w:val="bbPlcHdr"/>
-        </w:types>
-        <w:behaviors>
-          <w:behavior w:val="content"/>
-        </w:behaviors>
-        <w:guid w:val="{37EC2133-454F-F643-87D9-8D9408615531}"/>
-      </w:docPartPr>
-      <w:docPartBody>
-        <w:p>
-          <w:pPr>
-            <w:pStyle w:val="B16B3FFF0C229741BB5D778DB28FE78D"/>
-          </w:pPr>
-          <w:r>
-            <w:t>Quantitative metrics</w:t>
-          </w:r>
-          <w:r>
-            <w:t xml:space="preserve"> </w:t>
-          </w:r>
-          <w:r>
-            <w:t>#3</w:t>
-          </w:r>
-        </w:p>
-      </w:docPartBody>
-    </w:docPart>
-    <w:docPart>
-      <w:docPartPr>
-        <w:name w:val="A3EF6FA865F1CA42841461803A1E493F"/>
-        <w:category>
-          <w:name w:val="General"/>
-          <w:gallery w:val="placeholder"/>
-        </w:category>
-        <w:types>
-          <w:type w:val="bbPlcHdr"/>
-        </w:types>
-        <w:behaviors>
-          <w:behavior w:val="content"/>
-        </w:behaviors>
-        <w:guid w:val="{4F1601DF-485E-1A4F-97BE-2203E556C249}"/>
-      </w:docPartPr>
-      <w:docPartBody>
-        <w:p>
-          <w:pPr>
-            <w:pStyle w:val="A3EF6FA865F1CA42841461803A1E493F"/>
-          </w:pPr>
-          <w:r>
-            <w:t>Quantitative metrics</w:t>
-          </w:r>
-          <w:r>
-            <w:t xml:space="preserve"> </w:t>
-          </w:r>
-          <w:r>
-            <w:t>#4</w:t>
-          </w:r>
-        </w:p>
-      </w:docPartBody>
-    </w:docPart>
-    <w:docPart>
-      <w:docPartPr>
-        <w:name w:val="2FF68EBD5FE6D94997D3C71B4D8F0196"/>
-        <w:category>
-          <w:name w:val="General"/>
-          <w:gallery w:val="placeholder"/>
-        </w:category>
-        <w:types>
-          <w:type w:val="bbPlcHdr"/>
-        </w:types>
-        <w:behaviors>
-          <w:behavior w:val="content"/>
-        </w:behaviors>
-        <w:guid w:val="{AAADB329-6909-374D-BCC0-9D86F8AA1AA2}"/>
-      </w:docPartPr>
-      <w:docPartBody>
-        <w:p>
-          <w:pPr>
-            <w:pStyle w:val="2FF68EBD5FE6D94997D3C71B4D8F0196"/>
-          </w:pPr>
-          <w:r>
-            <w:t>Quantitative metrics</w:t>
-          </w:r>
-          <w:r>
-            <w:t xml:space="preserve"> </w:t>
-          </w:r>
-          <w:r>
-            <w:t>#5</w:t>
-          </w:r>
-        </w:p>
-      </w:docPartBody>
-    </w:docPart>
-    <w:docPart>
-      <w:docPartPr>
-        <w:name w:val="B6694C94F10AF044A7F3A7BEF3EBC84E"/>
-        <w:category>
-          <w:name w:val="General"/>
-          <w:gallery w:val="placeholder"/>
-        </w:category>
-        <w:types>
-          <w:type w:val="bbPlcHdr"/>
-        </w:types>
-        <w:behaviors>
-          <w:behavior w:val="content"/>
-        </w:behaviors>
-        <w:guid w:val="{5C3984E5-0E33-B84A-8024-2C5E44ED2D7A}"/>
-      </w:docPartPr>
-      <w:docPartBody>
-        <w:p>
-          <w:pPr>
-            <w:pStyle w:val="B6694C94F10AF044A7F3A7BEF3EBC84E"/>
-          </w:pPr>
-          <w:r>
-            <w:t>No.</w:t>
-          </w:r>
-        </w:p>
-      </w:docPartBody>
-    </w:docPart>
-    <w:docPart>
-      <w:docPartPr>
-        <w:name w:val="D3007FB29364484D9E639E713555D4D9"/>
-        <w:category>
-          <w:name w:val="General"/>
-          <w:gallery w:val="placeholder"/>
-        </w:category>
-        <w:types>
-          <w:type w:val="bbPlcHdr"/>
-        </w:types>
-        <w:behaviors>
-          <w:behavior w:val="content"/>
-        </w:behaviors>
-        <w:guid w:val="{D3BA5A51-B6C4-9344-B39F-0E01A794588F}"/>
-      </w:docPartPr>
-      <w:docPartBody>
-        <w:p>
-          <w:pPr>
-            <w:pStyle w:val="D3007FB29364484D9E639E713555D4D9"/>
-          </w:pPr>
-          <w:r>
-            <w:t>Questions</w:t>
-          </w:r>
-        </w:p>
-      </w:docPartBody>
-    </w:docPart>
-    <w:docPart>
-      <w:docPartPr>
-        <w:name w:val="21E292F89200224CBF1FDF62D20234E8"/>
-        <w:category>
-          <w:name w:val="General"/>
-          <w:gallery w:val="placeholder"/>
-        </w:category>
-        <w:types>
-          <w:type w:val="bbPlcHdr"/>
-        </w:types>
-        <w:behaviors>
-          <w:behavior w:val="content"/>
-        </w:behaviors>
-        <w:guid w:val="{03E72184-BDDF-1644-B580-8AACCD16342C}"/>
-      </w:docPartPr>
-      <w:docPartBody>
-        <w:p>
-          <w:pPr>
-            <w:pStyle w:val="21E292F89200224CBF1FDF62D20234E8"/>
-          </w:pPr>
-          <w:r>
-            <w:t>Adjust the plan</w:t>
-          </w:r>
-          <w:r>
-            <w:t xml:space="preserve"> </w:t>
-          </w:r>
-          <w:r>
-            <w:t>#1</w:t>
-          </w:r>
-        </w:p>
-      </w:docPartBody>
-    </w:docPart>
-    <w:docPart>
-      <w:docPartPr>
-        <w:name w:val="1ED4F0D5B7709A42AF55CDE86B90ED9D"/>
-        <w:category>
-          <w:name w:val="General"/>
-          <w:gallery w:val="placeholder"/>
-        </w:category>
-        <w:types>
-          <w:type w:val="bbPlcHdr"/>
-        </w:types>
-        <w:behaviors>
-          <w:behavior w:val="content"/>
-        </w:behaviors>
-        <w:guid w:val="{06FA3670-46FD-6143-B485-C8FF316EFF14}"/>
-      </w:docPartPr>
-      <w:docPartBody>
-        <w:p>
-          <w:pPr>
-            <w:pStyle w:val="1ED4F0D5B7709A42AF55CDE86B90ED9D1"/>
-          </w:pPr>
-          <w:r>
-            <w:rPr>
-              <w:rStyle w:val="Emphasis"/>
-            </w:rPr>
-            <w:t>List the changes that you need to make to your plan so that it will be more successful.</w:t>
-          </w:r>
-        </w:p>
-      </w:docPartBody>
-    </w:docPart>
-    <w:docPart>
-      <w:docPartPr>
-        <w:name w:val="C9FE9E24758F3142B47A0B2FD8F641F6"/>
-        <w:category>
-          <w:name w:val="General"/>
-          <w:gallery w:val="placeholder"/>
-        </w:category>
-        <w:types>
-          <w:type w:val="bbPlcHdr"/>
-        </w:types>
-        <w:behaviors>
-          <w:behavior w:val="content"/>
-        </w:behaviors>
-        <w:guid w:val="{507CFB68-D8CB-1841-BFE8-9D2775611BBC}"/>
-      </w:docPartPr>
-      <w:docPartBody>
-        <w:p>
-          <w:pPr>
-            <w:pStyle w:val="C9FE9E24758F3142B47A0B2FD8F641F6"/>
-          </w:pPr>
-          <w:r>
-            <w:t>Adjust the plan</w:t>
-          </w:r>
-          <w:r>
-            <w:t xml:space="preserve"> </w:t>
-          </w:r>
-          <w:r>
-            <w:t>#2</w:t>
-          </w:r>
-        </w:p>
-      </w:docPartBody>
-    </w:docPart>
-    <w:docPart>
-      <w:docPartPr>
-        <w:name w:val="BA4578CC44A1D34A8FD18D6A42F4E755"/>
-        <w:category>
-          <w:name w:val="General"/>
-          <w:gallery w:val="placeholder"/>
-        </w:category>
-        <w:types>
-          <w:type w:val="bbPlcHdr"/>
-        </w:types>
-        <w:behaviors>
-          <w:behavior w:val="content"/>
-        </w:behaviors>
-        <w:guid w:val="{196EA516-882A-264F-8F78-E3FB24140166}"/>
-      </w:docPartPr>
-      <w:docPartBody>
-        <w:p>
-          <w:pPr>
-            <w:pStyle w:val="BA4578CC44A1D34A8FD18D6A42F4E755"/>
-          </w:pPr>
-          <w:r>
-            <w:t>Adjust the plan</w:t>
-          </w:r>
-          <w:r>
-            <w:t xml:space="preserve"> </w:t>
-          </w:r>
-          <w:r>
-            <w:t>#3</w:t>
-          </w:r>
-        </w:p>
-      </w:docPartBody>
-    </w:docPart>
-    <w:docPart>
-      <w:docPartPr>
-        <w:name w:val="97907D3B19DF7D4FBCE6F1C105AD485B"/>
-        <w:category>
-          <w:name w:val="General"/>
-          <w:gallery w:val="placeholder"/>
-        </w:category>
-        <w:types>
-          <w:type w:val="bbPlcHdr"/>
-        </w:types>
-        <w:behaviors>
-          <w:behavior w:val="content"/>
-        </w:behaviors>
-        <w:guid w:val="{7BA8B953-5F9B-CB46-B5A9-FCE5CE52E1B9}"/>
-      </w:docPartPr>
-      <w:docPartBody>
-        <w:p>
-          <w:pPr>
-            <w:pStyle w:val="97907D3B19DF7D4FBCE6F1C105AD485B"/>
-          </w:pPr>
-          <w:r>
-            <w:t>Adjust the plan</w:t>
-          </w:r>
-          <w:r>
-            <w:t xml:space="preserve"> </w:t>
-          </w:r>
-          <w:r>
-            <w:t>#4</w:t>
-          </w:r>
-        </w:p>
-      </w:docPartBody>
-    </w:docPart>
-    <w:docPart>
-      <w:docPartPr>
-        <w:name w:val="36BB043B7E8008459EF7220D4B4D6BF0"/>
-        <w:category>
-          <w:name w:val="General"/>
-          <w:gallery w:val="placeholder"/>
-        </w:category>
-        <w:types>
-          <w:type w:val="bbPlcHdr"/>
-        </w:types>
-        <w:behaviors>
-          <w:behavior w:val="content"/>
-        </w:behaviors>
-        <w:guid w:val="{64C1849C-7F52-F844-A432-24E9A7E8E53B}"/>
-      </w:docPartPr>
-      <w:docPartBody>
-        <w:p>
-          <w:pPr>
-            <w:pStyle w:val="36BB043B7E8008459EF7220D4B4D6BF0"/>
-          </w:pPr>
-          <w:r>
-            <w:t>Adjust the plan</w:t>
-          </w:r>
-          <w:r>
-            <w:t xml:space="preserve"> </w:t>
-          </w:r>
-          <w:r>
-            <w:t>#5</w:t>
-          </w:r>
-        </w:p>
-      </w:docPartBody>
-    </w:docPart>
-    <w:docPart>
-      <w:docPartPr>
-        <w:name w:val="B2E051FA4392DC47B927F0A9D57E9FD8"/>
-        <w:category>
-          <w:name w:val="General"/>
-          <w:gallery w:val="placeholder"/>
-        </w:category>
-        <w:types>
-          <w:type w:val="bbPlcHdr"/>
-        </w:types>
-        <w:behaviors>
-          <w:behavior w:val="content"/>
-        </w:behaviors>
-        <w:guid w:val="{4ADA0F80-7F1B-A742-8023-5F3268A15A5E}"/>
-      </w:docPartPr>
-      <w:docPartBody>
-        <w:p>
-          <w:pPr>
-            <w:pStyle w:val="B2E051FA4392DC47B927F0A9D57E9FD8"/>
-          </w:pPr>
-          <w:r>
-            <w:t>Step</w:t>
-          </w:r>
-        </w:p>
-      </w:docPartBody>
-    </w:docPart>
-    <w:docPart>
-      <w:docPartPr>
-        <w:name w:val="7194A4245CBDE6448859D043B44C559F"/>
-        <w:category>
-          <w:name w:val="General"/>
-          <w:gallery w:val="placeholder"/>
-        </w:category>
-        <w:types>
-          <w:type w:val="bbPlcHdr"/>
-        </w:types>
-        <w:behaviors>
-          <w:behavior w:val="content"/>
-        </w:behaviors>
-        <w:guid w:val="{04D4BAEE-30CB-0047-A539-46C0796F3CF8}"/>
-      </w:docPartPr>
-      <w:docPartBody>
-        <w:p>
-          <w:pPr>
-            <w:pStyle w:val="7194A4245CBDE6448859D043B44C559F"/>
-          </w:pPr>
-          <w:r>
-            <w:t>Action</w:t>
-          </w:r>
-        </w:p>
-      </w:docPartBody>
-    </w:docPart>
-    <w:docPart>
-      <w:docPartPr>
-        <w:name w:val="29A70054AEF7074C99B1C3CD0B12159D"/>
-        <w:category>
-          <w:name w:val="General"/>
-          <w:gallery w:val="placeholder"/>
-        </w:category>
-        <w:types>
-          <w:type w:val="bbPlcHdr"/>
-        </w:types>
-        <w:behaviors>
-          <w:behavior w:val="content"/>
-        </w:behaviors>
-        <w:guid w:val="{7CD0DCB1-CFAD-6C41-8DD1-B0D1A3828CEE}"/>
-      </w:docPartPr>
-      <w:docPartBody>
-        <w:p>
-          <w:pPr>
-            <w:pStyle w:val="29A70054AEF7074C99B1C3CD0B12159D"/>
-          </w:pPr>
-          <w:r>
-            <w:t>Due date for completion</w:t>
-          </w:r>
-        </w:p>
-      </w:docPartBody>
-    </w:docPart>
-    <w:docPart>
-      <w:docPartPr>
-        <w:name w:val="44AF8F019BAF454886381D08FB3B7DE6"/>
-        <w:category>
-          <w:name w:val="General"/>
-          <w:gallery w:val="placeholder"/>
-        </w:category>
-        <w:types>
-          <w:type w:val="bbPlcHdr"/>
-        </w:types>
-        <w:behaviors>
-          <w:behavior w:val="content"/>
-        </w:behaviors>
-        <w:guid w:val="{C79BA928-3CD5-B347-B091-437EB78AE172}"/>
-      </w:docPartPr>
-      <w:docPartBody>
-        <w:p>
-          <w:pPr>
-            <w:pStyle w:val="44AF8F019BAF454886381D08FB3B7DE6"/>
-          </w:pPr>
-          <w:r>
-            <w:t>% complete</w:t>
-          </w:r>
-        </w:p>
-      </w:docPartBody>
-    </w:docPart>
-    <w:docPart>
-      <w:docPartPr>
-        <w:name w:val="31C14FF7D86DB240AE341DBB0AB80942"/>
-        <w:category>
-          <w:name w:val="General"/>
-          <w:gallery w:val="placeholder"/>
-        </w:category>
-        <w:types>
-          <w:type w:val="bbPlcHdr"/>
-        </w:types>
-        <w:behaviors>
-          <w:behavior w:val="content"/>
-        </w:behaviors>
-        <w:guid w:val="{9B4EDDEC-8E6E-FF45-91D4-2E9CD36B53F6}"/>
-      </w:docPartPr>
-      <w:docPartBody>
-        <w:p>
-          <w:pPr>
-            <w:pStyle w:val="31C14FF7D86DB240AE341DBB0AB80942"/>
-          </w:pPr>
-          <w:r>
-            <w:t>Action</w:t>
-          </w:r>
-        </w:p>
-      </w:docPartBody>
-    </w:docPart>
-    <w:docPart>
-      <w:docPartPr>
-        <w:name w:val="32F0F28373AEBD42BA9C09EBB9EED09A"/>
-        <w:category>
-          <w:name w:val="General"/>
-          <w:gallery w:val="placeholder"/>
-        </w:category>
-        <w:types>
-          <w:type w:val="bbPlcHdr"/>
-        </w:types>
-        <w:behaviors>
-          <w:behavior w:val="content"/>
-        </w:behaviors>
-        <w:guid w:val="{60F39ECE-B0A9-8A45-B53A-C91E11FA0289}"/>
-      </w:docPartPr>
-      <w:docPartBody>
-        <w:p>
-          <w:pPr>
-            <w:pStyle w:val="32F0F28373AEBD42BA9C09EBB9EED09A"/>
-          </w:pPr>
-          <w:r>
-            <w:t>Date</w:t>
-          </w:r>
-        </w:p>
-      </w:docPartBody>
-    </w:docPart>
-    <w:docPart>
-      <w:docPartPr>
-        <w:name w:val="47B13108BBF6024CB3ADDEFD4F34F150"/>
-        <w:category>
-          <w:name w:val="General"/>
-          <w:gallery w:val="placeholder"/>
-        </w:category>
-        <w:types>
-          <w:type w:val="bbPlcHdr"/>
-        </w:types>
-        <w:behaviors>
-          <w:behavior w:val="content"/>
-        </w:behaviors>
-        <w:guid w:val="{A91A40BA-5BFE-814A-AE01-727316EC1DE2}"/>
-      </w:docPartPr>
-      <w:docPartBody>
-        <w:p>
-          <w:pPr>
-            <w:pStyle w:val="47B13108BBF6024CB3ADDEFD4F34F150"/>
-          </w:pPr>
-          <w:r>
-            <w:t>%</w:t>
-          </w:r>
-        </w:p>
-      </w:docPartBody>
-    </w:docPart>
-    <w:docPart>
-      <w:docPartPr>
-        <w:name w:val="099FE013F1B50F4E84A9077CE9A1BCC7"/>
-        <w:category>
-          <w:name w:val="General"/>
-          <w:gallery w:val="placeholder"/>
-        </w:category>
-        <w:types>
-          <w:type w:val="bbPlcHdr"/>
-        </w:types>
-        <w:behaviors>
-          <w:behavior w:val="content"/>
-        </w:behaviors>
-        <w:guid w:val="{28ABECF4-5FCF-A04B-ABEC-612BE291D803}"/>
-      </w:docPartPr>
-      <w:docPartBody>
-        <w:p>
-          <w:pPr>
-            <w:pStyle w:val="099FE013F1B50F4E84A9077CE9A1BCC7"/>
-          </w:pPr>
-          <w:r>
-            <w:t>Action</w:t>
-          </w:r>
-        </w:p>
-      </w:docPartBody>
-    </w:docPart>
-    <w:docPart>
-      <w:docPartPr>
-        <w:name w:val="AEC7DC0992766C439D4CA8491B385D94"/>
-        <w:category>
-          <w:name w:val="General"/>
-          <w:gallery w:val="placeholder"/>
-        </w:category>
-        <w:types>
-          <w:type w:val="bbPlcHdr"/>
-        </w:types>
-        <w:behaviors>
-          <w:behavior w:val="content"/>
-        </w:behaviors>
-        <w:guid w:val="{9E7216DF-D3F2-804B-A353-BF28DE014ACA}"/>
-      </w:docPartPr>
-      <w:docPartBody>
-        <w:p>
-          <w:pPr>
-            <w:pStyle w:val="AEC7DC0992766C439D4CA8491B385D94"/>
-          </w:pPr>
-          <w:r>
-            <w:t>Date</w:t>
-          </w:r>
-        </w:p>
-      </w:docPartBody>
-    </w:docPart>
-    <w:docPart>
-      <w:docPartPr>
-        <w:name w:val="A87D30B69E49A04393E88A079688545E"/>
-        <w:category>
-          <w:name w:val="General"/>
-          <w:gallery w:val="placeholder"/>
-        </w:category>
-        <w:types>
-          <w:type w:val="bbPlcHdr"/>
-        </w:types>
-        <w:behaviors>
-          <w:behavior w:val="content"/>
-        </w:behaviors>
-        <w:guid w:val="{4646EBBD-2F33-DF46-B431-8D582D81D12F}"/>
-      </w:docPartPr>
-      <w:docPartBody>
-        <w:p>
-          <w:pPr>
-            <w:pStyle w:val="A87D30B69E49A04393E88A079688545E"/>
-          </w:pPr>
-          <w:r>
-            <w:t>%</w:t>
-          </w:r>
-        </w:p>
-      </w:docPartBody>
-    </w:docPart>
-    <w:docPart>
-      <w:docPartPr>
-        <w:name w:val="3A90E2DA4D26BE4F90C27D3CE9D57ABD"/>
-        <w:category>
-          <w:name w:val="General"/>
-          <w:gallery w:val="placeholder"/>
-        </w:category>
-        <w:types>
-          <w:type w:val="bbPlcHdr"/>
-        </w:types>
-        <w:behaviors>
-          <w:behavior w:val="content"/>
-        </w:behaviors>
-        <w:guid w:val="{99234E24-EE4B-F147-9E02-CA1CBEA09BB1}"/>
-      </w:docPartPr>
-      <w:docPartBody>
-        <w:p>
-          <w:pPr>
-            <w:pStyle w:val="3A90E2DA4D26BE4F90C27D3CE9D57ABD"/>
-          </w:pPr>
-          <w:r>
-            <w:t>Action</w:t>
-          </w:r>
-        </w:p>
-      </w:docPartBody>
-    </w:docPart>
-    <w:docPart>
-      <w:docPartPr>
-        <w:name w:val="3D8B664ECD66D8429B24903975D4C5C5"/>
-        <w:category>
-          <w:name w:val="General"/>
-          <w:gallery w:val="placeholder"/>
-        </w:category>
-        <w:types>
-          <w:type w:val="bbPlcHdr"/>
-        </w:types>
-        <w:behaviors>
-          <w:behavior w:val="content"/>
-        </w:behaviors>
-        <w:guid w:val="{97A755F9-0595-DF46-BA0A-6EE60F8605F6}"/>
-      </w:docPartPr>
-      <w:docPartBody>
-        <w:p>
-          <w:pPr>
-            <w:pStyle w:val="3D8B664ECD66D8429B24903975D4C5C5"/>
-          </w:pPr>
-          <w:r>
-            <w:t>Date</w:t>
-          </w:r>
-        </w:p>
-      </w:docPartBody>
-    </w:docPart>
-    <w:docPart>
-      <w:docPartPr>
-        <w:name w:val="3B9838A73D58D549B0CD45A2A2CA8529"/>
-        <w:category>
-          <w:name w:val="General"/>
-          <w:gallery w:val="placeholder"/>
-        </w:category>
-        <w:types>
-          <w:type w:val="bbPlcHdr"/>
-        </w:types>
-        <w:behaviors>
-          <w:behavior w:val="content"/>
-        </w:behaviors>
-        <w:guid w:val="{68C44B04-27F9-AE4F-A51B-671ECBD0EB57}"/>
-      </w:docPartPr>
-      <w:docPartBody>
-        <w:p>
-          <w:pPr>
-            <w:pStyle w:val="3B9838A73D58D549B0CD45A2A2CA8529"/>
-          </w:pPr>
-          <w:r>
-            <w:t>%</w:t>
-          </w:r>
-        </w:p>
-      </w:docPartBody>
-    </w:docPart>
-    <w:docPart>
-      <w:docPartPr>
-        <w:name w:val="547F88344438614581467EE4FCAF2592"/>
-        <w:category>
-          <w:name w:val="General"/>
-          <w:gallery w:val="placeholder"/>
-        </w:category>
-        <w:types>
-          <w:type w:val="bbPlcHdr"/>
-        </w:types>
-        <w:behaviors>
-          <w:behavior w:val="content"/>
-        </w:behaviors>
-        <w:guid w:val="{FECFF483-D548-0A4E-9933-759AB0143966}"/>
-      </w:docPartPr>
-      <w:docPartBody>
-        <w:p>
-          <w:pPr>
-            <w:pStyle w:val="547F88344438614581467EE4FCAF2592"/>
-          </w:pPr>
-          <w:r>
-            <w:t>Action</w:t>
-          </w:r>
-        </w:p>
-      </w:docPartBody>
-    </w:docPart>
-    <w:docPart>
-      <w:docPartPr>
-        <w:name w:val="7102AA899FA71C4293A88FC544E394F5"/>
-        <w:category>
-          <w:name w:val="General"/>
-          <w:gallery w:val="placeholder"/>
-        </w:category>
-        <w:types>
-          <w:type w:val="bbPlcHdr"/>
-        </w:types>
-        <w:behaviors>
-          <w:behavior w:val="content"/>
-        </w:behaviors>
-        <w:guid w:val="{9E3B3487-9C4F-0642-A225-450571BBAA8E}"/>
-      </w:docPartPr>
-      <w:docPartBody>
-        <w:p>
-          <w:pPr>
-            <w:pStyle w:val="7102AA899FA71C4293A88FC544E394F5"/>
-          </w:pPr>
-          <w:r>
-            <w:t>Date</w:t>
-          </w:r>
-        </w:p>
-      </w:docPartBody>
-    </w:docPart>
-    <w:docPart>
-      <w:docPartPr>
-        <w:name w:val="89DB1FF6E38B8F4EB239099718FB2308"/>
-        <w:category>
-          <w:name w:val="General"/>
-          <w:gallery w:val="placeholder"/>
-        </w:category>
-        <w:types>
-          <w:type w:val="bbPlcHdr"/>
-        </w:types>
-        <w:behaviors>
-          <w:behavior w:val="content"/>
-        </w:behaviors>
-        <w:guid w:val="{6B0906DB-84E2-5D4C-B9E1-8C06FE3855AC}"/>
-      </w:docPartPr>
-      <w:docPartBody>
-        <w:p>
-          <w:pPr>
-            <w:pStyle w:val="89DB1FF6E38B8F4EB239099718FB2308"/>
-          </w:pPr>
-          <w:r>
-            <w:t>%</w:t>
-          </w:r>
-        </w:p>
-      </w:docPartBody>
-    </w:docPart>
-    <w:docPart>
-      <w:docPartPr>
-        <w:name w:val="63CA03823135C1489F7A4E3432972161"/>
-        <w:category>
-          <w:name w:val="General"/>
-          <w:gallery w:val="placeholder"/>
-        </w:category>
-        <w:types>
-          <w:type w:val="bbPlcHdr"/>
-        </w:types>
-        <w:behaviors>
-          <w:behavior w:val="content"/>
-        </w:behaviors>
-        <w:guid w:val="{BF36E26D-11AB-1F4C-89F2-C62E01D74E8E}"/>
-      </w:docPartPr>
-      <w:docPartBody>
-        <w:p>
-          <w:pPr>
-            <w:pStyle w:val="63CA03823135C1489F7A4E3432972161"/>
-          </w:pPr>
-          <w:r>
-            <w:t>Action</w:t>
-          </w:r>
-        </w:p>
-      </w:docPartBody>
-    </w:docPart>
-    <w:docPart>
-      <w:docPartPr>
-        <w:name w:val="4301DF9D81CE5F458BAEDC484AB009E9"/>
-        <w:category>
-          <w:name w:val="General"/>
-          <w:gallery w:val="placeholder"/>
-        </w:category>
-        <w:types>
-          <w:type w:val="bbPlcHdr"/>
-        </w:types>
-        <w:behaviors>
-          <w:behavior w:val="content"/>
-        </w:behaviors>
-        <w:guid w:val="{11151060-93C4-6C48-B2D5-FAF736A7823E}"/>
-      </w:docPartPr>
-      <w:docPartBody>
-        <w:p>
-          <w:pPr>
-            <w:pStyle w:val="4301DF9D81CE5F458BAEDC484AB009E9"/>
-          </w:pPr>
-          <w:r>
-            <w:t>Date</w:t>
-          </w:r>
-        </w:p>
-      </w:docPartBody>
-    </w:docPart>
-    <w:docPart>
-      <w:docPartPr>
-        <w:name w:val="1B6432B9CCBAF64EA001DEF284147DFC"/>
-        <w:category>
-          <w:name w:val="General"/>
-          <w:gallery w:val="placeholder"/>
-        </w:category>
-        <w:types>
-          <w:type w:val="bbPlcHdr"/>
-        </w:types>
-        <w:behaviors>
-          <w:behavior w:val="content"/>
-        </w:behaviors>
-        <w:guid w:val="{7B1CB028-714E-3246-B406-28DB6A7B2A7A}"/>
-      </w:docPartPr>
-      <w:docPartBody>
-        <w:p>
-          <w:pPr>
-            <w:pStyle w:val="1B6432B9CCBAF64EA001DEF284147DFC"/>
-          </w:pPr>
-          <w:r>
-            <w:t>%</w:t>
-          </w:r>
-        </w:p>
-      </w:docPartBody>
-    </w:docPart>
-    <w:docPart>
-      <w:docPartPr>
-        <w:name w:val="8037D262AFF7B1489A82C0AA8D23BC2B"/>
-        <w:category>
-          <w:name w:val="General"/>
-          <w:gallery w:val="placeholder"/>
-        </w:category>
-        <w:types>
-          <w:type w:val="bbPlcHdr"/>
-        </w:types>
-        <w:behaviors>
-          <w:behavior w:val="content"/>
-        </w:behaviors>
-        <w:guid w:val="{F2B9450D-ACE0-E140-9892-FA0A5BE9152A}"/>
-      </w:docPartPr>
-      <w:docPartBody>
-        <w:p>
-          <w:pPr>
-            <w:pStyle w:val="8037D262AFF7B1489A82C0AA8D23BC2B"/>
-          </w:pPr>
-          <w:r>
-            <w:t>Presented by</w:t>
-          </w:r>
-        </w:p>
-      </w:docPartBody>
-    </w:docPart>
-    <w:docPart>
-      <w:docPartPr>
-        <w:name w:val="972E4724563B4AC08CDB1B4595A21F1E"/>
-        <w:category>
-          <w:name w:val="General"/>
-          <w:gallery w:val="placeholder"/>
-        </w:category>
-        <w:types>
-          <w:type w:val="bbPlcHdr"/>
-        </w:types>
-        <w:behaviors>
-          <w:behavior w:val="content"/>
-        </w:behaviors>
-        <w:guid w:val="{1752F7CC-AF4A-4B0D-9772-F0C930958551}"/>
-      </w:docPartPr>
-      <w:docPartBody>
-        <w:p>
-          <w:r>
-            <w:t>VERSION 3.0</w:t>
-          </w:r>
-        </w:p>
-      </w:docPartBody>
-    </w:docPart>
-    <w:docPart>
-      <w:docPartPr>
-        <w:name w:val="E75AEF943ECA449D8AD747FEFF4AACE3"/>
-        <w:category>
-          <w:name w:val="General"/>
-          <w:gallery w:val="placeholder"/>
-        </w:category>
-        <w:types>
-          <w:type w:val="bbPlcHdr"/>
-        </w:types>
-        <w:behaviors>
-          <w:behavior w:val="content"/>
-        </w:behaviors>
-        <w:guid w:val="{814EF519-380A-45C9-8DD5-4B264D7A7715}"/>
-      </w:docPartPr>
-      <w:docPartBody>
-        <w:p>
-          <w:r>
-            <w:t>1/9/23</w:t>
-          </w:r>
-        </w:p>
-      </w:docPartBody>
-    </w:docPart>
-    <w:docPart>
-      <w:docPartPr>
-        <w:name w:val="BAE0C3CA78994BD88A6D86C310153442"/>
-        <w:category>
-          <w:name w:val="General"/>
-          <w:gallery w:val="placeholder"/>
-        </w:category>
-        <w:types>
-          <w:type w:val="bbPlcHdr"/>
-        </w:types>
-        <w:behaviors>
-          <w:behavior w:val="content"/>
-        </w:behaviors>
-        <w:guid w:val="{EA27D2DC-CFDA-4B65-9120-E021B966D95D}"/>
-      </w:docPartPr>
-      <w:docPartBody>
-        <w:p>
-          <w:r>
-            <w:t>Laura Melgar</w:t>
-          </w:r>
-        </w:p>
-      </w:docPartBody>
-    </w:docPart>
-    <w:docPart>
-      <w:docPartPr>
-        <w:name w:val="A853DE565E6C4254BFA2320263FBA50E"/>
-        <w:category>
-          <w:name w:val="General"/>
-          <w:gallery w:val="placeholder"/>
-        </w:category>
-        <w:types>
-          <w:type w:val="bbPlcHdr"/>
-        </w:types>
-        <w:behaviors>
-          <w:behavior w:val="content"/>
-        </w:behaviors>
-        <w:guid w:val="{12795870-A861-4831-8280-2D22A3C5C23A}"/>
-      </w:docPartPr>
-      <w:docPartBody>
-        <w:p>
-          <w:r>
-            <w:t>Company Name</w:t>
-          </w:r>
-        </w:p>
-      </w:docPartBody>
-    </w:docPart>
-    <w:docPart>
-      <w:docPartPr>
-        <w:name w:val="63AFEC9D2E3345CABF6D8ACBFD9CE6D4"/>
-        <w:category>
-          <w:name w:val="General"/>
-          <w:gallery w:val="placeholder"/>
-        </w:category>
-        <w:types>
-          <w:type w:val="bbPlcHdr"/>
-        </w:types>
-        <w:behaviors>
-          <w:behavior w:val="content"/>
-        </w:behaviors>
-        <w:guid w:val="{D3B8778B-1F5C-460B-8021-A08ED799D77E}"/>
-      </w:docPartPr>
-      <w:docPartBody>
-        <w:p>
-          <w:r>
-            <w:t>210 Stars Avenue, Berkley</w:t>
-          </w:r>
-        </w:p>
-      </w:docPartBody>
-    </w:docPart>
-    <w:docPart>
-      <w:docPartPr>
-        <w:name w:val="1368BBE8CB1D476495DC6C62D2328215"/>
-        <w:category>
-          <w:name w:val="General"/>
-          <w:gallery w:val="placeholder"/>
-        </w:category>
-        <w:types>
-          <w:type w:val="bbPlcHdr"/>
-        </w:types>
-        <w:behaviors>
-          <w:behavior w:val="content"/>
-        </w:behaviors>
-        <w:guid w:val="{9CB71036-D63B-4F86-90F2-01BE5EBC5BE9}"/>
-      </w:docPartPr>
-      <w:docPartBody>
-        <w:p>
-          <w:r>
-            <w:t>Target Audience Profiling Plan</w:t>
-          </w:r>
-        </w:p>
-      </w:docPartBody>
-    </w:docPart>
-    <w:docPart>
-      <w:docPartPr>
-        <w:name w:val="04A8024F796444649A1EB59EB988F68F"/>
-        <w:category>
-          <w:name w:val="General"/>
-          <w:gallery w:val="placeholder"/>
-        </w:category>
-        <w:types>
-          <w:type w:val="bbPlcHdr"/>
-        </w:types>
-        <w:behaviors>
-          <w:behavior w:val="content"/>
-        </w:behaviors>
-        <w:guid w:val="{333485FB-7FA5-4592-AA62-A3C8C2820CD9}"/>
-      </w:docPartPr>
-      <w:docPartBody>
-        <w:p>
-          <w:r>
-            <w:t>INTERNAL DOCUMENT</w:t>
-          </w:r>
-        </w:p>
-      </w:docPartBody>
-    </w:docPart>
-    <w:docPart>
-      <w:docPartPr>
-        <w:name w:val="0A860850CA404AA3B513E05D9DE8C4B1"/>
-        <w:category>
-          <w:name w:val="General"/>
-          <w:gallery w:val="placeholder"/>
-        </w:category>
-        <w:types>
-          <w:type w:val="bbPlcHdr"/>
-        </w:types>
-        <w:behaviors>
-          <w:behavior w:val="content"/>
-        </w:behaviors>
-        <w:guid w:val="{026D3DC5-9696-4CCA-B14C-2C09530E6039}"/>
-      </w:docPartPr>
-      <w:docPartBody>
-        <w:p>
-          <w:pPr>
-            <w:pStyle w:val="0A860850CA404AA3B513E05D9DE8C4B12"/>
-          </w:pPr>
-          <w:r>
-            <w:t>MISSION AND GOALS</w:t>
-          </w:r>
-        </w:p>
-      </w:docPartBody>
-    </w:docPart>
-    <w:docPart>
-      <w:docPartPr>
-        <w:name w:val="5FF913A73F3E49009AEAC9F18AEA3A2A"/>
-        <w:category>
-          <w:name w:val="General"/>
-          <w:gallery w:val="placeholder"/>
-        </w:category>
-        <w:types>
-          <w:type w:val="bbPlcHdr"/>
-        </w:types>
-        <w:behaviors>
-          <w:behavior w:val="content"/>
-        </w:behaviors>
-        <w:guid w:val="{452EA12B-879C-497D-B3EC-6CDBFD35C381}"/>
-      </w:docPartPr>
-      <w:docPartBody>
-        <w:p>
-          <w:r>
-            <w:t>1/9/23</w:t>
-          </w:r>
-        </w:p>
-      </w:docPartBody>
-    </w:docPart>
-    <w:docPart>
-      <w:docPartPr>
-        <w:name w:val="F224951E8A82486985676AD9D2D1DF29"/>
-        <w:category>
-          <w:name w:val="General"/>
-          <w:gallery w:val="placeholder"/>
-        </w:category>
-        <w:types>
-          <w:type w:val="bbPlcHdr"/>
-        </w:types>
-        <w:behaviors>
-          <w:behavior w:val="content"/>
-        </w:behaviors>
-        <w:guid w:val="{37A726CE-52E2-462E-B895-0610DAC27BBD}"/>
-      </w:docPartPr>
-      <w:docPartBody>
-        <w:p>
-          <w:pPr>
-            <w:pStyle w:val="F224951E8A82486985676AD9D2D1DF291"/>
-          </w:pPr>
-          <w:r>
-            <w:rPr>
-              <w:rStyle w:val="FooterChar"/>
-            </w:rPr>
-            <w:t>Target Audience Profiling Plan</w:t>
-          </w:r>
-        </w:p>
-      </w:docPartBody>
-    </w:docPart>
-    <w:docPart>
-      <w:docPartPr>
-        <w:name w:val="10298CAEEB784C78812DE6F166C884C7"/>
-        <w:category>
-          <w:name w:val="General"/>
-          <w:gallery w:val="placeholder"/>
-        </w:category>
-        <w:types>
-          <w:type w:val="bbPlcHdr"/>
-        </w:types>
-        <w:behaviors>
-          <w:behavior w:val="content"/>
-        </w:behaviors>
-        <w:guid w:val="{0318A372-7C6F-4AB8-8093-CF09C6F54ABF}"/>
-      </w:docPartPr>
-      <w:docPartBody>
-        <w:p>
-          <w:pPr>
-            <w:pStyle w:val="10298CAEEB784C78812DE6F166C884C7"/>
-          </w:pPr>
-          <w:r>
-            <w:t>Develop a plan</w:t>
-          </w:r>
-        </w:p>
-      </w:docPartBody>
-    </w:docPart>
-    <w:docPart>
-      <w:docPartPr>
-        <w:name w:val="DD9744CF4288467085B8B188292C654D"/>
-        <w:category>
-          <w:name w:val="General"/>
-          <w:gallery w:val="placeholder"/>
-        </w:category>
-        <w:types>
-          <w:type w:val="bbPlcHdr"/>
-        </w:types>
-        <w:behaviors>
-          <w:behavior w:val="content"/>
-        </w:behaviors>
-        <w:guid w:val="{9EE86041-0EC4-4424-95C1-01F5B315E5B3}"/>
-      </w:docPartPr>
-      <w:docPartBody>
-        <w:p>
-          <w:pPr>
-            <w:pStyle w:val="DD9744CF4288467085B8B188292C654D"/>
-          </w:pPr>
-          <w:r>
-            <w:t>Test the plan</w:t>
-          </w:r>
-        </w:p>
-      </w:docPartBody>
-    </w:docPart>
-    <w:docPart>
-      <w:docPartPr>
-        <w:name w:val="9AF1D320B0D54464A54B3472CA87E937"/>
-        <w:category>
-          <w:name w:val="General"/>
-          <w:gallery w:val="placeholder"/>
-        </w:category>
-        <w:types>
-          <w:type w:val="bbPlcHdr"/>
-        </w:types>
-        <w:behaviors>
-          <w:behavior w:val="content"/>
-        </w:behaviors>
-        <w:guid w:val="{42B38CFC-8BED-4071-AB7F-9B1FBF4EDB4F}"/>
-      </w:docPartPr>
-      <w:docPartBody>
-        <w:p>
-          <w:pPr>
-            <w:pStyle w:val="9AF1D320B0D54464A54B3472CA87E937"/>
-          </w:pPr>
-          <w:r>
-            <w:t>Adjust the plan</w:t>
-          </w:r>
-        </w:p>
-      </w:docPartBody>
-    </w:docPart>
-    <w:docPart>
-      <w:docPartPr>
-        <w:name w:val="3F3DF1D9D1E5462EB015B552715EF0C4"/>
-        <w:category>
-          <w:name w:val="General"/>
-          <w:gallery w:val="placeholder"/>
-        </w:category>
-        <w:types>
-          <w:type w:val="bbPlcHdr"/>
-        </w:types>
-        <w:behaviors>
-          <w:behavior w:val="content"/>
-        </w:behaviors>
-        <w:guid w:val="{9D716830-F191-468D-8B3D-0F20DB8FB62E}"/>
-      </w:docPartPr>
-      <w:docPartBody>
-        <w:p>
-          <w:pPr>
-            <w:pStyle w:val="3F3DF1D9D1E5462EB015B552715EF0C4"/>
-          </w:pPr>
-          <w:r>
-            <w:t>Put the plan into action</w:t>
-          </w:r>
-        </w:p>
-      </w:docPartBody>
-    </w:docPart>
-  </w:docParts>
-</w:glossaryDocument>
-</file>
-
-<file path=word/glossary/fontTable.xml><?xml version="1.0" encoding="utf-8"?>
-<w:fonts xmlns:mc="http://schemas.openxmlformats.org/markup-compatibility/2006" xmlns:r="http://schemas.openxmlformats.org/officeDocument/2006/relationships" xmlns:w="http://schemas.openxmlformats.org/wordprocessingml/2006/main" xmlns:w14="http://schemas.microsoft.com/office/word/2010/wordml" xmlns:w15="http://schemas.microsoft.com/office/word/2012/wordml" xmlns:w16cex="http://schemas.microsoft.com/office/word/2018/wordml/cex" xmlns:w16cid="http://schemas.microsoft.com/office/word/2016/wordml/cid" xmlns:w16="http://schemas.microsoft.com/office/word/2018/wordml" xmlns:w16sdtdh="http://schemas.microsoft.com/office/word/2020/wordml/sdtdatahash" xmlns:w16se="http://schemas.microsoft.com/office/word/2015/wordml/symex" mc:Ignorable="w14 w15 w16se w16cid w16 w16cex w16sdtdh">
-  <w:font w:name="Symbol">
-    <w:panose1 w:val="05050102010706020507"/>
-    <w:charset w:val="02"/>
-    <w:family w:val="roman"/>
-    <w:pitch w:val="variable"/>
-    <w:sig w:usb0="00000000" w:usb1="10000000" w:usb2="00000000" w:usb3="00000000" w:csb0="80000000" w:csb1="00000000"/>
-  </w:font>
-  <w:font w:name="Times New Roman">
-    <w:panose1 w:val="02020603050405020304"/>
-    <w:charset w:val="00"/>
-    <w:family w:val="roman"/>
-    <w:pitch w:val="variable"/>
-    <w:sig w:usb0="E0002EFF" w:usb1="C000785B" w:usb2="00000009" w:usb3="00000000" w:csb0="000001FF" w:csb1="00000000"/>
-  </w:font>
-  <w:font w:name="Segoe UI">
-    <w:panose1 w:val="020B0502040204020203"/>
-    <w:charset w:val="00"/>
-    <w:family w:val="swiss"/>
-    <w:pitch w:val="variable"/>
-    <w:sig w:usb0="E4002EFF" w:usb1="C000E47F" w:usb2="00000009" w:usb3="00000000" w:csb0="000001FF" w:csb1="00000000"/>
-  </w:font>
-  <w:font w:name="Times New Roman (Body CS)">
-    <w:altName w:val="Times New Roman"/>
-    <w:panose1 w:val="00000000000000000000"/>
-    <w:charset w:val="00"/>
-    <w:family w:val="roman"/>
-    <w:notTrueType/>
-    <w:pitch w:val="default"/>
-  </w:font>
-  <w:font w:name="Times New Roman (Headings CS)">
-    <w:altName w:val="Times New Roman"/>
-    <w:charset w:val="00"/>
-    <w:family w:val="roman"/>
-    <w:pitch w:val="default"/>
-  </w:font>
-  <w:font w:name="Segoe UI Semibold">
-    <w:panose1 w:val="020B0702040204020203"/>
-    <w:charset w:val="00"/>
-    <w:family w:val="swiss"/>
-    <w:pitch w:val="variable"/>
-    <w:sig w:usb0="E4002EFF" w:usb1="C000E47F" w:usb2="00000009" w:usb3="00000000" w:csb0="000001FF" w:csb1="00000000"/>
-  </w:font>
-  <w:font w:name="Consolas">
-    <w:panose1 w:val="020B0609020204030204"/>
-    <w:charset w:val="00"/>
-    <w:family w:val="modern"/>
-    <w:pitch w:val="fixed"/>
-    <w:sig w:usb0="E00006FF" w:usb1="0000FCFF" w:usb2="00000001" w:usb3="00000000" w:csb0="0000019F" w:csb1="00000000"/>
-  </w:font>
-  <w:font w:name="Calibri">
-    <w:panose1 w:val="020F0502020204030204"/>
-    <w:charset w:val="00"/>
-    <w:family w:val="swiss"/>
-    <w:pitch w:val="variable"/>
-    <w:sig w:usb0="E4002EFF" w:usb1="C000247B" w:usb2="00000009" w:usb3="00000000" w:csb0="000001FF" w:csb1="00000000"/>
-  </w:font>
-  <w:font w:name="Calibri Light">
-    <w:panose1 w:val="020F0302020204030204"/>
-    <w:charset w:val="00"/>
-    <w:family w:val="swiss"/>
-    <w:pitch w:val="variable"/>
-    <w:sig w:usb0="E4002EFF" w:usb1="C000247B" w:usb2="00000009" w:usb3="00000000" w:csb0="000001FF" w:csb1="00000000"/>
-  </w:font>
-</w:fonts>
-</file>
-
-<file path=word/glossary/settings.xml><?xml version="1.0" encoding="utf-8"?>
-<w:settings xmlns:mc="http://schemas.openxmlformats.org/markup-compatibility/2006" xmlns:o="urn:schemas-microsoft-com:office:office" xmlns:r="http://schemas.openxmlformats.org/officeDocument/2006/relationships" xmlns:m="http://schemas.openxmlformats.org/officeDocument/2006/math" xmlns:v="urn:schemas-microsoft-com:vml" xmlns:w10="urn:schemas-microsoft-com:office:word" xmlns:w="http://schemas.openxmlformats.org/wordprocessingml/2006/main" xmlns:w14="http://schemas.microsoft.com/office/word/2010/wordml" xmlns:w15="http://schemas.microsoft.com/office/word/2012/wordml" xmlns:w16cex="http://schemas.microsoft.com/office/word/2018/wordml/cex" xmlns:w16cid="http://schemas.microsoft.com/office/word/2016/wordml/cid" xmlns:w16="http://schemas.microsoft.com/office/word/2018/wordml" xmlns:w16sdtdh="http://schemas.microsoft.com/office/word/2020/wordml/sdtdatahash" xmlns:w16se="http://schemas.microsoft.com/office/word/2015/wordml/symex" xmlns:sl="http://schemas.openxmlformats.org/schemaLibrary/2006/main" mc:Ignorable="w14 w15 w16se w16cid w16 w16cex w16sdtdh">
-  <w:view w:val="normal"/>
-  <w:defaultTabStop w:val="720"/>
-  <w:characterSpacingControl w:val="doNotCompress"/>
-  <w:compat>
-    <w:useFELayout/>
-    <w:compatSetting w:name="compatibilityMode" w:uri="http://schemas.microsoft.com/office/word" w:val="15"/>
-    <w:compatSetting w:name="overrideTableStyleFontSizeAndJustification" w:uri="http://schemas.microsoft.com/office/word" w:val="1"/>
-    <w:compatSetting w:name="enableOpenTypeFeatures" w:uri="http://schemas.microsoft.com/office/word" w:val="1"/>
-    <w:compatSetting w:name="doNotFlipMirrorIndents" w:uri="http://schemas.microsoft.com/office/word" w:val="1"/>
-    <w:compatSetting w:name="differentiateMultirowTableHeaders" w:uri="http://schemas.microsoft.com/office/word" w:val="1"/>
-    <w:compatSetting w:name="useWord2013TrackBottomHyphenation" w:uri="http://schemas.microsoft.com/office/word" w:val="0"/>
-  </w:compat>
-  <w:rsids>
-    <w:rsidRoot w:val="000C7E1A"/>
-    <w:rsid w:val="000660F2"/>
-    <w:rsid w:val="000C7E1A"/>
-    <w:rsid w:val="00196EEE"/>
-    <w:rsid w:val="00205E61"/>
-    <w:rsid w:val="00312BA7"/>
-    <w:rsid w:val="003B3C95"/>
-    <w:rsid w:val="00431148"/>
-    <w:rsid w:val="004A7FD1"/>
-    <w:rsid w:val="004E557C"/>
-    <w:rsid w:val="00562794"/>
-    <w:rsid w:val="005B39AF"/>
-    <w:rsid w:val="00643074"/>
-    <w:rsid w:val="00765D6D"/>
-    <w:rsid w:val="00772DE7"/>
-    <w:rsid w:val="00863BB1"/>
-    <w:rsid w:val="008A17FC"/>
-    <w:rsid w:val="00965B22"/>
-    <w:rsid w:val="00A44A24"/>
-    <w:rsid w:val="00C15AF2"/>
-    <w:rsid w:val="00DE6A83"/>
-    <w:rsid w:val="00E61BDD"/>
-    <w:rsid w:val="00F54FC4"/>
-    <w:rsid w:val="00FB46BD"/>
-  </w:rsids>
-  <m:mathPr>
-    <m:mathFont m:val="Cambria Math"/>
-    <m:brkBin m:val="before"/>
-    <m:brkBinSub m:val="--"/>
-    <m:smallFrac m:val="0"/>
-    <m:dispDef/>
-    <m:lMargin m:val="0"/>
-    <m:rMargin m:val="0"/>
-    <m:defJc m:val="centerGroup"/>
-    <m:wrapIndent m:val="1440"/>
-    <m:intLim m:val="subSup"/>
-    <m:naryLim m:val="undOvr"/>
-  </m:mathPr>
-  <w:themeFontLang w:val="en-US"/>
-  <w:clrSchemeMapping w:bg1="light1" w:t1="dark1" w:bg2="light2" w:t2="dark2" w:accent1="accent1" w:accent2="accent2" w:accent3="accent3" w:accent4="accent4" w:accent5="accent5" w:accent6="accent6" w:hyperlink="hyperlink" w:followedHyperlink="followedHyperlink"/>
-  <w:decimalSymbol w:val="."/>
-  <w:listSeparator w:val=","/>
-  <w15:chartTrackingRefBased/>
-</w:settings>
-</file>
-
-<file path=word/glossary/styles.xml><?xml version="1.0" encoding="utf-8"?>
-<w:styles xmlns:mc="http://schemas.openxmlformats.org/markup-compatibility/2006" xmlns:r="http://schemas.openxmlformats.org/officeDocument/2006/relationships" xmlns:w="http://schemas.openxmlformats.org/wordprocessingml/2006/main" xmlns:w14="http://schemas.microsoft.com/office/word/2010/wordml" xmlns:w15="http://schemas.microsoft.com/office/word/2012/wordml" xmlns:w16cex="http://schemas.microsoft.com/office/word/2018/wordml/cex" xmlns:w16cid="http://schemas.microsoft.com/office/word/2016/wordml/cid" xmlns:w16="http://schemas.microsoft.com/office/word/2018/wordml" xmlns:w16sdtdh="http://schemas.microsoft.com/office/word/2020/wordml/sdtdatahash" xmlns:w16se="http://schemas.microsoft.com/office/word/2015/wordml/symex" mc:Ignorable="w14 w15 w16se w16cid w16 w16cex w16sdtdh">
-  <w:docDefaults>
-    <w:rPrDefault>
-      <w:rPr>
-        <w:rFonts w:asciiTheme="minorHAnsi" w:eastAsiaTheme="minorEastAsia" w:hAnsiTheme="minorHAnsi" w:cstheme="minorBidi"/>
-        <w:sz w:val="24"/>
-        <w:szCs w:val="24"/>
-        <w:lang w:val="en-US" w:eastAsia="en-US" w:bidi="ar-SA"/>
-      </w:rPr>
-    </w:rPrDefault>
-    <w:pPrDefault/>
-  </w:docDefaults>
-  <w:latentStyles w:defLockedState="0" w:defUIPriority="99" w:defSemiHidden="0" w:defUnhideWhenUsed="0" w:defQFormat="0" w:count="376">
-    <w:lsdException w:name="Normal" w:uiPriority="0" w:qFormat="1"/>
-    <w:lsdException w:name="heading 1" w:uiPriority="9" w:qFormat="1"/>
-    <w:lsdException w:name="heading 2" w:semiHidden="1" w:uiPriority="9" w:unhideWhenUsed="1" w:qFormat="1"/>
-    <w:lsdException w:name="heading 3" w:semiHidden="1" w:uiPriority="9" w:unhideWhenUsed="1" w:qFormat="1"/>
-    <w:lsdException w:name="heading 4" w:semiHidden="1" w:uiPriority="9" w:unhideWhenUsed="1" w:qFormat="1"/>
-    <w:lsdException w:name="heading 5" w:semiHidden="1" w:uiPriority="9" w:unhideWhenUsed="1" w:qFormat="1"/>
-    <w:lsdException w:name="heading 6" w:semiHidden="1" w:uiPriority="9" w:unhideWhenUsed="1" w:qFormat="1"/>
-    <w:lsdException w:name="heading 7" w:semiHidden="1" w:uiPriority="9" w:unhideWhenUsed="1" w:qFormat="1"/>
-    <w:lsdException w:name="heading 8" w:semiHidden="1" w:uiPriority="9" w:unhideWhenUsed="1" w:qFormat="1"/>
-    <w:lsdException w:name="heading 9" w:semiHidden="1" w:uiPriority="9" w:unhideWhenUsed="1" w:qFormat="1"/>
-    <w:lsdException w:name="index 1" w:semiHidden="1" w:unhideWhenUsed="1"/>
-    <w:lsdException w:name="index 2" w:semiHidden="1" w:unhideWhenUsed="1"/>
-    <w:lsdException w:name="index 3" w:semiHidden="1" w:unhideWhenUsed="1"/>
-    <w:lsdException w:name="index 4" w:semiHidden="1" w:unhideWhenUsed="1"/>
-    <w:lsdException w:name="index 5" w:semiHidden="1" w:unhideWhenUsed="1"/>
-    <w:lsdException w:name="index 6" w:semiHidden="1" w:unhideWhenUsed="1"/>
-    <w:lsdException w:name="index 7" w:semiHidden="1" w:unhideWhenUsed="1"/>
-    <w:lsdException w:name="index 8" w:semiHidden="1" w:unhideWhenUsed="1"/>
-    <w:lsdException w:name="index 9" w:semiHidden="1" w:unhideWhenUsed="1"/>
-    <w:lsdException w:name="toc 1" w:semiHidden="1" w:uiPriority="39" w:unhideWhenUsed="1"/>
-    <w:lsdException w:name="toc 2" w:semiHidden="1" w:uiPriority="39" w:unhideWhenUsed="1"/>
-    <w:lsdException w:name="toc 3" w:semiHidden="1" w:uiPriority="39" w:unhideWhenUsed="1"/>
-    <w:lsdException w:name="toc 4" w:semiHidden="1" w:uiPriority="39" w:unhideWhenUsed="1"/>
-    <w:lsdException w:name="toc 5" w:semiHidden="1" w:uiPriority="39" w:unhideWhenUsed="1"/>
-    <w:lsdException w:name="toc 6" w:semiHidden="1" w:uiPriority="39" w:unhideWhenUsed="1"/>
-    <w:lsdException w:name="toc 7" w:semiHidden="1" w:uiPriority="39" w:unhideWhenUsed="1"/>
-    <w:lsdException w:name="toc 8" w:semiHidden="1" w:uiPriority="39" w:unhideWhenUsed="1"/>
-    <w:lsdException w:name="toc 9" w:semiHidden="1" w:uiPriority="39" w:unhideWhenUsed="1"/>
-    <w:lsdException w:name="Normal Indent" w:semiHidden="1" w:unhideWhenUsed="1"/>
-    <w:lsdException w:name="footnote text" w:semiHidden="1" w:unhideWhenUsed="1"/>
-    <w:lsdException w:name="annotation text" w:semiHidden="1" w:unhideWhenUsed="1"/>
-    <w:lsdException w:name="header" w:semiHidden="1" w:unhideWhenUsed="1"/>
-    <w:lsdException w:name="footer" w:semiHidden="1" w:unhideWhenUsed="1" w:qFormat="1"/>
-    <w:lsdException w:name="index heading" w:semiHidden="1" w:unhideWhenUsed="1"/>
-    <w:lsdException w:name="caption" w:semiHidden="1" w:uiPriority="35" w:unhideWhenUsed="1" w:qFormat="1"/>
-    <w:lsdException w:name="table of figures" w:semiHidden="1" w:unhideWhenUsed="1"/>
-    <w:lsdException w:name="envelope address" w:semiHidden="1" w:unhideWhenUsed="1"/>
-    <w:lsdException w:name="envelope return" w:semiHidden="1" w:unhideWhenUsed="1"/>
-    <w:lsdException w:name="footnote reference" w:semiHidden="1" w:unhideWhenUsed="1"/>
-    <w:lsdException w:name="annotation reference" w:semiHidden="1" w:unhideWhenUsed="1"/>
-    <w:lsdException w:name="line number" w:semiHidden="1" w:unhideWhenUsed="1"/>
-    <w:lsdException w:name="page number" w:semiHidden="1" w:unhideWhenUsed="1"/>
-    <w:lsdException w:name="endnote reference" w:semiHidden="1" w:unhideWhenUsed="1"/>
-    <w:lsdException w:name="endnote text" w:semiHidden="1" w:unhideWhenUsed="1"/>
-    <w:lsdException w:name="table of authorities" w:semiHidden="1" w:unhideWhenUsed="1"/>
-    <w:lsdException w:name="macro" w:semiHidden="1" w:unhideWhenUsed="1"/>
-    <w:lsdException w:name="toa heading" w:semiHidden="1" w:unhideWhenUsed="1"/>
-    <w:lsdException w:name="List" w:semiHidden="1" w:unhideWhenUsed="1"/>
-    <w:lsdException w:name="List Bullet" w:semiHidden="1" w:unhideWhenUsed="1"/>
-    <w:lsdException w:name="List Number" w:semiHidden="1" w:unhideWhenUsed="1"/>
-    <w:lsdException w:name="List 2" w:semiHidden="1" w:unhideWhenUsed="1"/>
-    <w:lsdException w:name="List 3" w:semiHidden="1" w:unhideWhenUsed="1"/>
-    <w:lsdException w:name="List 4" w:semiHidden="1" w:unhideWhenUsed="1"/>
-    <w:lsdException w:name="List 5" w:semiHidden="1" w:unhideWhenUsed="1"/>
-    <w:lsdException w:name="List Bullet 2" w:semiHidden="1" w:unhideWhenUsed="1"/>
-    <w:lsdException w:name="List Bullet 3" w:semiHidden="1" w:unhideWhenUsed="1"/>
-    <w:lsdException w:name="List Bullet 4" w:semiHidden="1" w:unhideWhenUsed="1"/>
-    <w:lsdException w:name="List Bullet 5" w:semiHidden="1" w:unhideWhenUsed="1"/>
-    <w:lsdException w:name="List Number 2" w:semiHidden="1" w:unhideWhenUsed="1"/>
-    <w:lsdException w:name="List Number 3" w:semiHidden="1" w:unhideWhenUsed="1"/>
-    <w:lsdException w:name="List Number 4" w:semiHidden="1" w:unhideWhenUsed="1"/>
-    <w:lsdException w:name="List Number 5" w:semiHidden="1" w:unhideWhenUsed="1"/>
-    <w:lsdException w:name="Title" w:uiPriority="10" w:qFormat="1"/>
-    <w:lsdException w:name="Closing" w:semiHidden="1" w:unhideWhenUsed="1"/>
-    <w:lsdException w:name="Signature" w:semiHidden="1" w:unhideWhenUsed="1"/>
-    <w:lsdException w:name="Default Paragraph Font" w:semiHidden="1" w:uiPriority="1" w:unhideWhenUsed="1"/>
-    <w:lsdException w:name="Body Text" w:semiHidden="1" w:unhideWhenUsed="1"/>
-    <w:lsdException w:name="Body Text Indent" w:semiHidden="1" w:unhideWhenUsed="1"/>
-    <w:lsdException w:name="List Continue" w:semiHidden="1" w:unhideWhenUsed="1"/>
-    <w:lsdException w:name="List Continue 2" w:semiHidden="1" w:unhideWhenUsed="1"/>
-    <w:lsdException w:name="List Continue 3" w:semiHidden="1" w:unhideWhenUsed="1"/>
-    <w:lsdException w:name="List Continue 4" w:semiHidden="1" w:unhideWhenUsed="1"/>
-    <w:lsdException w:name="List Continue 5" w:semiHidden="1" w:unhideWhenUsed="1"/>
-    <w:lsdException w:name="Message Header" w:semiHidden="1" w:unhideWhenUsed="1"/>
-    <w:lsdException w:name="Subtitle" w:uiPriority="11" w:qFormat="1"/>
-    <w:lsdException w:name="Salutation" w:semiHidden="1" w:unhideWhenUsed="1"/>
-    <w:lsdException w:name="Date" w:semiHidden="1" w:unhideWhenUsed="1"/>
-    <w:lsdException w:name="Body Text First Indent" w:semiHidden="1" w:unhideWhenUsed="1"/>
-    <w:lsdException w:name="Body Text First Indent 2" w:semiHidden="1" w:unhideWhenUsed="1"/>
-    <w:lsdException w:name="Note Heading" w:semiHidden="1" w:unhideWhenUsed="1"/>
-    <w:lsdException w:name="Body Text 2" w:semiHidden="1" w:unhideWhenUsed="1"/>
-    <w:lsdException w:name="Body Text 3" w:semiHidden="1" w:unhideWhenUsed="1"/>
-    <w:lsdException w:name="Body Text Indent 2" w:semiHidden="1" w:unhideWhenUsed="1"/>
-    <w:lsdException w:name="Body Text Indent 3" w:semiHidden="1" w:unhideWhenUsed="1"/>
-    <w:lsdException w:name="Block Text" w:semiHidden="1" w:unhideWhenUsed="1"/>
-    <w:lsdException w:name="Hyperlink" w:semiHidden="1" w:unhideWhenUsed="1"/>
-    <w:lsdException w:name="FollowedHyperlink" w:semiHidden="1" w:unhideWhenUsed="1"/>
-    <w:lsdException w:name="Strong" w:uiPriority="22" w:qFormat="1"/>
-    <w:lsdException w:name="Emphasis" w:uiPriority="12" w:qFormat="1"/>
-    <w:lsdException w:name="Document Map" w:semiHidden="1" w:unhideWhenUsed="1"/>
-    <w:lsdException w:name="Plain Text" w:semiHidden="1" w:unhideWhenUsed="1"/>
-    <w:lsdException w:name="E-mail Signature" w:semiHidden="1" w:unhideWhenUsed="1"/>
-    <w:lsdException w:name="HTML Top of Form" w:semiHidden="1" w:unhideWhenUsed="1"/>
-    <w:lsdException w:name="HTML Bottom of Form" w:semiHidden="1" w:unhideWhenUsed="1"/>
-    <w:lsdException w:name="Normal (Web)" w:semiHidden="1" w:unhideWhenUsed="1"/>
-    <w:lsdException w:name="HTML Acronym" w:semiHidden="1" w:unhideWhenUsed="1"/>
-    <w:lsdException w:name="HTML Address" w:semiHidden="1" w:unhideWhenUsed="1"/>
-    <w:lsdException w:name="HTML Cite" w:semiHidden="1" w:unhideWhenUsed="1"/>
-    <w:lsdException w:name="HTML Code" w:semiHidden="1" w:unhideWhenUsed="1"/>
-    <w:lsdException w:name="HTML Definition" w:semiHidden="1" w:unhideWhenUsed="1"/>
-    <w:lsdException w:name="HTML Keyboard" w:semiHidden="1" w:unhideWhenUsed="1"/>
-    <w:lsdException w:name="HTML Preformatted" w:semiHidden="1" w:unhideWhenUsed="1"/>
-    <w:lsdException w:name="HTML Sample" w:semiHidden="1" w:unhideWhenUsed="1"/>
-    <w:lsdException w:name="HTML Typewriter" w:semiHidden="1" w:unhideWhenUsed="1"/>
-    <w:lsdException w:name="HTML Variable" w:semiHidden="1" w:unhideWhenUsed="1"/>
-    <w:lsdException w:name="Normal Table" w:semiHidden="1" w:unhideWhenUsed="1"/>
-    <w:lsdException w:name="annotation subject" w:semiHidden="1" w:unhideWhenUsed="1"/>
-    <w:lsdException w:name="No List" w:semiHidden="1" w:unhideWhenUsed="1"/>
-    <w:lsdException w:name="Outline List 1" w:semiHidden="1" w:unhideWhenUsed="1"/>
-    <w:lsdException w:name="Outline List 2" w:semiHidden="1" w:unhideWhenUsed="1"/>
-    <w:lsdException w:name="Outline List 3" w:semiHidden="1" w:unhideWhenUsed="1"/>
-    <w:lsdException w:name="Table Simple 1" w:semiHidden="1" w:unhideWhenUsed="1"/>
-    <w:lsdException w:name="Table Simple 2" w:semiHidden="1" w:unhideWhenUsed="1"/>
-    <w:lsdException w:name="Table Simple 3" w:semiHidden="1" w:unhideWhenUsed="1"/>
-    <w:lsdException w:name="Table Classic 1" w:semiHidden="1" w:unhideWhenUsed="1"/>
-    <w:lsdException w:name="Table Classic 2" w:semiHidden="1" w:unhideWhenUsed="1"/>
-    <w:lsdException w:name="Table Classic 3" w:semiHidden="1" w:unhideWhenUsed="1"/>
-    <w:lsdException w:name="Table Classic 4" w:semiHidden="1" w:unhideWhenUsed="1"/>
-    <w:lsdException w:name="Table Colorful 1" w:semiHidden="1" w:unhideWhenUsed="1"/>
-    <w:lsdException w:name="Table Colorful 2" w:semiHidden="1" w:unhideWhenUsed="1"/>
-    <w:lsdException w:name="Table Colorful 3" w:semiHidden="1" w:unhideWhenUsed="1"/>
-    <w:lsdException w:name="Table Columns 1" w:semiHidden="1" w:unhideWhenUsed="1"/>
-    <w:lsdException w:name="Table Columns 2" w:semiHidden="1" w:unhideWhenUsed="1"/>
-    <w:lsdException w:name="Table Columns 3" w:semiHidden="1" w:unhideWhenUsed="1"/>
-    <w:lsdException w:name="Table Columns 4" w:semiHidden="1" w:unhideWhenUsed="1"/>
-    <w:lsdException w:name="Table Columns 5" w:semiHidden="1" w:unhideWhenUsed="1"/>
-    <w:lsdException w:name="Table Grid 1" w:semiHidden="1" w:unhideWhenUsed="1"/>
-    <w:lsdException w:name="Table Grid 2" w:semiHidden="1" w:unhideWhenUsed="1"/>
-    <w:lsdException w:name="Table Grid 3" w:semiHidden="1" w:unhideWhenUsed="1"/>
-    <w:lsdException w:name="Table Grid 4" w:semiHidden="1" w:unhideWhenUsed="1"/>
-    <w:lsdException w:name="Table Grid 5" w:semiHidden="1" w:unhideWhenUsed="1"/>
-    <w:lsdException w:name="Table Grid 6" w:semiHidden="1" w:unhideWhenUsed="1"/>
-    <w:lsdException w:name="Table Grid 7" w:semiHidden="1" w:unhideWhenUsed="1"/>
-    <w:lsdException w:name="Table Grid 8" w:semiHidden="1" w:unhideWhenUsed="1"/>
-    <w:lsdException w:name="Table List 1" w:semiHidden="1" w:unhideWhenUsed="1"/>
-    <w:lsdException w:name="Table List 2" w:semiHidden="1" w:unhideWhenUsed="1"/>
-    <w:lsdException w:name="Table List 3" w:semiHidden="1" w:unhideWhenUsed="1"/>
-    <w:lsdException w:name="Table List 4" w:semiHidden="1" w:unhideWhenUsed="1"/>
-    <w:lsdException w:name="Table List 5" w:semiHidden="1" w:unhideWhenUsed="1"/>
-    <w:lsdException w:name="Table List 6" w:semiHidden="1" w:unhideWhenUsed="1"/>
-    <w:lsdException w:name="Table List 7" w:semiHidden="1" w:unhideWhenUsed="1"/>
-    <w:lsdException w:name="Table List 8" w:semiHidden="1" w:unhideWhenUsed="1"/>
-    <w:lsdException w:name="Table 3D effects 1" w:semiHidden="1" w:unhideWhenUsed="1"/>
-    <w:lsdException w:name="Table 3D effects 2" w:semiHidden="1" w:unhideWhenUsed="1"/>
-    <w:lsdException w:name="Table 3D effects 3" w:semiHidden="1" w:unhideWhenUsed="1"/>
-    <w:lsdException w:name="Table Contemporary" w:semiHidden="1" w:unhideWhenUsed="1"/>
-    <w:lsdException w:name="Table Elegant" w:semiHidden="1" w:unhideWhenUsed="1"/>
-    <w:lsdException w:name="Table Professional" w:semiHidden="1" w:unhideWhenUsed="1"/>
-    <w:lsdException w:name="Table Subtle 1" w:semiHidden="1" w:unhideWhenUsed="1"/>
-    <w:lsdException w:name="Table Subtle 2" w:semiHidden="1" w:unhideWhenUsed="1"/>
-    <w:lsdException w:name="Table Web 1" w:semiHidden="1" w:unhideWhenUsed="1"/>
-    <w:lsdException w:name="Table Web 2" w:semiHidden="1" w:unhideWhenUsed="1"/>
-    <w:lsdException w:name="Table Web 3" w:semiHidden="1" w:unhideWhenUsed="1"/>
-    <w:lsdException w:name="Balloon Text" w:semiHidden="1" w:unhideWhenUsed="1"/>
-    <w:lsdException w:name="Table Grid" w:uiPriority="39"/>
-    <w:lsdException w:name="Table Theme" w:semiHidden="1" w:unhideWhenUsed="1"/>
-    <w:lsdException w:name="Placeholder Text" w:semiHidden="1"/>
-    <w:lsdException w:name="No Spacing" w:uiPriority="1" w:qFormat="1"/>
-    <w:lsdException w:name="Light Shading" w:uiPriority="60"/>
-    <w:lsdException w:name="Light List" w:uiPriority="61"/>
-    <w:lsdException w:name="Light Grid" w:uiPriority="62"/>
-    <w:lsdException w:name="Medium Shading 1" w:uiPriority="63"/>
-    <w:lsdException w:name="Medium Shading 2" w:uiPriority="64"/>
-    <w:lsdException w:name="Medium List 1" w:uiPriority="65"/>
-    <w:lsdException w:name="Medium List 2" w:uiPriority="66"/>
-    <w:lsdException w:name="Medium Grid 1" w:uiPriority="67"/>
-    <w:lsdException w:name="Medium Grid 2" w:uiPriority="68"/>
-    <w:lsdException w:name="Medium Grid 3" w:uiPriority="69"/>
-    <w:lsdException w:name="Dark List" w:uiPriority="70"/>
-    <w:lsdException w:name="Colorful Shading" w:uiPriority="71"/>
-    <w:lsdException w:name="Colorful List" w:uiPriority="72"/>
-    <w:lsdException w:name="Colorful Grid" w:uiPriority="73"/>
-    <w:lsdException w:name="Light Shading Accent 1" w:uiPriority="60"/>
-    <w:lsdException w:name="Light List Accent 1" w:uiPriority="61"/>
-    <w:lsdException w:name="Light Grid Accent 1" w:uiPriority="62"/>
-    <w:lsdException w:name="Medium Shading 1 Accent 1" w:uiPriority="63"/>
-    <w:lsdException w:name="Medium Shading 2 Accent 1" w:uiPriority="64"/>
-    <w:lsdException w:name="Medium List 1 Accent 1" w:uiPriority="65"/>
-    <w:lsdException w:name="Revision" w:semiHidden="1"/>
-    <w:lsdException w:name="List Paragraph" w:uiPriority="34" w:qFormat="1"/>
-    <w:lsdException w:name="Quote" w:uiPriority="29" w:qFormat="1"/>
-    <w:lsdException w:name="Intense Quote" w:uiPriority="30" w:qFormat="1"/>
-    <w:lsdException w:name="Medium List 2 Accent 1" w:uiPriority="66"/>
-    <w:lsdException w:name="Medium Grid 1 Accent 1" w:uiPriority="67"/>
-    <w:lsdException w:name="Medium Grid 2 Accent 1" w:uiPriority="68"/>
-    <w:lsdException w:name="Medium Grid 3 Accent 1" w:uiPriority="69"/>
-    <w:lsdException w:name="Dark List Accent 1" w:uiPriority="70"/>
-    <w:lsdException w:name="Colorful Shading Accent 1" w:uiPriority="71"/>
-    <w:lsdException w:name="Colorful List Accent 1" w:uiPriority="72"/>
-    <w:lsdException w:name="Colorful Grid Accent 1" w:uiPriority="73"/>
-    <w:lsdException w:name="Light Shading Accent 2" w:uiPriority="60"/>
-    <w:lsdException w:name="Light List Accent 2" w:uiPriority="61"/>
-    <w:lsdException w:name="Light Grid Accent 2" w:uiPriority="62"/>
-    <w:lsdException w:name="Medium Shading 1 Accent 2" w:uiPriority="63"/>
-    <w:lsdException w:name="Medium Shading 2 Accent 2" w:uiPriority="64"/>
-    <w:lsdException w:name="Medium List 1 Accent 2" w:uiPriority="65"/>
-    <w:lsdException w:name="Medium List 2 Accent 2" w:uiPriority="66"/>
-    <w:lsdException w:name="Medium Grid 1 Accent 2" w:uiPriority="67"/>
-    <w:lsdException w:name="Medium Grid 2 Accent 2" w:uiPriority="68"/>
-    <w:lsdException w:name="Medium Grid 3 Accent 2" w:uiPriority="69"/>
-    <w:lsdException w:name="Dark List Accent 2" w:uiPriority="70"/>
-    <w:lsdException w:name="Colorful Shading Accent 2" w:uiPriority="71"/>
-    <w:lsdException w:name="Colorful List Accent 2" w:uiPriority="72"/>
-    <w:lsdException w:name="Colorful Grid Accent 2" w:uiPriority="73"/>
-    <w:lsdException w:name="Light Shading Accent 3" w:uiPriority="60"/>
-    <w:lsdException w:name="Light List Accent 3" w:uiPriority="61"/>
-    <w:lsdException w:name="Light Grid Accent 3" w:uiPriority="62"/>
-    <w:lsdException w:name="Medium Shading 1 Accent 3" w:uiPriority="63"/>
-    <w:lsdException w:name="Medium Shading 2 Accent 3" w:uiPriority="64"/>
-    <w:lsdException w:name="Medium List 1 Accent 3" w:uiPriority="65"/>
-    <w:lsdException w:name="Medium List 2 Accent 3" w:uiPriority="66"/>
-    <w:lsdException w:name="Medium Grid 1 Accent 3" w:uiPriority="67"/>
-    <w:lsdException w:name="Medium Grid 2 Accent 3" w:uiPriority="68"/>
-    <w:lsdException w:name="Medium Grid 3 Accent 3" w:uiPriority="69"/>
-    <w:lsdException w:name="Dark List Accent 3" w:uiPriority="70"/>
-    <w:lsdException w:name="Colorful Shading Accent 3" w:uiPriority="71"/>
-    <w:lsdException w:name="Colorful List Accent 3" w:uiPriority="72"/>
-    <w:lsdException w:name="Colorful Grid Accent 3" w:uiPriority="73"/>
-    <w:lsdException w:name="Light Shading Accent 4" w:uiPriority="60"/>
-    <w:lsdException w:name="Light List Accent 4" w:uiPriority="61"/>
-    <w:lsdException w:name="Light Grid Accent 4" w:uiPriority="62"/>
-    <w:lsdException w:name="Medium Shading 1 Accent 4" w:uiPriority="63"/>
-    <w:lsdException w:name="Medium Shading 2 Accent 4" w:uiPriority="64"/>
-    <w:lsdException w:name="Medium List 1 Accent 4" w:uiPriority="65"/>
-    <w:lsdException w:name="Medium List 2 Accent 4" w:uiPriority="66"/>
-    <w:lsdException w:name="Medium Grid 1 Accent 4" w:uiPriority="67"/>
-    <w:lsdException w:name="Medium Grid 2 Accent 4" w:uiPriority="68"/>
-    <w:lsdException w:name="Medium Grid 3 Accent 4" w:uiPriority="69"/>
-    <w:lsdException w:name="Dark List Accent 4" w:uiPriority="70"/>
-    <w:lsdException w:name="Colorful Shading Accent 4" w:uiPriority="71"/>
-    <w:lsdException w:name="Colorful List Accent 4" w:uiPriority="72"/>
-    <w:lsdException w:name="Colorful Grid Accent 4" w:uiPriority="73"/>
-    <w:lsdException w:name="Light Shading Accent 5" w:uiPriority="60"/>
-    <w:lsdException w:name="Light List Accent 5" w:uiPriority="61"/>
-    <w:lsdException w:name="Light Grid Accent 5" w:uiPriority="62"/>
-    <w:lsdException w:name="Medium Shading 1 Accent 5" w:uiPriority="63"/>
-    <w:lsdException w:name="Medium Shading 2 Accent 5" w:uiPriority="64"/>
-    <w:lsdException w:name="Medium List 1 Accent 5" w:uiPriority="65"/>
-    <w:lsdException w:name="Medium List 2 Accent 5" w:uiPriority="66"/>
-    <w:lsdException w:name="Medium Grid 1 Accent 5" w:uiPriority="67"/>
-    <w:lsdException w:name="Medium Grid 2 Accent 5" w:uiPriority="68"/>
-    <w:lsdException w:name="Medium Grid 3 Accent 5" w:uiPriority="69"/>
-    <w:lsdException w:name="Dark List Accent 5" w:uiPriority="70"/>
-    <w:lsdException w:name="Colorful Shading Accent 5" w:uiPriority="71"/>
-    <w:lsdException w:name="Colorful List Accent 5" w:uiPriority="72"/>
-    <w:lsdException w:name="Colorful Grid Accent 5" w:uiPriority="73"/>
-    <w:lsdException w:name="Light Shading Accent 6" w:uiPriority="60"/>
-    <w:lsdException w:name="Light List Accent 6" w:uiPriority="61"/>
-    <w:lsdException w:name="Light Grid Accent 6" w:uiPriority="62"/>
-    <w:lsdException w:name="Medium Shading 1 Accent 6" w:uiPriority="63"/>
-    <w:lsdException w:name="Medium Shading 2 Accent 6" w:uiPriority="64"/>
-    <w:lsdException w:name="Medium List 1 Accent 6" w:uiPriority="65"/>
-    <w:lsdException w:name="Medium List 2 Accent 6" w:uiPriority="66"/>
-    <w:lsdException w:name="Medium Grid 1 Accent 6" w:uiPriority="67"/>
-    <w:lsdException w:name="Medium Grid 2 Accent 6" w:uiPriority="68"/>
-    <w:lsdException w:name="Medium Grid 3 Accent 6" w:uiPriority="69"/>
-    <w:lsdException w:name="Dark List Accent 6" w:uiPriority="70"/>
-    <w:lsdException w:name="Colorful Shading Accent 6" w:uiPriority="71"/>
-    <w:lsdException w:name="Colorful List Accent 6" w:uiPriority="72"/>
-    <w:lsdException w:name="Colorful Grid Accent 6" w:uiPriority="73"/>
-    <w:lsdException w:name="Subtle Emphasis" w:uiPriority="19" w:qFormat="1"/>
-    <w:lsdException w:name="Intense Emphasis" w:uiPriority="21" w:qFormat="1"/>
-    <w:lsdException w:name="Subtle Reference" w:uiPriority="31" w:qFormat="1"/>
-    <w:lsdException w:name="Intense Reference" w:uiPriority="32" w:qFormat="1"/>
-    <w:lsdException w:name="Book Title" w:uiPriority="33" w:qFormat="1"/>
-    <w:lsdException w:name="Bibliography" w:semiHidden="1" w:uiPriority="37" w:unhideWhenUsed="1"/>
-    <w:lsdException w:name="TOC Heading" w:semiHidden="1" w:uiPriority="39" w:unhideWhenUsed="1" w:qFormat="1"/>
-    <w:lsdException w:name="Plain Table 1" w:uiPriority="41"/>
-    <w:lsdException w:name="Plain Table 2" w:uiPriority="42"/>
-    <w:lsdException w:name="Plain Table 3" w:uiPriority="43"/>
-    <w:lsdException w:name="Plain Table 4" w:uiPriority="44"/>
-    <w:lsdException w:name="Plain Table 5" w:uiPriority="45"/>
-    <w:lsdException w:name="Grid Table Light" w:uiPriority="40"/>
-    <w:lsdException w:name="Grid Table 1 Light" w:uiPriority="46"/>
-    <w:lsdException w:name="Grid Table 2" w:uiPriority="47"/>
-    <w:lsdException w:name="Grid Table 3" w:uiPriority="48"/>
-    <w:lsdException w:name="Grid Table 4" w:uiPriority="49"/>
-    <w:lsdException w:name="Grid Table 5 Dark" w:uiPriority="50"/>
-    <w:lsdException w:name="Grid Table 6 Colorful" w:uiPriority="51"/>
-    <w:lsdException w:name="Grid Table 7 Colorful" w:uiPriority="52"/>
-    <w:lsdException w:name="Grid Table 1 Light Accent 1" w:uiPriority="46"/>
-    <w:lsdException w:name="Grid Table 2 Accent 1" w:uiPriority="47"/>
-    <w:lsdException w:name="Grid Table 3 Accent 1" w:uiPriority="48"/>
-    <w:lsdException w:name="Grid Table 4 Accent 1" w:uiPriority="49"/>
-    <w:lsdException w:name="Grid Table 5 Dark Accent 1" w:uiPriority="50"/>
-    <w:lsdException w:name="Grid Table 6 Colorful Accent 1" w:uiPriority="51"/>
-    <w:lsdException w:name="Grid Table 7 Colorful Accent 1" w:uiPriority="52"/>
-    <w:lsdException w:name="Grid Table 1 Light Accent 2" w:uiPriority="46"/>
-    <w:lsdException w:name="Grid Table 2 Accent 2" w:uiPriority="47"/>
-    <w:lsdException w:name="Grid Table 3 Accent 2" w:uiPriority="48"/>
-    <w:lsdException w:name="Grid Table 4 Accent 2" w:uiPriority="49"/>
-    <w:lsdException w:name="Grid Table 5 Dark Accent 2" w:uiPriority="50"/>
-    <w:lsdException w:name="Grid Table 6 Colorful Accent 2" w:uiPriority="51"/>
-    <w:lsdException w:name="Grid Table 7 Colorful Accent 2" w:uiPriority="52"/>
-    <w:lsdException w:name="Grid Table 1 Light Accent 3" w:uiPriority="46"/>
-    <w:lsdException w:name="Grid Table 2 Accent 3" w:uiPriority="47"/>
-    <w:lsdException w:name="Grid Table 3 Accent 3" w:uiPriority="48"/>
-    <w:lsdException w:name="Grid Table 4 Accent 3" w:uiPriority="49"/>
-    <w:lsdException w:name="Grid Table 5 Dark Accent 3" w:uiPriority="50"/>
-    <w:lsdException w:name="Grid Table 6 Colorful Accent 3" w:uiPriority="51"/>
-    <w:lsdException w:name="Grid Table 7 Colorful Accent 3" w:uiPriority="52"/>
-    <w:lsdException w:name="Grid Table 1 Light Accent 4" w:uiPriority="46"/>
-    <w:lsdException w:name="Grid Table 2 Accent 4" w:uiPriority="47"/>
-    <w:lsdException w:name="Grid Table 3 Accent 4" w:uiPriority="48"/>
-    <w:lsdException w:name="Grid Table 4 Accent 4" w:uiPriority="49"/>
-    <w:lsdException w:name="Grid Table 5 Dark Accent 4" w:uiPriority="50"/>
-    <w:lsdException w:name="Grid Table 6 Colorful Accent 4" w:uiPriority="51"/>
-    <w:lsdException w:name="Grid Table 7 Colorful Accent 4" w:uiPriority="52"/>
-    <w:lsdException w:name="Grid Table 1 Light Accent 5" w:uiPriority="46"/>
-    <w:lsdException w:name="Grid Table 2 Accent 5" w:uiPriority="47"/>
-    <w:lsdException w:name="Grid Table 3 Accent 5" w:uiPriority="48"/>
-    <w:lsdException w:name="Grid Table 4 Accent 5" w:uiPriority="49"/>
-    <w:lsdException w:name="Grid Table 5 Dark Accent 5" w:uiPriority="50"/>
-    <w:lsdException w:name="Grid Table 6 Colorful Accent 5" w:uiPriority="51"/>
-    <w:lsdException w:name="Grid Table 7 Colorful Accent 5" w:uiPriority="52"/>
-    <w:lsdException w:name="Grid Table 1 Light Accent 6" w:uiPriority="46"/>
-    <w:lsdException w:name="Grid Table 2 Accent 6" w:uiPriority="47"/>
-    <w:lsdException w:name="Grid Table 3 Accent 6" w:uiPriority="48"/>
-    <w:lsdException w:name="Grid Table 4 Accent 6" w:uiPriority="49"/>
-    <w:lsdException w:name="Grid Table 5 Dark Accent 6" w:uiPriority="50"/>
-    <w:lsdException w:name="Grid Table 6 Colorful Accent 6" w:uiPriority="51"/>
-    <w:lsdException w:name="Grid Table 7 Colorful Accent 6" w:uiPriority="52"/>
-    <w:lsdException w:name="List Table 1 Light" w:uiPriority="46"/>
-    <w:lsdException w:name="List Table 2" w:uiPriority="47"/>
-    <w:lsdException w:name="List Table 3" w:uiPriority="48"/>
-    <w:lsdException w:name="List Table 4" w:uiPriority="49"/>
-    <w:lsdException w:name="List Table 5 Dark" w:uiPriority="50"/>
-    <w:lsdException w:name="List Table 6 Colorful" w:uiPriority="51"/>
-    <w:lsdException w:name="List Table 7 Colorful" w:uiPriority="52"/>
-    <w:lsdException w:name="List Table 1 Light Accent 1" w:uiPriority="46"/>
-    <w:lsdException w:name="List Table 2 Accent 1" w:uiPriority="47"/>
-    <w:lsdException w:name="List Table 3 Accent 1" w:uiPriority="48"/>
-    <w:lsdException w:name="List Table 4 Accent 1" w:uiPriority="49"/>
-    <w:lsdException w:name="List Table 5 Dark Accent 1" w:uiPriority="50"/>
-    <w:lsdException w:name="List Table 6 Colorful Accent 1" w:uiPriority="51"/>
-    <w:lsdException w:name="List Table 7 Colorful Accent 1" w:uiPriority="52"/>
-    <w:lsdException w:name="List Table 1 Light Accent 2" w:uiPriority="46"/>
-    <w:lsdException w:name="List Table 2 Accent 2" w:uiPriority="47"/>
-    <w:lsdException w:name="List Table 3 Accent 2" w:uiPriority="48"/>
-    <w:lsdException w:name="List Table 4 Accent 2" w:uiPriority="49"/>
-    <w:lsdException w:name="List Table 5 Dark Accent 2" w:uiPriority="50"/>
-    <w:lsdException w:name="List Table 6 Colorful Accent 2" w:uiPriority="51"/>
-    <w:lsdException w:name="List Table 7 Colorful Accent 2" w:uiPriority="52"/>
-    <w:lsdException w:name="List Table 1 Light Accent 3" w:uiPriority="46"/>
-    <w:lsdException w:name="List Table 2 Accent 3" w:uiPriority="47"/>
-    <w:lsdException w:name="List Table 3 Accent 3" w:uiPriority="48"/>
-    <w:lsdException w:name="List Table 4 Accent 3" w:uiPriority="49"/>
-    <w:lsdException w:name="List Table 5 Dark Accent 3" w:uiPriority="50"/>
-    <w:lsdException w:name="List Table 6 Colorful Accent 3" w:uiPriority="51"/>
-    <w:lsdException w:name="List Table 7 Colorful Accent 3" w:uiPriority="52"/>
-    <w:lsdException w:name="List Table 1 Light Accent 4" w:uiPriority="46"/>
-    <w:lsdException w:name="List Table 2 Accent 4" w:uiPriority="47"/>
-    <w:lsdException w:name="List Table 3 Accent 4" w:uiPriority="48"/>
-    <w:lsdException w:name="List Table 4 Accent 4" w:uiPriority="49"/>
-    <w:lsdException w:name="List Table 5 Dark Accent 4" w:uiPriority="50"/>
-    <w:lsdException w:name="List Table 6 Colorful Accent 4" w:uiPriority="51"/>
-    <w:lsdException w:name="List Table 7 Colorful Accent 4" w:uiPriority="52"/>
-    <w:lsdException w:name="List Table 1 Light Accent 5" w:uiPriority="46"/>
-    <w:lsdException w:name="List Table 2 Accent 5" w:uiPriority="47"/>
-    <w:lsdException w:name="List Table 3 Accent 5" w:uiPriority="48"/>
-    <w:lsdException w:name="List Table 4 Accent 5" w:uiPriority="49"/>
-    <w:lsdException w:name="List Table 5 Dark Accent 5" w:uiPriority="50"/>
-    <w:lsdException w:name="List Table 6 Colorful Accent 5" w:uiPriority="51"/>
-    <w:lsdException w:name="List Table 7 Colorful Accent 5" w:uiPriority="52"/>
-    <w:lsdException w:name="List Table 1 Light Accent 6" w:uiPriority="46"/>
-    <w:lsdException w:name="List Table 2 Accent 6" w:uiPriority="47"/>
-    <w:lsdException w:name="List Table 3 Accent 6" w:uiPriority="48"/>
-    <w:lsdException w:name="List Table 4 Accent 6" w:uiPriority="49"/>
-    <w:lsdException w:name="List Table 5 Dark Accent 6" w:uiPriority="50"/>
-    <w:lsdException w:name="List Table 6 Colorful Accent 6" w:uiPriority="51"/>
-    <w:lsdException w:name="List Table 7 Colorful Accent 6" w:uiPriority="52"/>
-    <w:lsdException w:name="Mention" w:semiHidden="1" w:unhideWhenUsed="1"/>
-    <w:lsdException w:name="Smart Hyperlink" w:semiHidden="1" w:unhideWhenUsed="1"/>
-    <w:lsdException w:name="Hashtag" w:semiHidden="1" w:unhideWhenUsed="1"/>
-    <w:lsdException w:name="Unresolved Mention" w:semiHidden="1" w:unhideWhenUsed="1"/>
-    <w:lsdException w:name="Smart Link" w:semiHidden="1" w:unhideWhenUsed="1"/>
-  </w:latentStyles>
-  <w:style w:type="paragraph" w:default="1" w:styleId="Normal">
-    <w:name w:val="Normal"/>
-    <w:qFormat/>
-  </w:style>
-  <w:style w:type="paragraph" w:styleId="Heading5">
-    <w:name w:val="heading 5"/>
-    <w:basedOn w:val="Normal"/>
-    <w:next w:val="Normal"/>
-    <w:link w:val="Heading5Char"/>
-    <w:uiPriority w:val="9"/>
-    <w:unhideWhenUsed/>
-    <w:qFormat/>
-    <w:rsid w:val="00E61BDD"/>
-    <w:pPr>
-      <w:keepNext/>
-      <w:keepLines/>
-      <w:spacing w:before="40" w:after="60"/>
-      <w:outlineLvl w:val="4"/>
-    </w:pPr>
-    <w:rPr>
-      <w:rFonts w:asciiTheme="majorHAnsi" w:eastAsiaTheme="majorEastAsia" w:hAnsiTheme="majorHAnsi" w:cs="Times New Roman (Headings CS)"/>
-      <w:i/>
-      <w:color w:val="323E4F" w:themeColor="text2" w:themeShade="BF"/>
-      <w:kern w:val="22"/>
-      <w:szCs w:val="22"/>
-      <w:lang w:eastAsia="ja-JP"/>
-      <w14:ligatures w14:val="standard"/>
-    </w:rPr>
-  </w:style>
-  <w:style w:type="character" w:default="1" w:styleId="DefaultParagraphFont">
-    <w:name w:val="Default Paragraph Font"/>
-    <w:uiPriority w:val="1"/>
-    <w:semiHidden/>
-    <w:unhideWhenUsed/>
-  </w:style>
-  <w:style w:type="table" w:default="1" w:styleId="TableNormal">
-    <w:name w:val="Normal Table"/>
-    <w:uiPriority w:val="99"/>
-    <w:semiHidden/>
-    <w:unhideWhenUsed/>
-    <w:tblPr>
-      <w:tblInd w:w="0" w:type="dxa"/>
-      <w:tblCellMar>
-        <w:top w:w="0" w:type="dxa"/>
-        <w:left w:w="108" w:type="dxa"/>
-        <w:bottom w:w="0" w:type="dxa"/>
-        <w:right w:w="108" w:type="dxa"/>
-      </w:tblCellMar>
-    </w:tblPr>
-  </w:style>
-  <w:style w:type="numbering" w:default="1" w:styleId="NoList">
-    <w:name w:val="No List"/>
-    <w:uiPriority w:val="99"/>
-    <w:semiHidden/>
-    <w:unhideWhenUsed/>
-  </w:style>
-  <w:style w:type="paragraph" w:customStyle="1" w:styleId="A697AFC448F3C347B4772298CBDB7002">
-    <w:name w:val="A697AFC448F3C347B4772298CBDB7002"/>
-  </w:style>
-  <w:style w:type="paragraph" w:customStyle="1" w:styleId="6ED384B886DCEB4C814A72912E15699B">
-    <w:name w:val="6ED384B886DCEB4C814A72912E15699B"/>
-  </w:style>
-  <w:style w:type="paragraph" w:customStyle="1" w:styleId="262A4EB50891844793D2E14754ED3863">
-    <w:name w:val="262A4EB50891844793D2E14754ED3863"/>
-  </w:style>
-  <w:style w:type="paragraph" w:customStyle="1" w:styleId="26F3EB529A1CDD4393805B191A367AD5">
-    <w:name w:val="26F3EB529A1CDD4393805B191A367AD5"/>
-  </w:style>
-  <w:style w:type="paragraph" w:customStyle="1" w:styleId="7403FEB9BA58AF4EAF005217FF70B29E">
-    <w:name w:val="7403FEB9BA58AF4EAF005217FF70B29E"/>
-  </w:style>
-  <w:style w:type="paragraph" w:customStyle="1" w:styleId="E2DDBB1FF8F0314CA2EA360687E80528">
-    <w:name w:val="E2DDBB1FF8F0314CA2EA360687E80528"/>
-  </w:style>
-  <w:style w:type="character" w:styleId="Emphasis">
-    <w:name w:val="Emphasis"/>
-    <w:basedOn w:val="DefaultParagraphFont"/>
-    <w:uiPriority w:val="12"/>
-    <w:unhideWhenUsed/>
-    <w:qFormat/>
-    <w:rsid w:val="004E557C"/>
-    <w:rPr>
-      <w:i/>
-      <w:iCs/>
-      <w:color w:val="595959" w:themeColor="text1" w:themeTint="A6"/>
-    </w:rPr>
-  </w:style>
-  <w:style w:type="paragraph" w:customStyle="1" w:styleId="FFD79D98D12BC6428F3C87FCC760460E">
-    <w:name w:val="FFD79D98D12BC6428F3C87FCC760460E"/>
-  </w:style>
-  <w:style w:type="paragraph" w:customStyle="1" w:styleId="0F242A95DCFA1A40A3EA818EEE18D598">
-    <w:name w:val="0F242A95DCFA1A40A3EA818EEE18D598"/>
-  </w:style>
-  <w:style w:type="paragraph" w:customStyle="1" w:styleId="149654184913144C824B1D6887023E9E">
-    <w:name w:val="149654184913144C824B1D6887023E9E"/>
-  </w:style>
-  <w:style w:type="paragraph" w:customStyle="1" w:styleId="D9B685063676B6489D938C69BCA55C63">
-    <w:name w:val="D9B685063676B6489D938C69BCA55C63"/>
-  </w:style>
-  <w:style w:type="paragraph" w:customStyle="1" w:styleId="572F200B10FF76458334EEC146273C8E">
-    <w:name w:val="572F200B10FF76458334EEC146273C8E"/>
-  </w:style>
-  <w:style w:type="paragraph" w:customStyle="1" w:styleId="66A9F004640844409ACA6DB0C6302C06">
-    <w:name w:val="66A9F004640844409ACA6DB0C6302C06"/>
-  </w:style>
-  <w:style w:type="paragraph" w:customStyle="1" w:styleId="2B38FFBBD020AC4FA6B6C97405F3F622">
-    <w:name w:val="2B38FFBBD020AC4FA6B6C97405F3F622"/>
-  </w:style>
-  <w:style w:type="paragraph" w:customStyle="1" w:styleId="24353A35BCDE204C81BCF60E538AC2F9">
-    <w:name w:val="24353A35BCDE204C81BCF60E538AC2F9"/>
-  </w:style>
-  <w:style w:type="paragraph" w:customStyle="1" w:styleId="975F837F7D5C9C48963FE6DBC07339DC">
-    <w:name w:val="975F837F7D5C9C48963FE6DBC07339DC"/>
-  </w:style>
-  <w:style w:type="paragraph" w:customStyle="1" w:styleId="DE967878CD49DD4E9C6D4606FCD60C61">
-    <w:name w:val="DE967878CD49DD4E9C6D4606FCD60C61"/>
-  </w:style>
-  <w:style w:type="paragraph" w:customStyle="1" w:styleId="A2FD17E59530E946AEE106D93E1CACB8">
-    <w:name w:val="A2FD17E59530E946AEE106D93E1CACB8"/>
-  </w:style>
-  <w:style w:type="paragraph" w:customStyle="1" w:styleId="BA02D0FC16D10C48B621A038718D68C9">
-    <w:name w:val="BA02D0FC16D10C48B621A038718D68C9"/>
-  </w:style>
-  <w:style w:type="paragraph" w:customStyle="1" w:styleId="153E00E0E635AB499011CA5736CBA952">
-    <w:name w:val="153E00E0E635AB499011CA5736CBA952"/>
-  </w:style>
-  <w:style w:type="paragraph" w:customStyle="1" w:styleId="C3B5FE7E8CBD3A47B8002ACB82DEBEF5">
-    <w:name w:val="C3B5FE7E8CBD3A47B8002ACB82DEBEF5"/>
-  </w:style>
-  <w:style w:type="paragraph" w:customStyle="1" w:styleId="DE20B395ECAA5045859147C45266BD95">
-    <w:name w:val="DE20B395ECAA5045859147C45266BD95"/>
-  </w:style>
-  <w:style w:type="paragraph" w:customStyle="1" w:styleId="4F30EB473245B84BBF0A7ACAF99FB05C">
-    <w:name w:val="4F30EB473245B84BBF0A7ACAF99FB05C"/>
-  </w:style>
-  <w:style w:type="paragraph" w:customStyle="1" w:styleId="2B0F235C9B24DC4BB8952B493FF2CA7F">
-    <w:name w:val="2B0F235C9B24DC4BB8952B493FF2CA7F"/>
-  </w:style>
-  <w:style w:type="paragraph" w:customStyle="1" w:styleId="E35564349CF8734FB661CF922B3C7141">
-    <w:name w:val="E35564349CF8734FB661CF922B3C7141"/>
-  </w:style>
-  <w:style w:type="paragraph" w:customStyle="1" w:styleId="89610163E1AA5F4DB0C3A3088623F015">
-    <w:name w:val="89610163E1AA5F4DB0C3A3088623F015"/>
-  </w:style>
-  <w:style w:type="paragraph" w:customStyle="1" w:styleId="2142C4FA44079740A8D32126F046760B">
-    <w:name w:val="2142C4FA44079740A8D32126F046760B"/>
-  </w:style>
-  <w:style w:type="paragraph" w:customStyle="1" w:styleId="C646C55394BD66478123FD28781B7F2A">
-    <w:name w:val="C646C55394BD66478123FD28781B7F2A"/>
-  </w:style>
-  <w:style w:type="paragraph" w:customStyle="1" w:styleId="C13918EB2D56AF49990D89F5023932C9">
-    <w:name w:val="C13918EB2D56AF49990D89F5023932C9"/>
-  </w:style>
-  <w:style w:type="paragraph" w:customStyle="1" w:styleId="44E92B022E769849AE8C0EF8C232EEE8">
-    <w:name w:val="44E92B022E769849AE8C0EF8C232EEE8"/>
-  </w:style>
-  <w:style w:type="paragraph" w:customStyle="1" w:styleId="7E55243F51DF8A47B649F4A2642C4F16">
-    <w:name w:val="7E55243F51DF8A47B649F4A2642C4F16"/>
-  </w:style>
-  <w:style w:type="paragraph" w:customStyle="1" w:styleId="B3585793FE01C3488EB9470679013884">
-    <w:name w:val="B3585793FE01C3488EB9470679013884"/>
-  </w:style>
-  <w:style w:type="paragraph" w:customStyle="1" w:styleId="55E10E215FFD104AB85B4A07AEB4D54A">
-    <w:name w:val="55E10E215FFD104AB85B4A07AEB4D54A"/>
-  </w:style>
-  <w:style w:type="paragraph" w:customStyle="1" w:styleId="A9B40E5EE887DA4EAD1FE48C06331DEA">
-    <w:name w:val="A9B40E5EE887DA4EAD1FE48C06331DEA"/>
-  </w:style>
-  <w:style w:type="paragraph" w:customStyle="1" w:styleId="9B087C1E557DA741851942479E1FEFB8">
-    <w:name w:val="9B087C1E557DA741851942479E1FEFB8"/>
-  </w:style>
-  <w:style w:type="paragraph" w:customStyle="1" w:styleId="CACDC61EEC0B5B488B74933B54B1C77B">
-    <w:name w:val="CACDC61EEC0B5B488B74933B54B1C77B"/>
-  </w:style>
-  <w:style w:type="paragraph" w:customStyle="1" w:styleId="4B0A794CD3B2B54EAF5DB51F2DC05CCC">
-    <w:name w:val="4B0A794CD3B2B54EAF5DB51F2DC05CCC"/>
-  </w:style>
-  <w:style w:type="paragraph" w:customStyle="1" w:styleId="541E157A33C74F418FBEA36E01F10B87">
-    <w:name w:val="541E157A33C74F418FBEA36E01F10B87"/>
-  </w:style>
-  <w:style w:type="paragraph" w:customStyle="1" w:styleId="A8AE3097DD63AE44BD6E9A868F719985">
-    <w:name w:val="A8AE3097DD63AE44BD6E9A868F719985"/>
-  </w:style>
-  <w:style w:type="paragraph" w:customStyle="1" w:styleId="8F5EC572183FF446B6643AC32B96D089">
-    <w:name w:val="8F5EC572183FF446B6643AC32B96D089"/>
-  </w:style>
-  <w:style w:type="paragraph" w:customStyle="1" w:styleId="3F0EFFD5C5B0B045BF0263131248F1D2">
-    <w:name w:val="3F0EFFD5C5B0B045BF0263131248F1D2"/>
-  </w:style>
-  <w:style w:type="paragraph" w:customStyle="1" w:styleId="B16B3FFF0C229741BB5D778DB28FE78D">
-    <w:name w:val="B16B3FFF0C229741BB5D778DB28FE78D"/>
-  </w:style>
-  <w:style w:type="paragraph" w:customStyle="1" w:styleId="A3EF6FA865F1CA42841461803A1E493F">
-    <w:name w:val="A3EF6FA865F1CA42841461803A1E493F"/>
-  </w:style>
-  <w:style w:type="paragraph" w:customStyle="1" w:styleId="2FF68EBD5FE6D94997D3C71B4D8F0196">
-    <w:name w:val="2FF68EBD5FE6D94997D3C71B4D8F0196"/>
-  </w:style>
-  <w:style w:type="paragraph" w:customStyle="1" w:styleId="776687358939684DB50DE9FF344D9696">
-    <w:name w:val="776687358939684DB50DE9FF344D9696"/>
-  </w:style>
-  <w:style w:type="paragraph" w:customStyle="1" w:styleId="B6694C94F10AF044A7F3A7BEF3EBC84E">
-    <w:name w:val="B6694C94F10AF044A7F3A7BEF3EBC84E"/>
-  </w:style>
-  <w:style w:type="paragraph" w:customStyle="1" w:styleId="D3007FB29364484D9E639E713555D4D9">
-    <w:name w:val="D3007FB29364484D9E639E713555D4D9"/>
-  </w:style>
-  <w:style w:type="paragraph" w:customStyle="1" w:styleId="21E292F89200224CBF1FDF62D20234E8">
-    <w:name w:val="21E292F89200224CBF1FDF62D20234E8"/>
-  </w:style>
-  <w:style w:type="paragraph" w:customStyle="1" w:styleId="C9FE9E24758F3142B47A0B2FD8F641F6">
-    <w:name w:val="C9FE9E24758F3142B47A0B2FD8F641F6"/>
-  </w:style>
-  <w:style w:type="paragraph" w:customStyle="1" w:styleId="BA4578CC44A1D34A8FD18D6A42F4E755">
-    <w:name w:val="BA4578CC44A1D34A8FD18D6A42F4E755"/>
-  </w:style>
-  <w:style w:type="paragraph" w:customStyle="1" w:styleId="97907D3B19DF7D4FBCE6F1C105AD485B">
-    <w:name w:val="97907D3B19DF7D4FBCE6F1C105AD485B"/>
-  </w:style>
-  <w:style w:type="paragraph" w:customStyle="1" w:styleId="36BB043B7E8008459EF7220D4B4D6BF0">
-    <w:name w:val="36BB043B7E8008459EF7220D4B4D6BF0"/>
-  </w:style>
-  <w:style w:type="paragraph" w:customStyle="1" w:styleId="4BFF5A4F51221F46B5D14DA60061F585">
-    <w:name w:val="4BFF5A4F51221F46B5D14DA60061F585"/>
-  </w:style>
-  <w:style w:type="paragraph" w:customStyle="1" w:styleId="B2E051FA4392DC47B927F0A9D57E9FD8">
-    <w:name w:val="B2E051FA4392DC47B927F0A9D57E9FD8"/>
-  </w:style>
-  <w:style w:type="paragraph" w:customStyle="1" w:styleId="7194A4245CBDE6448859D043B44C559F">
-    <w:name w:val="7194A4245CBDE6448859D043B44C559F"/>
-  </w:style>
-  <w:style w:type="paragraph" w:customStyle="1" w:styleId="29A70054AEF7074C99B1C3CD0B12159D">
-    <w:name w:val="29A70054AEF7074C99B1C3CD0B12159D"/>
-  </w:style>
-  <w:style w:type="paragraph" w:customStyle="1" w:styleId="44AF8F019BAF454886381D08FB3B7DE6">
-    <w:name w:val="44AF8F019BAF454886381D08FB3B7DE6"/>
-  </w:style>
-  <w:style w:type="paragraph" w:customStyle="1" w:styleId="31C14FF7D86DB240AE341DBB0AB80942">
-    <w:name w:val="31C14FF7D86DB240AE341DBB0AB80942"/>
-  </w:style>
-  <w:style w:type="paragraph" w:customStyle="1" w:styleId="32F0F28373AEBD42BA9C09EBB9EED09A">
-    <w:name w:val="32F0F28373AEBD42BA9C09EBB9EED09A"/>
-  </w:style>
-  <w:style w:type="paragraph" w:customStyle="1" w:styleId="47B13108BBF6024CB3ADDEFD4F34F150">
-    <w:name w:val="47B13108BBF6024CB3ADDEFD4F34F150"/>
-  </w:style>
-  <w:style w:type="paragraph" w:customStyle="1" w:styleId="099FE013F1B50F4E84A9077CE9A1BCC7">
-    <w:name w:val="099FE013F1B50F4E84A9077CE9A1BCC7"/>
-  </w:style>
-  <w:style w:type="paragraph" w:customStyle="1" w:styleId="AEC7DC0992766C439D4CA8491B385D94">
-    <w:name w:val="AEC7DC0992766C439D4CA8491B385D94"/>
-  </w:style>
-  <w:style w:type="paragraph" w:customStyle="1" w:styleId="A87D30B69E49A04393E88A079688545E">
-    <w:name w:val="A87D30B69E49A04393E88A079688545E"/>
-  </w:style>
-  <w:style w:type="paragraph" w:customStyle="1" w:styleId="3A90E2DA4D26BE4F90C27D3CE9D57ABD">
-    <w:name w:val="3A90E2DA4D26BE4F90C27D3CE9D57ABD"/>
-  </w:style>
-  <w:style w:type="paragraph" w:customStyle="1" w:styleId="3D8B664ECD66D8429B24903975D4C5C5">
-    <w:name w:val="3D8B664ECD66D8429B24903975D4C5C5"/>
-  </w:style>
-  <w:style w:type="paragraph" w:customStyle="1" w:styleId="3B9838A73D58D549B0CD45A2A2CA8529">
-    <w:name w:val="3B9838A73D58D549B0CD45A2A2CA8529"/>
-  </w:style>
-  <w:style w:type="paragraph" w:customStyle="1" w:styleId="547F88344438614581467EE4FCAF2592">
-    <w:name w:val="547F88344438614581467EE4FCAF2592"/>
-  </w:style>
-  <w:style w:type="paragraph" w:customStyle="1" w:styleId="7102AA899FA71C4293A88FC544E394F5">
-    <w:name w:val="7102AA899FA71C4293A88FC544E394F5"/>
-  </w:style>
-  <w:style w:type="paragraph" w:customStyle="1" w:styleId="89DB1FF6E38B8F4EB239099718FB2308">
-    <w:name w:val="89DB1FF6E38B8F4EB239099718FB2308"/>
-  </w:style>
-  <w:style w:type="paragraph" w:customStyle="1" w:styleId="63CA03823135C1489F7A4E3432972161">
-    <w:name w:val="63CA03823135C1489F7A4E3432972161"/>
-  </w:style>
-  <w:style w:type="paragraph" w:customStyle="1" w:styleId="4301DF9D81CE5F458BAEDC484AB009E9">
-    <w:name w:val="4301DF9D81CE5F458BAEDC484AB009E9"/>
-  </w:style>
-  <w:style w:type="paragraph" w:customStyle="1" w:styleId="1B6432B9CCBAF64EA001DEF284147DFC">
-    <w:name w:val="1B6432B9CCBAF64EA001DEF284147DFC"/>
-  </w:style>
-  <w:style w:type="paragraph" w:customStyle="1" w:styleId="8037D262AFF7B1489A82C0AA8D23BC2B">
-    <w:name w:val="8037D262AFF7B1489A82C0AA8D23BC2B"/>
-    <w:rsid w:val="000C7E1A"/>
-  </w:style>
-  <w:style w:type="character" w:styleId="PlaceholderText">
-    <w:name w:val="Placeholder Text"/>
-    <w:basedOn w:val="DefaultParagraphFont"/>
-    <w:uiPriority w:val="99"/>
-    <w:semiHidden/>
-    <w:rsid w:val="004E557C"/>
-    <w:rPr>
-      <w:color w:val="808080"/>
-    </w:rPr>
-  </w:style>
-  <w:style w:type="character" w:customStyle="1" w:styleId="Heading5Char">
-    <w:name w:val="Heading 5 Char"/>
-    <w:basedOn w:val="DefaultParagraphFont"/>
-    <w:link w:val="Heading5"/>
-    <w:uiPriority w:val="9"/>
-    <w:rsid w:val="00E61BDD"/>
-    <w:rPr>
-      <w:rFonts w:asciiTheme="majorHAnsi" w:eastAsiaTheme="majorEastAsia" w:hAnsiTheme="majorHAnsi" w:cs="Times New Roman (Headings CS)"/>
-      <w:i/>
-      <w:color w:val="323E4F" w:themeColor="text2" w:themeShade="BF"/>
-      <w:kern w:val="22"/>
-      <w:szCs w:val="22"/>
-      <w:lang w:eastAsia="ja-JP"/>
-      <w14:ligatures w14:val="standard"/>
-    </w:rPr>
-  </w:style>
-  <w:style w:type="paragraph" w:styleId="Footer">
-    <w:name w:val="footer"/>
-    <w:basedOn w:val="Normal"/>
-    <w:link w:val="FooterChar"/>
-    <w:autoRedefine/>
-    <w:uiPriority w:val="99"/>
-    <w:unhideWhenUsed/>
-    <w:qFormat/>
-    <w:rsid w:val="004E557C"/>
-    <w:pPr>
-      <w:spacing w:before="60" w:after="60"/>
-    </w:pPr>
-    <w:rPr>
-      <w:rFonts w:cs="Times New Roman (Body CS)"/>
-      <w:kern w:val="22"/>
-      <w:sz w:val="16"/>
-      <w:szCs w:val="22"/>
-      <w:lang w:eastAsia="ja-JP"/>
-      <w14:ligatures w14:val="standard"/>
-    </w:rPr>
-  </w:style>
-  <w:style w:type="character" w:customStyle="1" w:styleId="FooterChar">
-    <w:name w:val="Footer Char"/>
-    <w:basedOn w:val="DefaultParagraphFont"/>
-    <w:link w:val="Footer"/>
-    <w:uiPriority w:val="99"/>
-    <w:rsid w:val="004E557C"/>
-    <w:rPr>
-      <w:rFonts w:cs="Times New Roman (Body CS)"/>
-      <w:kern w:val="22"/>
-      <w:sz w:val="16"/>
-      <w:szCs w:val="22"/>
-      <w:lang w:eastAsia="ja-JP"/>
-      <w14:ligatures w14:val="standard"/>
-    </w:rPr>
-  </w:style>
-  <w:style w:type="paragraph" w:customStyle="1" w:styleId="0A860850CA404AA3B513E05D9DE8C4B12">
-    <w:name w:val="0A860850CA404AA3B513E05D9DE8C4B12"/>
-    <w:rsid w:val="00E61BDD"/>
-    <w:pPr>
-      <w:keepNext/>
-      <w:keepLines/>
-      <w:spacing w:before="360" w:after="60"/>
-      <w:contextualSpacing/>
-      <w:outlineLvl w:val="2"/>
-    </w:pPr>
-    <w:rPr>
-      <w:rFonts w:asciiTheme="majorHAnsi" w:eastAsiaTheme="majorEastAsia" w:hAnsiTheme="majorHAnsi" w:cs="Times New Roman (Headings CS)"/>
-      <w:b/>
-      <w:bCs/>
-      <w:caps/>
-      <w:color w:val="833C0B" w:themeColor="accent2" w:themeShade="80"/>
-      <w:spacing w:val="10"/>
-      <w:kern w:val="22"/>
-      <w:sz w:val="32"/>
-      <w:lang w:eastAsia="ja-JP"/>
-      <w14:ligatures w14:val="standard"/>
-    </w:rPr>
-  </w:style>
-  <w:style w:type="paragraph" w:customStyle="1" w:styleId="5FB1615017FF2146A3AD80D40CE35C4B5">
-    <w:name w:val="5FB1615017FF2146A3AD80D40CE35C4B5"/>
-    <w:rsid w:val="00E61BDD"/>
-    <w:pPr>
-      <w:spacing w:before="60" w:after="60"/>
-    </w:pPr>
-    <w:rPr>
-      <w:rFonts w:cs="Times New Roman (Body CS)"/>
-      <w:kern w:val="22"/>
-      <w:sz w:val="20"/>
-      <w:szCs w:val="22"/>
-      <w:lang w:eastAsia="ja-JP"/>
-      <w14:ligatures w14:val="standard"/>
-    </w:rPr>
-  </w:style>
-  <w:style w:type="paragraph" w:customStyle="1" w:styleId="C355F3137632C945AF55FF40D94A32815">
-    <w:name w:val="C355F3137632C945AF55FF40D94A32815"/>
-    <w:rsid w:val="00E61BDD"/>
-    <w:pPr>
-      <w:spacing w:before="60" w:after="60"/>
-    </w:pPr>
-    <w:rPr>
-      <w:rFonts w:cs="Times New Roman (Body CS)"/>
-      <w:kern w:val="22"/>
-      <w:sz w:val="20"/>
-      <w:szCs w:val="22"/>
-      <w:lang w:eastAsia="ja-JP"/>
-      <w14:ligatures w14:val="standard"/>
-    </w:rPr>
-  </w:style>
-  <w:style w:type="paragraph" w:customStyle="1" w:styleId="93A785FDD3F5C745A85CC56927EC80C55">
-    <w:name w:val="93A785FDD3F5C745A85CC56927EC80C55"/>
-    <w:rsid w:val="00E61BDD"/>
-    <w:pPr>
-      <w:spacing w:before="60" w:after="60"/>
-    </w:pPr>
-    <w:rPr>
-      <w:rFonts w:cs="Times New Roman (Body CS)"/>
-      <w:kern w:val="22"/>
-      <w:sz w:val="20"/>
-      <w:szCs w:val="22"/>
-      <w:lang w:eastAsia="ja-JP"/>
-      <w14:ligatures w14:val="standard"/>
-    </w:rPr>
-  </w:style>
-  <w:style w:type="paragraph" w:customStyle="1" w:styleId="A69B10968362B247843B94D0EF07C8AC5">
-    <w:name w:val="A69B10968362B247843B94D0EF07C8AC5"/>
-    <w:rsid w:val="00E61BDD"/>
-    <w:pPr>
-      <w:spacing w:before="60" w:after="60"/>
-    </w:pPr>
-    <w:rPr>
-      <w:rFonts w:cs="Times New Roman (Body CS)"/>
-      <w:kern w:val="22"/>
-      <w:sz w:val="20"/>
-      <w:szCs w:val="22"/>
-      <w:lang w:eastAsia="ja-JP"/>
-      <w14:ligatures w14:val="standard"/>
-    </w:rPr>
-  </w:style>
-  <w:style w:type="paragraph" w:customStyle="1" w:styleId="E516D0D77594E045BEA458F6ABB7E36B5">
-    <w:name w:val="E516D0D77594E045BEA458F6ABB7E36B5"/>
-    <w:rsid w:val="00E61BDD"/>
-    <w:pPr>
-      <w:spacing w:before="60" w:after="60"/>
-    </w:pPr>
-    <w:rPr>
-      <w:rFonts w:cs="Times New Roman (Body CS)"/>
-      <w:kern w:val="22"/>
-      <w:sz w:val="20"/>
-      <w:szCs w:val="22"/>
-      <w:lang w:eastAsia="ja-JP"/>
-      <w14:ligatures w14:val="standard"/>
-    </w:rPr>
-  </w:style>
-  <w:style w:type="paragraph" w:customStyle="1" w:styleId="1ED4F0D5B7709A42AF55CDE86B90ED9D5">
-    <w:name w:val="1ED4F0D5B7709A42AF55CDE86B90ED9D5"/>
-    <w:rsid w:val="00E61BDD"/>
-    <w:pPr>
-      <w:spacing w:before="60" w:after="60"/>
-    </w:pPr>
-    <w:rPr>
-      <w:rFonts w:cs="Times New Roman (Body CS)"/>
-      <w:kern w:val="22"/>
-      <w:sz w:val="20"/>
-      <w:szCs w:val="22"/>
-      <w:lang w:eastAsia="ja-JP"/>
-      <w14:ligatures w14:val="standard"/>
-    </w:rPr>
-  </w:style>
-  <w:style w:type="paragraph" w:customStyle="1" w:styleId="F224951E8A82486985676AD9D2D1DF292">
-    <w:name w:val="F224951E8A82486985676AD9D2D1DF292"/>
-    <w:rsid w:val="00E61BDD"/>
-    <w:pPr>
-      <w:spacing w:before="60" w:after="60"/>
-      <w:jc w:val="center"/>
-    </w:pPr>
-    <w:rPr>
-      <w:rFonts w:cs="Times New Roman (Body CS)"/>
-      <w:kern w:val="22"/>
-      <w:sz w:val="16"/>
-      <w:szCs w:val="22"/>
-      <w:lang w:eastAsia="ja-JP"/>
-      <w14:ligatures w14:val="standard"/>
-    </w:rPr>
-  </w:style>
-  <w:style w:type="paragraph" w:customStyle="1" w:styleId="DA1F52883BC14CAF9784A8A03D75C0BA">
-    <w:name w:val="DA1F52883BC14CAF9784A8A03D75C0BA"/>
-    <w:rsid w:val="004E557C"/>
-    <w:pPr>
-      <w:spacing w:after="160" w:line="259" w:lineRule="auto"/>
-    </w:pPr>
-    <w:rPr>
-      <w:sz w:val="22"/>
-      <w:szCs w:val="22"/>
-    </w:rPr>
-  </w:style>
-  <w:style w:type="paragraph" w:customStyle="1" w:styleId="DF3BC6713DA54E6FB72561CF36A09E2E">
-    <w:name w:val="DF3BC6713DA54E6FB72561CF36A09E2E"/>
-    <w:rsid w:val="004E557C"/>
-    <w:pPr>
-      <w:spacing w:after="160" w:line="259" w:lineRule="auto"/>
-    </w:pPr>
-    <w:rPr>
-      <w:sz w:val="22"/>
-      <w:szCs w:val="22"/>
-    </w:rPr>
-  </w:style>
-  <w:style w:type="paragraph" w:customStyle="1" w:styleId="10298CAEEB784C78812DE6F166C884C7">
-    <w:name w:val="10298CAEEB784C78812DE6F166C884C7"/>
-    <w:rsid w:val="004E557C"/>
-    <w:pPr>
-      <w:spacing w:after="160" w:line="259" w:lineRule="auto"/>
-    </w:pPr>
-    <w:rPr>
-      <w:sz w:val="22"/>
-      <w:szCs w:val="22"/>
-    </w:rPr>
-  </w:style>
-  <w:style w:type="paragraph" w:customStyle="1" w:styleId="5FB1615017FF2146A3AD80D40CE35C4B">
-    <w:name w:val="5FB1615017FF2146A3AD80D40CE35C4B"/>
-    <w:rsid w:val="004E557C"/>
-    <w:pPr>
-      <w:spacing w:before="60" w:after="60"/>
-    </w:pPr>
-    <w:rPr>
-      <w:rFonts w:cs="Times New Roman (Body CS)"/>
-      <w:kern w:val="22"/>
-      <w:sz w:val="20"/>
-      <w:szCs w:val="22"/>
-      <w:lang w:eastAsia="ja-JP"/>
-      <w14:ligatures w14:val="standard"/>
-    </w:rPr>
-  </w:style>
-  <w:style w:type="paragraph" w:customStyle="1" w:styleId="C355F3137632C945AF55FF40D94A3281">
-    <w:name w:val="C355F3137632C945AF55FF40D94A3281"/>
-    <w:rsid w:val="004E557C"/>
-    <w:pPr>
-      <w:spacing w:before="60" w:after="60"/>
-    </w:pPr>
-    <w:rPr>
-      <w:rFonts w:cs="Times New Roman (Body CS)"/>
-      <w:kern w:val="22"/>
-      <w:sz w:val="20"/>
-      <w:szCs w:val="22"/>
-      <w:lang w:eastAsia="ja-JP"/>
-      <w14:ligatures w14:val="standard"/>
-    </w:rPr>
-  </w:style>
-  <w:style w:type="paragraph" w:customStyle="1" w:styleId="93A785FDD3F5C745A85CC56927EC80C5">
-    <w:name w:val="93A785FDD3F5C745A85CC56927EC80C5"/>
-    <w:rsid w:val="004E557C"/>
-    <w:pPr>
-      <w:spacing w:before="60" w:after="60"/>
-    </w:pPr>
-    <w:rPr>
-      <w:rFonts w:cs="Times New Roman (Body CS)"/>
-      <w:kern w:val="22"/>
-      <w:sz w:val="20"/>
-      <w:szCs w:val="22"/>
-      <w:lang w:eastAsia="ja-JP"/>
-      <w14:ligatures w14:val="standard"/>
-    </w:rPr>
-  </w:style>
-  <w:style w:type="paragraph" w:customStyle="1" w:styleId="A69B10968362B247843B94D0EF07C8AC">
-    <w:name w:val="A69B10968362B247843B94D0EF07C8AC"/>
-    <w:rsid w:val="004E557C"/>
-    <w:pPr>
-      <w:spacing w:before="60" w:after="60"/>
-    </w:pPr>
-    <w:rPr>
-      <w:rFonts w:cs="Times New Roman (Body CS)"/>
-      <w:kern w:val="22"/>
-      <w:sz w:val="20"/>
-      <w:szCs w:val="22"/>
-      <w:lang w:eastAsia="ja-JP"/>
-      <w14:ligatures w14:val="standard"/>
-    </w:rPr>
-  </w:style>
-  <w:style w:type="paragraph" w:customStyle="1" w:styleId="E516D0D77594E045BEA458F6ABB7E36B">
-    <w:name w:val="E516D0D77594E045BEA458F6ABB7E36B"/>
-    <w:rsid w:val="004E557C"/>
-    <w:pPr>
-      <w:spacing w:before="60" w:after="60"/>
-    </w:pPr>
-    <w:rPr>
-      <w:rFonts w:cs="Times New Roman (Body CS)"/>
-      <w:kern w:val="22"/>
-      <w:sz w:val="20"/>
-      <w:szCs w:val="22"/>
-      <w:lang w:eastAsia="ja-JP"/>
-      <w14:ligatures w14:val="standard"/>
-    </w:rPr>
-  </w:style>
-  <w:style w:type="paragraph" w:customStyle="1" w:styleId="1ED4F0D5B7709A42AF55CDE86B90ED9D">
-    <w:name w:val="1ED4F0D5B7709A42AF55CDE86B90ED9D"/>
-    <w:rsid w:val="004E557C"/>
-    <w:pPr>
-      <w:spacing w:before="60" w:after="60"/>
-    </w:pPr>
-    <w:rPr>
-      <w:rFonts w:cs="Times New Roman (Body CS)"/>
-      <w:kern w:val="22"/>
-      <w:sz w:val="20"/>
-      <w:szCs w:val="22"/>
-      <w:lang w:eastAsia="ja-JP"/>
-      <w14:ligatures w14:val="standard"/>
-    </w:rPr>
-  </w:style>
-  <w:style w:type="paragraph" w:customStyle="1" w:styleId="F224951E8A82486985676AD9D2D1DF29">
-    <w:name w:val="F224951E8A82486985676AD9D2D1DF29"/>
-    <w:rsid w:val="004E557C"/>
-    <w:pPr>
-      <w:spacing w:before="60" w:after="60"/>
-      <w:jc w:val="center"/>
-    </w:pPr>
-    <w:rPr>
-      <w:rFonts w:cs="Times New Roman (Body CS)"/>
-      <w:kern w:val="22"/>
-      <w:sz w:val="16"/>
-      <w:szCs w:val="22"/>
-      <w:lang w:eastAsia="ja-JP"/>
-      <w14:ligatures w14:val="standard"/>
-    </w:rPr>
-  </w:style>
-  <w:style w:type="paragraph" w:customStyle="1" w:styleId="8C18D69E97F9490DBCED2734DB0B3700">
-    <w:name w:val="8C18D69E97F9490DBCED2734DB0B3700"/>
-    <w:rsid w:val="004E557C"/>
-    <w:pPr>
-      <w:spacing w:after="160" w:line="259" w:lineRule="auto"/>
-    </w:pPr>
-    <w:rPr>
-      <w:sz w:val="22"/>
-      <w:szCs w:val="22"/>
-    </w:rPr>
-  </w:style>
-  <w:style w:type="paragraph" w:customStyle="1" w:styleId="42448AADFA3E497E9B21E223450BF663">
-    <w:name w:val="42448AADFA3E497E9B21E223450BF663"/>
-    <w:rsid w:val="004E557C"/>
-    <w:pPr>
-      <w:spacing w:after="160" w:line="259" w:lineRule="auto"/>
-    </w:pPr>
-    <w:rPr>
-      <w:sz w:val="22"/>
-      <w:szCs w:val="22"/>
-    </w:rPr>
-  </w:style>
-  <w:style w:type="paragraph" w:customStyle="1" w:styleId="DD9744CF4288467085B8B188292C654D">
-    <w:name w:val="DD9744CF4288467085B8B188292C654D"/>
-    <w:rsid w:val="004E557C"/>
-    <w:pPr>
-      <w:spacing w:after="160" w:line="259" w:lineRule="auto"/>
-    </w:pPr>
-    <w:rPr>
-      <w:sz w:val="22"/>
-      <w:szCs w:val="22"/>
-    </w:rPr>
-  </w:style>
-  <w:style w:type="paragraph" w:customStyle="1" w:styleId="34D9B281FF6C4E1DA048A818E36FF36B">
-    <w:name w:val="34D9B281FF6C4E1DA048A818E36FF36B"/>
-    <w:rsid w:val="004E557C"/>
-    <w:pPr>
-      <w:spacing w:after="160" w:line="259" w:lineRule="auto"/>
-    </w:pPr>
-    <w:rPr>
-      <w:sz w:val="22"/>
-      <w:szCs w:val="22"/>
-    </w:rPr>
-  </w:style>
-  <w:style w:type="paragraph" w:customStyle="1" w:styleId="0B69E4494CE84B94A5E939582523A553">
-    <w:name w:val="0B69E4494CE84B94A5E939582523A553"/>
-    <w:rsid w:val="004E557C"/>
-    <w:pPr>
-      <w:spacing w:after="160" w:line="259" w:lineRule="auto"/>
-    </w:pPr>
-    <w:rPr>
-      <w:sz w:val="22"/>
-      <w:szCs w:val="22"/>
-    </w:rPr>
-  </w:style>
-  <w:style w:type="paragraph" w:customStyle="1" w:styleId="7560186B38524D03BC5D8A9A64106212">
-    <w:name w:val="7560186B38524D03BC5D8A9A64106212"/>
-    <w:rsid w:val="004E557C"/>
-    <w:pPr>
-      <w:spacing w:after="160" w:line="259" w:lineRule="auto"/>
-    </w:pPr>
-    <w:rPr>
-      <w:sz w:val="22"/>
-      <w:szCs w:val="22"/>
-    </w:rPr>
-  </w:style>
-  <w:style w:type="paragraph" w:customStyle="1" w:styleId="F83696A7E1E74222859D369C8D8F9FD4">
-    <w:name w:val="F83696A7E1E74222859D369C8D8F9FD4"/>
-    <w:rsid w:val="004E557C"/>
-    <w:pPr>
-      <w:spacing w:after="160" w:line="259" w:lineRule="auto"/>
-    </w:pPr>
-    <w:rPr>
-      <w:sz w:val="22"/>
-      <w:szCs w:val="22"/>
-    </w:rPr>
-  </w:style>
-  <w:style w:type="paragraph" w:customStyle="1" w:styleId="9AF1D320B0D54464A54B3472CA87E937">
-    <w:name w:val="9AF1D320B0D54464A54B3472CA87E937"/>
-    <w:rsid w:val="004E557C"/>
-    <w:pPr>
-      <w:spacing w:after="160" w:line="259" w:lineRule="auto"/>
-    </w:pPr>
-    <w:rPr>
-      <w:sz w:val="22"/>
-      <w:szCs w:val="22"/>
-    </w:rPr>
-  </w:style>
-  <w:style w:type="paragraph" w:customStyle="1" w:styleId="B2C47602B4024E2BAABE299496E94140">
-    <w:name w:val="B2C47602B4024E2BAABE299496E94140"/>
-    <w:rsid w:val="004E557C"/>
-    <w:pPr>
-      <w:spacing w:after="160" w:line="259" w:lineRule="auto"/>
-    </w:pPr>
-    <w:rPr>
-      <w:sz w:val="22"/>
-      <w:szCs w:val="22"/>
-    </w:rPr>
-  </w:style>
-  <w:style w:type="paragraph" w:customStyle="1" w:styleId="30951A24F3F84DDF84FFCD2449F839E4">
-    <w:name w:val="30951A24F3F84DDF84FFCD2449F839E4"/>
-    <w:rsid w:val="004E557C"/>
-    <w:pPr>
-      <w:spacing w:after="160" w:line="259" w:lineRule="auto"/>
-    </w:pPr>
-    <w:rPr>
-      <w:sz w:val="22"/>
-      <w:szCs w:val="22"/>
-    </w:rPr>
-  </w:style>
-  <w:style w:type="paragraph" w:customStyle="1" w:styleId="28DA660377634A2CA3660D21FC4DBE5A">
-    <w:name w:val="28DA660377634A2CA3660D21FC4DBE5A"/>
-    <w:rsid w:val="004E557C"/>
-    <w:pPr>
-      <w:spacing w:after="160" w:line="259" w:lineRule="auto"/>
-    </w:pPr>
-    <w:rPr>
-      <w:sz w:val="22"/>
-      <w:szCs w:val="22"/>
-    </w:rPr>
-  </w:style>
-  <w:style w:type="paragraph" w:customStyle="1" w:styleId="1A01A6617B214112AE9012E27B39368B">
-    <w:name w:val="1A01A6617B214112AE9012E27B39368B"/>
-    <w:rsid w:val="004E557C"/>
-    <w:pPr>
-      <w:spacing w:after="160" w:line="259" w:lineRule="auto"/>
-    </w:pPr>
-    <w:rPr>
-      <w:sz w:val="22"/>
-      <w:szCs w:val="22"/>
-    </w:rPr>
-  </w:style>
-  <w:style w:type="paragraph" w:customStyle="1" w:styleId="F38F67D46263412FA011D18EB88755A4">
-    <w:name w:val="F38F67D46263412FA011D18EB88755A4"/>
-    <w:rsid w:val="004E557C"/>
-    <w:pPr>
-      <w:spacing w:after="160" w:line="259" w:lineRule="auto"/>
-    </w:pPr>
-    <w:rPr>
-      <w:sz w:val="22"/>
-      <w:szCs w:val="22"/>
-    </w:rPr>
-  </w:style>
-  <w:style w:type="paragraph" w:customStyle="1" w:styleId="6F666F64B19F4924A727DC9DE8EBC95D">
-    <w:name w:val="6F666F64B19F4924A727DC9DE8EBC95D"/>
-    <w:rsid w:val="004E557C"/>
-    <w:pPr>
-      <w:spacing w:after="160" w:line="259" w:lineRule="auto"/>
-    </w:pPr>
-    <w:rPr>
-      <w:sz w:val="22"/>
-      <w:szCs w:val="22"/>
-    </w:rPr>
-  </w:style>
-  <w:style w:type="paragraph" w:customStyle="1" w:styleId="D3CA5C48D7BA43299A2F373A5A212BA8">
-    <w:name w:val="D3CA5C48D7BA43299A2F373A5A212BA8"/>
-    <w:rsid w:val="004E557C"/>
-    <w:pPr>
-      <w:spacing w:after="160" w:line="259" w:lineRule="auto"/>
-    </w:pPr>
-    <w:rPr>
-      <w:sz w:val="22"/>
-      <w:szCs w:val="22"/>
-    </w:rPr>
-  </w:style>
-  <w:style w:type="paragraph" w:customStyle="1" w:styleId="3F3DF1D9D1E5462EB015B552715EF0C4">
-    <w:name w:val="3F3DF1D9D1E5462EB015B552715EF0C4"/>
-    <w:rsid w:val="004E557C"/>
-    <w:pPr>
-      <w:spacing w:after="160" w:line="259" w:lineRule="auto"/>
-    </w:pPr>
-    <w:rPr>
-      <w:sz w:val="22"/>
-      <w:szCs w:val="22"/>
-    </w:rPr>
-  </w:style>
-  <w:style w:type="paragraph" w:customStyle="1" w:styleId="5FB1615017FF2146A3AD80D40CE35C4B1">
-    <w:name w:val="5FB1615017FF2146A3AD80D40CE35C4B1"/>
-    <w:rsid w:val="004E557C"/>
-    <w:pPr>
-      <w:spacing w:before="60" w:after="60"/>
-    </w:pPr>
-    <w:rPr>
-      <w:rFonts w:cs="Times New Roman (Body CS)"/>
-      <w:kern w:val="22"/>
-      <w:sz w:val="20"/>
-      <w:szCs w:val="22"/>
-      <w:lang w:eastAsia="ja-JP"/>
-      <w14:ligatures w14:val="standard"/>
-    </w:rPr>
-  </w:style>
-  <w:style w:type="paragraph" w:customStyle="1" w:styleId="C355F3137632C945AF55FF40D94A32811">
-    <w:name w:val="C355F3137632C945AF55FF40D94A32811"/>
-    <w:rsid w:val="004E557C"/>
-    <w:pPr>
-      <w:spacing w:before="60" w:after="60"/>
-    </w:pPr>
-    <w:rPr>
-      <w:rFonts w:cs="Times New Roman (Body CS)"/>
-      <w:kern w:val="22"/>
-      <w:sz w:val="20"/>
-      <w:szCs w:val="22"/>
-      <w:lang w:eastAsia="ja-JP"/>
-      <w14:ligatures w14:val="standard"/>
-    </w:rPr>
-  </w:style>
-  <w:style w:type="paragraph" w:customStyle="1" w:styleId="93A785FDD3F5C745A85CC56927EC80C51">
-    <w:name w:val="93A785FDD3F5C745A85CC56927EC80C51"/>
-    <w:rsid w:val="004E557C"/>
-    <w:pPr>
-      <w:spacing w:before="60" w:after="60"/>
-    </w:pPr>
-    <w:rPr>
-      <w:rFonts w:cs="Times New Roman (Body CS)"/>
-      <w:kern w:val="22"/>
-      <w:sz w:val="20"/>
-      <w:szCs w:val="22"/>
-      <w:lang w:eastAsia="ja-JP"/>
-      <w14:ligatures w14:val="standard"/>
-    </w:rPr>
-  </w:style>
-  <w:style w:type="paragraph" w:customStyle="1" w:styleId="A69B10968362B247843B94D0EF07C8AC1">
-    <w:name w:val="A69B10968362B247843B94D0EF07C8AC1"/>
-    <w:rsid w:val="004E557C"/>
-    <w:pPr>
-      <w:spacing w:before="60" w:after="60"/>
-    </w:pPr>
-    <w:rPr>
-      <w:rFonts w:cs="Times New Roman (Body CS)"/>
-      <w:kern w:val="22"/>
-      <w:sz w:val="20"/>
-      <w:szCs w:val="22"/>
-      <w:lang w:eastAsia="ja-JP"/>
-      <w14:ligatures w14:val="standard"/>
-    </w:rPr>
-  </w:style>
-  <w:style w:type="paragraph" w:customStyle="1" w:styleId="E516D0D77594E045BEA458F6ABB7E36B1">
-    <w:name w:val="E516D0D77594E045BEA458F6ABB7E36B1"/>
-    <w:rsid w:val="004E557C"/>
-    <w:pPr>
-      <w:spacing w:before="60" w:after="60"/>
-    </w:pPr>
-    <w:rPr>
-      <w:rFonts w:cs="Times New Roman (Body CS)"/>
-      <w:kern w:val="22"/>
-      <w:sz w:val="20"/>
-      <w:szCs w:val="22"/>
-      <w:lang w:eastAsia="ja-JP"/>
-      <w14:ligatures w14:val="standard"/>
-    </w:rPr>
-  </w:style>
-  <w:style w:type="paragraph" w:customStyle="1" w:styleId="1ED4F0D5B7709A42AF55CDE86B90ED9D1">
-    <w:name w:val="1ED4F0D5B7709A42AF55CDE86B90ED9D1"/>
-    <w:rsid w:val="004E557C"/>
-    <w:pPr>
-      <w:spacing w:before="60" w:after="60"/>
-    </w:pPr>
-    <w:rPr>
-      <w:rFonts w:cs="Times New Roman (Body CS)"/>
-      <w:kern w:val="22"/>
-      <w:sz w:val="20"/>
-      <w:szCs w:val="22"/>
-      <w:lang w:eastAsia="ja-JP"/>
-      <w14:ligatures w14:val="standard"/>
-    </w:rPr>
-  </w:style>
-  <w:style w:type="paragraph" w:customStyle="1" w:styleId="F224951E8A82486985676AD9D2D1DF291">
-    <w:name w:val="F224951E8A82486985676AD9D2D1DF291"/>
-    <w:rsid w:val="004E557C"/>
-    <w:pPr>
-      <w:spacing w:before="60" w:after="60"/>
-      <w:jc w:val="center"/>
-    </w:pPr>
-    <w:rPr>
-      <w:rFonts w:cs="Times New Roman (Body CS)"/>
-      <w:kern w:val="22"/>
-      <w:sz w:val="16"/>
-      <w:szCs w:val="22"/>
-      <w:lang w:eastAsia="ja-JP"/>
-      <w14:ligatures w14:val="standard"/>
-    </w:rPr>
-  </w:style>
-</w:styles>
-</file>
-
-<file path=word/glossary/webSettings.xml><?xml version="1.0" encoding="utf-8"?>
-<w:webSettings xmlns:mc="http://schemas.openxmlformats.org/markup-compatibility/2006" xmlns:r="http://schemas.openxmlformats.org/officeDocument/2006/relationships" xmlns:w="http://schemas.openxmlformats.org/wordprocessingml/2006/main" xmlns:w14="http://schemas.microsoft.com/office/word/2010/wordml" xmlns:w15="http://schemas.microsoft.com/office/word/2012/wordml" xmlns:w16cex="http://schemas.microsoft.com/office/word/2018/wordml/cex" xmlns:w16cid="http://schemas.microsoft.com/office/word/2016/wordml/cid" xmlns:w16="http://schemas.microsoft.com/office/word/2018/wordml" xmlns:w16sdtdh="http://schemas.microsoft.com/office/word/2020/wordml/sdtdatahash" xmlns:w16se="http://schemas.microsoft.com/office/word/2015/wordml/symex" mc:Ignorable="w14 w15 w16se w16cid w16 w16cex w16sdtdh">
-  <w:optimizeForBrowser/>
-  <w:allowPNG/>
-</w:webSettings>
-</file>
-
 <file path=word/theme/theme11.xml><?xml version="1.0" encoding="utf-8"?>
 <a:theme xmlns:a="http://schemas.openxmlformats.org/drawingml/2006/main" name="Theme1">
   <a:themeElements>
@@ -9879,378 +5963,6 @@
 </a:theme>
 </file>
 
-<file path=customXml/item13.xml><?xml version="1.0" encoding="utf-8"?>
-<CoverPageProperties xmlns="http://schemas.microsoft.com/office/2006/coverPageProps">
-  <PublishDate/>
-  <Abstract/>
-  <CompanyAddress/>
-  <CompanyPhone/>
-  <CompanyFax/>
-  <CompanyEmail/>
-</CoverPageProperties>
-</file>
-
-<file path=customXml/item2.xml><?xml version="1.0" encoding="utf-8"?>
-<b:Sources xmlns:b="http://schemas.openxmlformats.org/officeDocument/2006/bibliography" xmlns="http://schemas.openxmlformats.org/officeDocument/2006/bibliography" SelectedStyle="/APASixthEditionOfficeOnline.xsl" StyleName="APA" Version="6"/>
-</file>
-
-<file path=customXml/item35.xml><?xml version="1.0" encoding="utf-8"?>
-<ct:contentTypeSchema xmlns:ct="http://schemas.microsoft.com/office/2006/metadata/contentType" xmlns:ma="http://schemas.microsoft.com/office/2006/metadata/properties/metaAttributes" ct:_="" ma:_="" ma:contentTypeName="Document" ma:contentTypeID="0x01010079F111ED35F8CC479449609E8A0923A6" ma:contentTypeVersion="26" ma:contentTypeDescription="Create a new document." ma:contentTypeScope="" ma:versionID="ac37c1753acd5e330d2062ccec26ea66">
-  <xsd:schema xmlns:xsd="http://www.w3.org/2001/XMLSchema" xmlns:xs="http://www.w3.org/2001/XMLSchema" xmlns:p="http://schemas.microsoft.com/office/2006/metadata/properties" xmlns:ns1="http://schemas.microsoft.com/sharepoint/v3" xmlns:ns2="71af3243-3dd4-4a8d-8c0d-dd76da1f02a5" xmlns:ns3="16c05727-aa75-4e4a-9b5f-8a80a1165891" xmlns:ns4="230e9df3-be65-4c73-a93b-d1236ebd677e" targetNamespace="http://schemas.microsoft.com/office/2006/metadata/properties" ma:root="true" ma:fieldsID="3b340c7101c92c5120abd06486f94548" ns1:_="" ns2:_="" ns3:_="" ns4:_="">
-    <xsd:import namespace="http://schemas.microsoft.com/sharepoint/v3"/>
-    <xsd:import namespace="71af3243-3dd4-4a8d-8c0d-dd76da1f02a5"/>
-    <xsd:import namespace="16c05727-aa75-4e4a-9b5f-8a80a1165891"/>
-    <xsd:import namespace="230e9df3-be65-4c73-a93b-d1236ebd677e"/>
-    <xsd:element name="properties">
-      <xsd:complexType>
-        <xsd:sequence>
-          <xsd:element name="documentManagement">
-            <xsd:complexType>
-              <xsd:all>
-                <xsd:element ref="ns2:Status" minOccurs="0"/>
-                <xsd:element ref="ns2:Image" minOccurs="0"/>
-                <xsd:element ref="ns2:MediaServiceMetadata" minOccurs="0"/>
-                <xsd:element ref="ns2:MediaServiceFastMetadata" minOccurs="0"/>
-                <xsd:element ref="ns2:MediaServiceOCR" minOccurs="0"/>
-                <xsd:element ref="ns2:MediaServiceAutoTags" minOccurs="0"/>
-                <xsd:element ref="ns2:MediaServiceEventHashCode" minOccurs="0"/>
-                <xsd:element ref="ns2:MediaServiceGenerationTime" minOccurs="0"/>
-                <xsd:element ref="ns3:SharedWithUsers" minOccurs="0"/>
-                <xsd:element ref="ns3:SharedWithDetails" minOccurs="0"/>
-                <xsd:element ref="ns2:MediaServiceAutoKeyPoints" minOccurs="0"/>
-                <xsd:element ref="ns2:MediaServiceKeyPoints" minOccurs="0"/>
-                <xsd:element ref="ns2:MediaServiceDateTaken" minOccurs="0"/>
-                <xsd:element ref="ns1:_ip_UnifiedCompliancePolicyProperties" minOccurs="0"/>
-                <xsd:element ref="ns1:_ip_UnifiedCompliancePolicyUIAction" minOccurs="0"/>
-                <xsd:element ref="ns4:TaxCatchAll" minOccurs="0"/>
-                <xsd:element ref="ns2:ImageTagsTaxHTField" minOccurs="0"/>
-                <xsd:element ref="ns2:MediaServiceLocation" minOccurs="0"/>
-                <xsd:element ref="ns2:MediaLengthInSeconds" minOccurs="0"/>
-                <xsd:element ref="ns2:Background" minOccurs="0"/>
-                <xsd:element ref="ns2:MediaServiceSearchProperties" minOccurs="0"/>
-                <xsd:element ref="ns2:MediaServiceDocTags" minOccurs="0"/>
-              </xsd:all>
-            </xsd:complexType>
-          </xsd:element>
-        </xsd:sequence>
-      </xsd:complexType>
-    </xsd:element>
-  </xsd:schema>
-  <xsd:schema xmlns:xsd="http://www.w3.org/2001/XMLSchema" xmlns:xs="http://www.w3.org/2001/XMLSchema" xmlns:dms="http://schemas.microsoft.com/office/2006/documentManagement/types" xmlns:pc="http://schemas.microsoft.com/office/infopath/2007/PartnerControls" targetNamespace="http://schemas.microsoft.com/sharepoint/v3" elementFormDefault="qualified">
-    <xsd:import namespace="http://schemas.microsoft.com/office/2006/documentManagement/types"/>
-    <xsd:import namespace="http://schemas.microsoft.com/office/infopath/2007/PartnerControls"/>
-    <xsd:element name="_ip_UnifiedCompliancePolicyProperties" ma:index="20" nillable="true" ma:displayName="Unified Compliance Policy Properties" ma:hidden="true" ma:internalName="_ip_UnifiedCompliancePolicyProperties" ma:readOnly="false">
-      <xsd:simpleType>
-        <xsd:restriction base="dms:Note"/>
-      </xsd:simpleType>
-    </xsd:element>
-    <xsd:element name="_ip_UnifiedCompliancePolicyUIAction" ma:index="21" nillable="true" ma:displayName="Unified Compliance Policy UI Action" ma:hidden="true" ma:internalName="_ip_UnifiedCompliancePolicyUIAction" ma:readOnly="false">
-      <xsd:simpleType>
-        <xsd:restriction base="dms:Text"/>
-      </xsd:simpleType>
-    </xsd:element>
-  </xsd:schema>
-  <xsd:schema xmlns:xsd="http://www.w3.org/2001/XMLSchema" xmlns:xs="http://www.w3.org/2001/XMLSchema" xmlns:dms="http://schemas.microsoft.com/office/2006/documentManagement/types" xmlns:pc="http://schemas.microsoft.com/office/infopath/2007/PartnerControls" targetNamespace="71af3243-3dd4-4a8d-8c0d-dd76da1f02a5" elementFormDefault="qualified">
-    <xsd:import namespace="http://schemas.microsoft.com/office/2006/documentManagement/types"/>
-    <xsd:import namespace="http://schemas.microsoft.com/office/infopath/2007/PartnerControls"/>
-    <xsd:element name="Status" ma:index="2" nillable="true" ma:displayName="Status" ma:default="Not started" ma:format="Dropdown" ma:internalName="Status" ma:readOnly="false">
-      <xsd:simpleType>
-        <xsd:restriction base="dms:Choice">
-          <xsd:enumeration value="Not started"/>
-          <xsd:enumeration value="In Progress"/>
-          <xsd:enumeration value="Completed"/>
-        </xsd:restriction>
-      </xsd:simpleType>
-    </xsd:element>
-    <xsd:element name="Image" ma:index="3" nillable="true" ma:displayName="Image" ma:format="Image" ma:internalName="Image" ma:readOnly="false">
-      <xsd:complexType>
-        <xsd:complexContent>
-          <xsd:extension base="dms:URL">
-            <xsd:sequence>
-              <xsd:element name="Url" type="dms:ValidUrl" minOccurs="0" nillable="true"/>
-              <xsd:element name="Description" type="xsd:string" nillable="true"/>
-            </xsd:sequence>
-          </xsd:extension>
-        </xsd:complexContent>
-      </xsd:complexType>
-    </xsd:element>
-    <xsd:element name="MediaServiceMetadata" ma:index="8" nillable="true" ma:displayName="MediaServiceMetadata" ma:hidden="true" ma:internalName="MediaServiceMetadata" ma:readOnly="true">
-      <xsd:simpleType>
-        <xsd:restriction base="dms:Note"/>
-      </xsd:simpleType>
-    </xsd:element>
-    <xsd:element name="MediaServiceFastMetadata" ma:index="9" nillable="true" ma:displayName="MediaServiceFastMetadata" ma:hidden="true" ma:internalName="MediaServiceFastMetadata" ma:readOnly="true">
-      <xsd:simpleType>
-        <xsd:restriction base="dms:Note"/>
-      </xsd:simpleType>
-    </xsd:element>
-    <xsd:element name="MediaServiceOCR" ma:index="10" nillable="true" ma:displayName="MediaServiceOCR" ma:hidden="true" ma:internalName="MediaServiceOCR" ma:readOnly="true">
-      <xsd:simpleType>
-        <xsd:restriction base="dms:Note"/>
-      </xsd:simpleType>
-    </xsd:element>
-    <xsd:element name="MediaServiceAutoTags" ma:index="11" nillable="true" ma:displayName="MediaServiceAutoTags" ma:hidden="true" ma:internalName="MediaServiceAutoTags" ma:readOnly="true">
-      <xsd:simpleType>
-        <xsd:restriction base="dms:Text"/>
-      </xsd:simpleType>
-    </xsd:element>
-    <xsd:element name="MediaServiceEventHashCode" ma:index="12" nillable="true" ma:displayName="MediaServiceEventHashCode" ma:hidden="true" ma:internalName="MediaServiceEventHashCode" ma:readOnly="true">
-      <xsd:simpleType>
-        <xsd:restriction base="dms:Text"/>
-      </xsd:simpleType>
-    </xsd:element>
-    <xsd:element name="MediaServiceGenerationTime" ma:index="13" nillable="true" ma:displayName="MediaServiceGenerationTime" ma:hidden="true" ma:internalName="MediaServiceGenerationTime" ma:readOnly="true">
-      <xsd:simpleType>
-        <xsd:restriction base="dms:Text"/>
-      </xsd:simpleType>
-    </xsd:element>
-    <xsd:element name="MediaServiceAutoKeyPoints" ma:index="16" nillable="true" ma:displayName="MediaServiceAutoKeyPoints" ma:hidden="true" ma:internalName="MediaServiceAutoKeyPoints" ma:readOnly="true">
-      <xsd:simpleType>
-        <xsd:restriction base="dms:Note"/>
-      </xsd:simpleType>
-    </xsd:element>
-    <xsd:element name="MediaServiceKeyPoints" ma:index="17" nillable="true" ma:displayName="KeyPoints" ma:hidden="true" ma:internalName="MediaServiceKeyPoints" ma:readOnly="false">
-      <xsd:simpleType>
-        <xsd:restriction base="dms:Note"/>
-      </xsd:simpleType>
-    </xsd:element>
-    <xsd:element name="MediaServiceDateTaken" ma:index="18" nillable="true" ma:displayName="MediaServiceDateTaken" ma:hidden="true" ma:internalName="MediaServiceDateTaken" ma:readOnly="true">
-      <xsd:simpleType>
-        <xsd:restriction base="dms:Text"/>
-      </xsd:simpleType>
-    </xsd:element>
-    <xsd:element name="ImageTagsTaxHTField" ma:index="25" nillable="true" ma:taxonomy="true" ma:internalName="ImageTagsTaxHTField" ma:taxonomyFieldName="MediaServiceImageTags" ma:displayName="Image Tags" ma:readOnly="false" ma:fieldId="{5cf76f15-5ced-4ddc-b409-7134ff3c332f}" ma:taxonomyMulti="true" ma:sspId="e385fb40-52d4-4fae-9c5b-3e8ff8a5878e" ma:termSetId="09814cd3-568e-fe90-9814-8d621ff8fb84" ma:anchorId="fba54fb3-c3e1-fe81-a776-ca4b69148c4d" ma:open="true" ma:isKeyword="false">
-      <xsd:complexType>
-        <xsd:sequence>
-          <xsd:element ref="pc:Terms" minOccurs="0" maxOccurs="1"/>
-        </xsd:sequence>
-      </xsd:complexType>
-    </xsd:element>
-    <xsd:element name="MediaServiceLocation" ma:index="26" nillable="true" ma:displayName="Location" ma:hidden="true" ma:internalName="MediaServiceLocation" ma:readOnly="true">
-      <xsd:simpleType>
-        <xsd:restriction base="dms:Text"/>
-      </xsd:simpleType>
-    </xsd:element>
-    <xsd:element name="MediaLengthInSeconds" ma:index="27" nillable="true" ma:displayName="MediaLengthInSeconds" ma:hidden="true" ma:internalName="MediaLengthInSeconds" ma:readOnly="true">
-      <xsd:simpleType>
-        <xsd:restriction base="dms:Unknown"/>
-      </xsd:simpleType>
-    </xsd:element>
-    <xsd:element name="Background" ma:index="28" nillable="true" ma:displayName="Background" ma:default="0" ma:format="Dropdown" ma:internalName="Background">
-      <xsd:simpleType>
-        <xsd:restriction base="dms:Boolean"/>
-      </xsd:simpleType>
-    </xsd:element>
-    <xsd:element name="MediaServiceSearchProperties" ma:index="29" nillable="true" ma:displayName="MediaServiceSearchProperties" ma:hidden="true" ma:internalName="MediaServiceSearchProperties" ma:readOnly="true">
-      <xsd:simpleType>
-        <xsd:restriction base="dms:Note"/>
-      </xsd:simpleType>
-    </xsd:element>
-    <xsd:element name="MediaServiceDocTags" ma:index="30" nillable="true" ma:displayName="MediaServiceDocTags" ma:hidden="true" ma:internalName="MediaServiceDocTags" ma:readOnly="true">
-      <xsd:simpleType>
-        <xsd:restriction base="dms:Note"/>
-      </xsd:simpleType>
-    </xsd:element>
-  </xsd:schema>
-  <xsd:schema xmlns:xsd="http://www.w3.org/2001/XMLSchema" xmlns:xs="http://www.w3.org/2001/XMLSchema" xmlns:dms="http://schemas.microsoft.com/office/2006/documentManagement/types" xmlns:pc="http://schemas.microsoft.com/office/infopath/2007/PartnerControls" targetNamespace="16c05727-aa75-4e4a-9b5f-8a80a1165891" elementFormDefault="qualified">
-    <xsd:import namespace="http://schemas.microsoft.com/office/2006/documentManagement/types"/>
-    <xsd:import namespace="http://schemas.microsoft.com/office/infopath/2007/PartnerControls"/>
-    <xsd:element name="SharedWithUsers" ma:index="14" nillable="true" ma:displayName="Shared With" ma:hidden="true" ma:internalName="SharedWithUsers" ma:readOnly="true">
-      <xsd:complexType>
-        <xsd:complexContent>
-          <xsd:extension base="dms:UserMulti">
-            <xsd:sequence>
-              <xsd:element name="UserInfo" minOccurs="0" maxOccurs="unbounded">
-                <xsd:complexType>
-                  <xsd:sequence>
-                    <xsd:element name="DisplayName" type="xsd:string" minOccurs="0"/>
-                    <xsd:element name="AccountId" type="dms:UserId" minOccurs="0" nillable="true"/>
-                    <xsd:element name="AccountType" type="xsd:string" minOccurs="0"/>
-                  </xsd:sequence>
-                </xsd:complexType>
-              </xsd:element>
-            </xsd:sequence>
-          </xsd:extension>
-        </xsd:complexContent>
-      </xsd:complexType>
-    </xsd:element>
-    <xsd:element name="SharedWithDetails" ma:index="15" nillable="true" ma:displayName="Shared With Details" ma:hidden="true" ma:internalName="SharedWithDetails" ma:readOnly="true">
-      <xsd:simpleType>
-        <xsd:restriction base="dms:Note"/>
-      </xsd:simpleType>
-    </xsd:element>
-  </xsd:schema>
-  <xsd:schema xmlns:xsd="http://www.w3.org/2001/XMLSchema" xmlns:xs="http://www.w3.org/2001/XMLSchema" xmlns:dms="http://schemas.microsoft.com/office/2006/documentManagement/types" xmlns:pc="http://schemas.microsoft.com/office/infopath/2007/PartnerControls" targetNamespace="230e9df3-be65-4c73-a93b-d1236ebd677e" elementFormDefault="qualified">
-    <xsd:import namespace="http://schemas.microsoft.com/office/2006/documentManagement/types"/>
-    <xsd:import namespace="http://schemas.microsoft.com/office/infopath/2007/PartnerControls"/>
-    <xsd:element name="TaxCatchAll" ma:index="23" nillable="true" ma:displayName="Taxonomy Catch All Column" ma:hidden="true" ma:list="{3f6bfcbc-3db3-4ae6-bd76-326f0798ad28}" ma:internalName="TaxCatchAll" ma:readOnly="false" ma:showField="CatchAllData" ma:web="16c05727-aa75-4e4a-9b5f-8a80a1165891">
-      <xsd:complexType>
-        <xsd:complexContent>
-          <xsd:extension base="dms:MultiChoiceLookup">
-            <xsd:sequence>
-              <xsd:element name="Value" type="dms:Lookup" maxOccurs="unbounded" minOccurs="0" nillable="true"/>
-            </xsd:sequence>
-          </xsd:extension>
-        </xsd:complexContent>
-      </xsd:complexType>
-    </xsd:element>
-  </xsd:schema>
-  <xsd:schema xmlns="http://schemas.openxmlformats.org/package/2006/metadata/core-properties" xmlns:xsd="http://www.w3.org/2001/XMLSchema" xmlns:xsi="http://www.w3.org/2001/XMLSchema-instance" xmlns:dc="http://purl.org/dc/elements/1.1/" xmlns:dcterms="http://purl.org/dc/terms/" xmlns:odoc="http://schemas.microsoft.com/internal/obd" targetNamespace="http://schemas.openxmlformats.org/package/2006/metadata/core-properties" elementFormDefault="qualified" attributeFormDefault="unqualified" blockDefault="#all">
-    <xsd:import namespace="http://purl.org/dc/elements/1.1/" schemaLocation="http://dublincore.org/schemas/xmls/qdc/2003/04/02/dc.xsd"/>
-    <xsd:import namespace="http://purl.org/dc/terms/" schemaLocation="http://dublincore.org/schemas/xmls/qdc/2003/04/02/dcterms.xsd"/>
-    <xsd:element name="coreProperties" type="CT_coreProperties"/>
-    <xsd:complexType name="CT_coreProperties">
-      <xsd:all>
-        <xsd:element ref="dc:creator" minOccurs="0" maxOccurs="1"/>
-        <xsd:element ref="dcterms:created" minOccurs="0" maxOccurs="1"/>
-        <xsd:element ref="dc:identifier" minOccurs="0" maxOccurs="1"/>
-        <xsd:element name="contentType" minOccurs="0" maxOccurs="1" type="xsd:string" ma:displayName="Content Type"/>
-        <xsd:element ref="dc:title" minOccurs="0" maxOccurs="1" ma:index="1" ma:displayName="Title"/>
-        <xsd:element ref="dc:subject" minOccurs="0" maxOccurs="1"/>
-        <xsd:element ref="dc:description" minOccurs="0" maxOccurs="1"/>
-        <xsd:element name="keywords" minOccurs="0" maxOccurs="1" type="xsd:string"/>
-        <xsd:element ref="dc:language" minOccurs="0" maxOccurs="1"/>
-        <xsd:element name="category" minOccurs="0" maxOccurs="1" type="xsd:string"/>
-        <xsd:element name="version" minOccurs="0" maxOccurs="1" type="xsd:string"/>
-        <xsd:element name="revision" minOccurs="0" maxOccurs="1" type="xsd:string">
-          <xsd:annotation>
-            <xsd:documentation>
-                        This value indicates the number of saves or revisions. The application is responsible for updating this value after each revision.
-                    </xsd:documentation>
-          </xsd:annotation>
-        </xsd:element>
-        <xsd:element name="lastModifiedBy" minOccurs="0" maxOccurs="1" type="xsd:string"/>
-        <xsd:element ref="dcterms:modified" minOccurs="0" maxOccurs="1"/>
-        <xsd:element name="contentStatus" minOccurs="0" maxOccurs="1" type="xsd:string"/>
-      </xsd:all>
-    </xsd:complexType>
-  </xsd:schema>
-  <xs:schema xmlns:pc="http://schemas.microsoft.com/office/infopath/2007/PartnerControls" xmlns:xs="http://www.w3.org/2001/XMLSchema" targetNamespace="http://schemas.microsoft.com/office/infopath/2007/PartnerControls" elementFormDefault="qualified" attributeFormDefault="unqualified">
-    <xs:element name="Person">
-      <xs:complexType>
-        <xs:sequence>
-          <xs:element ref="pc:DisplayName" minOccurs="0"/>
-          <xs:element ref="pc:AccountId" minOccurs="0"/>
-          <xs:element ref="pc:AccountType" minOccurs="0"/>
-        </xs:sequence>
-      </xs:complexType>
-    </xs:element>
-    <xs:element name="DisplayName" type="xs:string"/>
-    <xs:element name="AccountId" type="xs:string"/>
-    <xs:element name="AccountType" type="xs:string"/>
-    <xs:element name="BDCAssociatedEntity">
-      <xs:complexType>
-        <xs:sequence>
-          <xs:element ref="pc:BDCEntity" minOccurs="0" maxOccurs="unbounded"/>
-        </xs:sequence>
-        <xs:attribute ref="pc:EntityNamespace"/>
-        <xs:attribute ref="pc:EntityName"/>
-        <xs:attribute ref="pc:SystemInstanceName"/>
-        <xs:attribute ref="pc:AssociationName"/>
-      </xs:complexType>
-    </xs:element>
-    <xs:attribute name="EntityNamespace" type="xs:string"/>
-    <xs:attribute name="EntityName" type="xs:string"/>
-    <xs:attribute name="SystemInstanceName" type="xs:string"/>
-    <xs:attribute name="AssociationName" type="xs:string"/>
-    <xs:element name="BDCEntity">
-      <xs:complexType>
-        <xs:sequence>
-          <xs:element ref="pc:EntityDisplayName" minOccurs="0"/>
-          <xs:element ref="pc:EntityInstanceReference" minOccurs="0"/>
-          <xs:element ref="pc:EntityId1" minOccurs="0"/>
-          <xs:element ref="pc:EntityId2" minOccurs="0"/>
-          <xs:element ref="pc:EntityId3" minOccurs="0"/>
-          <xs:element ref="pc:EntityId4" minOccurs="0"/>
-          <xs:element ref="pc:EntityId5" minOccurs="0"/>
-        </xs:sequence>
-      </xs:complexType>
-    </xs:element>
-    <xs:element name="EntityDisplayName" type="xs:string"/>
-    <xs:element name="EntityInstanceReference" type="xs:string"/>
-    <xs:element name="EntityId1" type="xs:string"/>
-    <xs:element name="EntityId2" type="xs:string"/>
-    <xs:element name="EntityId3" type="xs:string"/>
-    <xs:element name="EntityId4" type="xs:string"/>
-    <xs:element name="EntityId5" type="xs:string"/>
-    <xs:element name="Terms">
-      <xs:complexType>
-        <xs:sequence>
-          <xs:element ref="pc:TermInfo" minOccurs="0" maxOccurs="unbounded"/>
-        </xs:sequence>
-      </xs:complexType>
-    </xs:element>
-    <xs:element name="TermInfo">
-      <xs:complexType>
-        <xs:sequence>
-          <xs:element ref="pc:TermName" minOccurs="0"/>
-          <xs:element ref="pc:TermId" minOccurs="0"/>
-        </xs:sequence>
-      </xs:complexType>
-    </xs:element>
-    <xs:element name="TermName" type="xs:string"/>
-    <xs:element name="TermId" type="xs:string"/>
-  </xs:schema>
-</ct:contentTypeSchema>
-</file>
-
-<file path=customXml/item44.xml><?xml version="1.0" encoding="utf-8"?>
-<?mso-contentType ?>
-<FormTemplates xmlns="http://schemas.microsoft.com/sharepoint/v3/contenttype/forms">
-  <Display>DocumentLibraryForm</Display>
-  <Edit>DocumentLibraryForm</Edit>
-  <New>DocumentLibraryForm</New>
-</FormTemplates>
-</file>
-
-<file path=customXml/item52.xml><?xml version="1.0" encoding="utf-8"?>
-<p:properties xmlns:p="http://schemas.microsoft.com/office/2006/metadata/properties" xmlns:xsi="http://www.w3.org/2001/XMLSchema-instance" xmlns:pc="http://schemas.microsoft.com/office/infopath/2007/PartnerControls">
-  <documentManagement>
-    <_ip_UnifiedCompliancePolicyUIAction xmlns="http://schemas.microsoft.com/sharepoint/v3" xsi:nil="true"/>
-    <Image xmlns="71af3243-3dd4-4a8d-8c0d-dd76da1f02a5">
-      <Url xsi:nil="true"/>
-      <Description xsi:nil="true"/>
-    </Image>
-    <Status xmlns="71af3243-3dd4-4a8d-8c0d-dd76da1f02a5">Not started</Status>
-    <Background xmlns="71af3243-3dd4-4a8d-8c0d-dd76da1f02a5">false</Background>
-    <_ip_UnifiedCompliancePolicyProperties xmlns="http://schemas.microsoft.com/sharepoint/v3" xsi:nil="true"/>
-    <ImageTagsTaxHTField xmlns="71af3243-3dd4-4a8d-8c0d-dd76da1f02a5">
-      <Terms xmlns="http://schemas.microsoft.com/office/infopath/2007/PartnerControls"/>
-    </ImageTagsTaxHTField>
-    <TaxCatchAll xmlns="230e9df3-be65-4c73-a93b-d1236ebd677e" xsi:nil="true"/>
-    <MediaServiceKeyPoints xmlns="71af3243-3dd4-4a8d-8c0d-dd76da1f02a5" xsi:nil="true"/>
-  </documentManagement>
-</p:properties>
-</file>
-
-<file path=customXml/itemProps13.xml><?xml version="1.0" encoding="utf-8"?>
-<ds:datastoreItem xmlns:ds="http://schemas.openxmlformats.org/officeDocument/2006/customXml" ds:itemID="{55AF091B-3C7A-41E3-B477-F2FDAA23CFDA}">
-  <ds:schemaRefs>
-    <ds:schemaRef ds:uri="http://schemas.microsoft.com/office/2006/coverPageProps"/>
-  </ds:schemaRefs>
-</ds:datastoreItem>
-</file>
-
-<file path=customXml/itemProps21.xml><?xml version="1.0" encoding="utf-8"?>
-<ds:datastoreItem xmlns:ds="http://schemas.openxmlformats.org/officeDocument/2006/customXml" ds:itemID="{E04DE3FC-BF38-414E-9FDE-4B12261D34D4}">
-  <ds:schemaRefs>
-    <ds:schemaRef ds:uri="http://schemas.openxmlformats.org/officeDocument/2006/bibliography"/>
-  </ds:schemaRefs>
-</ds:datastoreItem>
-</file>
-
-<file path=customXml/itemProps35.xml><?xml version="1.0" encoding="utf-8"?>
-<ds:datastoreItem xmlns:ds="http://schemas.openxmlformats.org/officeDocument/2006/customXml" ds:itemID="{08C4B8E8-7A39-4AE5-8A56-449D24DBF3B9}"/>
-</file>
-
-<file path=customXml/itemProps44.xml><?xml version="1.0" encoding="utf-8"?>
-<ds:datastoreItem xmlns:ds="http://schemas.openxmlformats.org/officeDocument/2006/customXml" ds:itemID="{7890E54D-2502-43A3-A4CB-3D26FED55362}"/>
-</file>
-
-<file path=customXml/itemProps52.xml><?xml version="1.0" encoding="utf-8"?>
-<ds:datastoreItem xmlns:ds="http://schemas.openxmlformats.org/officeDocument/2006/customXml" ds:itemID="{D8E44511-7402-422A-93E3-B9E03C2F93D4}"/>
-</file>
-
 <file path=docMetadata/LabelInfo.xml><?xml version="1.0" encoding="utf-8"?>
 <clbl:labelList xmlns:clbl="http://schemas.microsoft.com/office/2020/mipLabelMetadata"/>
 </file>